--- a/README(3.0).docx
+++ b/README(3.0).docx
@@ -2226,6 +2226,7 @@
         </w:rPr>
       </w:pPr>
       <w:proofErr w:type="spellStart"/>
+      <w:proofErr w:type="gramStart"/>
       <w:r>
         <w:rPr>
           <w:rFonts w:asciiTheme="majorHAnsi" w:hAnsiTheme="majorHAnsi"/>
@@ -2237,7 +2238,14 @@
         <w:rPr>
           <w:rFonts w:asciiTheme="majorHAnsi" w:hAnsiTheme="majorHAnsi"/>
         </w:rPr>
-        <w:t xml:space="preserve"> i </w:t>
+        <w:t xml:space="preserve"> i</w:t>
+      </w:r>
+      <w:proofErr w:type="gramEnd"/>
+      <w:r>
+        <w:rPr>
+          <w:rFonts w:asciiTheme="majorHAnsi" w:hAnsiTheme="majorHAnsi"/>
+        </w:rPr>
+        <w:t xml:space="preserve"> </w:t>
       </w:r>
       <w:proofErr w:type="spellStart"/>
       <w:r>
@@ -3953,6 +3961,7 @@
         <w:t xml:space="preserve"> = </w:t>
       </w:r>
       <w:proofErr w:type="spellStart"/>
+      <w:proofErr w:type="gramStart"/>
       <w:r>
         <w:rPr>
           <w:rFonts w:asciiTheme="majorHAnsi" w:hAnsiTheme="majorHAnsi"/>
@@ -3960,6 +3969,7 @@
         <w:t>np.percentile</w:t>
       </w:r>
       <w:proofErr w:type="spellEnd"/>
+      <w:proofErr w:type="gramEnd"/>
       <w:r>
         <w:rPr>
           <w:rFonts w:asciiTheme="majorHAnsi" w:hAnsiTheme="majorHAnsi"/>
@@ -4003,6 +4013,7 @@
         <w:t xml:space="preserve"> = </w:t>
       </w:r>
       <w:proofErr w:type="spellStart"/>
+      <w:proofErr w:type="gramStart"/>
       <w:r>
         <w:rPr>
           <w:rFonts w:asciiTheme="majorHAnsi" w:hAnsiTheme="majorHAnsi"/>
@@ -4010,6 +4021,7 @@
         <w:t>np.percentile</w:t>
       </w:r>
       <w:proofErr w:type="spellEnd"/>
+      <w:proofErr w:type="gramEnd"/>
       <w:r>
         <w:rPr>
           <w:rFonts w:asciiTheme="majorHAnsi" w:hAnsiTheme="majorHAnsi"/>
@@ -10339,6 +10351,174 @@
         </w:rPr>
         <w:t>.</w:t>
       </w:r>
+      <w:r>
+        <w:rPr>
+          <w:rFonts w:asciiTheme="majorHAnsi" w:hAnsiTheme="majorHAnsi"/>
+        </w:rPr>
+        <w:t xml:space="preserve"> </w:t>
+      </w:r>
+      <w:proofErr w:type="spellStart"/>
+      <w:r>
+        <w:rPr>
+          <w:rFonts w:asciiTheme="majorHAnsi" w:hAnsiTheme="majorHAnsi"/>
+        </w:rPr>
+        <w:t>Është</w:t>
+      </w:r>
+      <w:proofErr w:type="spellEnd"/>
+      <w:r>
+        <w:rPr>
+          <w:rFonts w:asciiTheme="majorHAnsi" w:hAnsiTheme="majorHAnsi"/>
+        </w:rPr>
+        <w:t xml:space="preserve"> </w:t>
+      </w:r>
+      <w:proofErr w:type="spellStart"/>
+      <w:r>
+        <w:rPr>
+          <w:rFonts w:asciiTheme="majorHAnsi" w:hAnsiTheme="majorHAnsi"/>
+        </w:rPr>
+        <w:t>krijuar</w:t>
+      </w:r>
+      <w:proofErr w:type="spellEnd"/>
+      <w:r>
+        <w:rPr>
+          <w:rFonts w:asciiTheme="majorHAnsi" w:hAnsiTheme="majorHAnsi"/>
+        </w:rPr>
+        <w:t xml:space="preserve"> moduli:</w:t>
+      </w:r>
+      <w:r>
+        <w:rPr>
+          <w:rFonts w:asciiTheme="majorHAnsi" w:hAnsiTheme="majorHAnsi"/>
+        </w:rPr>
+        <w:t xml:space="preserve"> </w:t>
+      </w:r>
+      <w:r>
+        <w:rPr>
+          <w:rFonts w:asciiTheme="majorHAnsi" w:hAnsiTheme="majorHAnsi"/>
+        </w:rPr>
+        <w:t>weather.py</w:t>
+      </w:r>
+      <w:r>
+        <w:rPr>
+          <w:rFonts w:asciiTheme="majorHAnsi" w:hAnsiTheme="majorHAnsi"/>
+        </w:rPr>
+        <w:t xml:space="preserve"> </w:t>
+      </w:r>
+      <w:r>
+        <w:rPr>
+          <w:rFonts w:asciiTheme="majorHAnsi" w:hAnsiTheme="majorHAnsi"/>
+        </w:rPr>
+        <w:t xml:space="preserve">me </w:t>
+      </w:r>
+      <w:proofErr w:type="spellStart"/>
+      <w:r>
+        <w:rPr>
+          <w:rFonts w:asciiTheme="majorHAnsi" w:hAnsiTheme="majorHAnsi"/>
+        </w:rPr>
+        <w:t>funksione</w:t>
+      </w:r>
+      <w:proofErr w:type="spellEnd"/>
+      <w:r>
+        <w:rPr>
+          <w:rFonts w:asciiTheme="majorHAnsi" w:hAnsiTheme="majorHAnsi"/>
+        </w:rPr>
+        <w:t xml:space="preserve"> </w:t>
+      </w:r>
+      <w:proofErr w:type="spellStart"/>
+      <w:r>
+        <w:rPr>
+          <w:rFonts w:asciiTheme="majorHAnsi" w:hAnsiTheme="majorHAnsi"/>
+        </w:rPr>
+        <w:t>për</w:t>
+      </w:r>
+      <w:proofErr w:type="spellEnd"/>
+      <w:r>
+        <w:rPr>
+          <w:rFonts w:asciiTheme="majorHAnsi" w:hAnsiTheme="majorHAnsi"/>
+        </w:rPr>
+        <w:t>:</w:t>
+      </w:r>
+      <w:r>
+        <w:rPr>
+          <w:rFonts w:asciiTheme="majorHAnsi" w:hAnsiTheme="majorHAnsi"/>
+        </w:rPr>
+        <w:t xml:space="preserve"> </w:t>
+      </w:r>
+      <w:proofErr w:type="spellStart"/>
+      <w:r>
+        <w:rPr>
+          <w:rFonts w:asciiTheme="majorHAnsi" w:hAnsiTheme="majorHAnsi"/>
+        </w:rPr>
+        <w:t>get_historical_</w:t>
+      </w:r>
+      <w:proofErr w:type="gramStart"/>
+      <w:r>
+        <w:rPr>
+          <w:rFonts w:asciiTheme="majorHAnsi" w:hAnsiTheme="majorHAnsi"/>
+        </w:rPr>
+        <w:t>temperature</w:t>
+      </w:r>
+      <w:proofErr w:type="spellEnd"/>
+      <w:r>
+        <w:rPr>
+          <w:rFonts w:asciiTheme="majorHAnsi" w:hAnsiTheme="majorHAnsi"/>
+        </w:rPr>
+        <w:t>(</w:t>
+      </w:r>
+      <w:proofErr w:type="gramEnd"/>
+      <w:r>
+        <w:rPr>
+          <w:rFonts w:asciiTheme="majorHAnsi" w:hAnsiTheme="majorHAnsi"/>
+        </w:rPr>
+        <w:t>)</w:t>
+      </w:r>
+      <w:r>
+        <w:rPr>
+          <w:rFonts w:asciiTheme="majorHAnsi" w:hAnsiTheme="majorHAnsi"/>
+        </w:rPr>
+        <w:t xml:space="preserve"> </w:t>
+      </w:r>
+      <w:proofErr w:type="spellStart"/>
+      <w:r>
+        <w:rPr>
+          <w:rFonts w:asciiTheme="majorHAnsi" w:hAnsiTheme="majorHAnsi"/>
+        </w:rPr>
+        <w:t>dhe</w:t>
+      </w:r>
+      <w:proofErr w:type="spellEnd"/>
+      <w:r>
+        <w:rPr>
+          <w:rFonts w:asciiTheme="majorHAnsi" w:hAnsiTheme="majorHAnsi"/>
+        </w:rPr>
+        <w:t xml:space="preserve"> </w:t>
+      </w:r>
+      <w:proofErr w:type="spellStart"/>
+      <w:r>
+        <w:rPr>
+          <w:rFonts w:asciiTheme="majorHAnsi" w:hAnsiTheme="majorHAnsi"/>
+        </w:rPr>
+        <w:t>get_forecast_</w:t>
+      </w:r>
+      <w:proofErr w:type="gramStart"/>
+      <w:r>
+        <w:rPr>
+          <w:rFonts w:asciiTheme="majorHAnsi" w:hAnsiTheme="majorHAnsi"/>
+        </w:rPr>
+        <w:t>temperature</w:t>
+      </w:r>
+      <w:proofErr w:type="spellEnd"/>
+      <w:r>
+        <w:rPr>
+          <w:rFonts w:asciiTheme="majorHAnsi" w:hAnsiTheme="majorHAnsi"/>
+        </w:rPr>
+        <w:t>(</w:t>
+      </w:r>
+      <w:proofErr w:type="gramEnd"/>
+      <w:r>
+        <w:rPr>
+          <w:rFonts w:asciiTheme="majorHAnsi" w:hAnsiTheme="majorHAnsi"/>
+        </w:rPr>
+        <w:t>)</w:t>
+      </w:r>
     </w:p>
     <w:p>
       <w:pPr>
@@ -10352,59 +10532,35 @@
         <w:rPr>
           <w:rFonts w:asciiTheme="majorHAnsi" w:hAnsiTheme="majorHAnsi"/>
         </w:rPr>
-        <w:t>Është</w:t>
-      </w:r>
-      <w:proofErr w:type="spellEnd"/>
-      <w:r>
-        <w:rPr>
-          <w:rFonts w:asciiTheme="majorHAnsi" w:hAnsiTheme="majorHAnsi"/>
-        </w:rPr>
-        <w:t xml:space="preserve"> </w:t>
-      </w:r>
-      <w:proofErr w:type="spellStart"/>
-      <w:r>
-        <w:rPr>
-          <w:rFonts w:asciiTheme="majorHAnsi" w:hAnsiTheme="majorHAnsi"/>
-        </w:rPr>
-        <w:t>krijuar</w:t>
-      </w:r>
-      <w:proofErr w:type="spellEnd"/>
-      <w:r>
-        <w:rPr>
-          <w:rFonts w:asciiTheme="majorHAnsi" w:hAnsiTheme="majorHAnsi"/>
-        </w:rPr>
-        <w:t xml:space="preserve"> moduli:</w:t>
-      </w:r>
-      <w:r>
-        <w:rPr>
-          <w:rFonts w:asciiTheme="majorHAnsi" w:hAnsiTheme="majorHAnsi"/>
-        </w:rPr>
-        <w:t xml:space="preserve"> </w:t>
-      </w:r>
-      <w:r>
-        <w:rPr>
-          <w:rFonts w:asciiTheme="majorHAnsi" w:hAnsiTheme="majorHAnsi"/>
-        </w:rPr>
-        <w:t>weather.py</w:t>
-      </w:r>
-      <w:r>
-        <w:rPr>
-          <w:rFonts w:asciiTheme="majorHAnsi" w:hAnsiTheme="majorHAnsi"/>
-        </w:rPr>
-        <w:t xml:space="preserve"> </w:t>
-      </w:r>
-      <w:r>
-        <w:rPr>
-          <w:rFonts w:asciiTheme="majorHAnsi" w:hAnsiTheme="majorHAnsi"/>
-        </w:rPr>
-        <w:t xml:space="preserve">me </w:t>
-      </w:r>
-      <w:proofErr w:type="spellStart"/>
-      <w:r>
-        <w:rPr>
-          <w:rFonts w:asciiTheme="majorHAnsi" w:hAnsiTheme="majorHAnsi"/>
-        </w:rPr>
-        <w:t>funksione</w:t>
+        <w:t>Temperatura</w:t>
+      </w:r>
+      <w:proofErr w:type="spellEnd"/>
+      <w:r>
+        <w:rPr>
+          <w:rFonts w:asciiTheme="majorHAnsi" w:hAnsiTheme="majorHAnsi"/>
+        </w:rPr>
+        <w:t xml:space="preserve"> </w:t>
+      </w:r>
+      <w:proofErr w:type="spellStart"/>
+      <w:r>
+        <w:rPr>
+          <w:rFonts w:asciiTheme="majorHAnsi" w:hAnsiTheme="majorHAnsi"/>
+        </w:rPr>
+        <w:t>historike</w:t>
+      </w:r>
+      <w:proofErr w:type="spellEnd"/>
+      <w:r>
+        <w:rPr>
+          <w:rFonts w:asciiTheme="majorHAnsi" w:hAnsiTheme="majorHAnsi"/>
+        </w:rPr>
+        <w:t xml:space="preserve"> </w:t>
+      </w:r>
+      <w:proofErr w:type="spellStart"/>
+      <w:r>
+        <w:rPr>
+          <w:rFonts w:asciiTheme="majorHAnsi" w:hAnsiTheme="majorHAnsi"/>
+        </w:rPr>
+        <w:t>përdoret</w:t>
       </w:r>
       <w:proofErr w:type="spellEnd"/>
       <w:r>
@@ -10425,61 +10581,35 @@
         <w:rPr>
           <w:rFonts w:asciiTheme="majorHAnsi" w:hAnsiTheme="majorHAnsi"/>
         </w:rPr>
-        <w:t>:</w:t>
-      </w:r>
-      <w:r>
-        <w:rPr>
-          <w:rFonts w:asciiTheme="majorHAnsi" w:hAnsiTheme="majorHAnsi"/>
-        </w:rPr>
-        <w:t xml:space="preserve"> </w:t>
-      </w:r>
-      <w:proofErr w:type="spellStart"/>
-      <w:r>
-        <w:rPr>
-          <w:rFonts w:asciiTheme="majorHAnsi" w:hAnsiTheme="majorHAnsi"/>
-        </w:rPr>
-        <w:t>get_historical_temperature</w:t>
-      </w:r>
-      <w:proofErr w:type="spellEnd"/>
-      <w:r>
-        <w:rPr>
-          <w:rFonts w:asciiTheme="majorHAnsi" w:hAnsiTheme="majorHAnsi"/>
-        </w:rPr>
-        <w:t>()</w:t>
-      </w:r>
-      <w:r>
-        <w:rPr>
-          <w:rFonts w:asciiTheme="majorHAnsi" w:hAnsiTheme="majorHAnsi"/>
-        </w:rPr>
-        <w:t xml:space="preserve"> </w:t>
-      </w:r>
-      <w:proofErr w:type="spellStart"/>
-      <w:r>
-        <w:rPr>
-          <w:rFonts w:asciiTheme="majorHAnsi" w:hAnsiTheme="majorHAnsi"/>
-        </w:rPr>
-        <w:t>dhe</w:t>
-      </w:r>
-      <w:proofErr w:type="spellEnd"/>
-      <w:r>
-        <w:rPr>
-          <w:rFonts w:asciiTheme="majorHAnsi" w:hAnsiTheme="majorHAnsi"/>
-        </w:rPr>
-        <w:t xml:space="preserve"> </w:t>
-      </w:r>
-      <w:proofErr w:type="spellStart"/>
-      <w:r>
-        <w:rPr>
-          <w:rFonts w:asciiTheme="majorHAnsi" w:hAnsiTheme="majorHAnsi"/>
-        </w:rPr>
-        <w:t>get_forecast_temperature</w:t>
-      </w:r>
-      <w:proofErr w:type="spellEnd"/>
-      <w:r>
-        <w:rPr>
-          <w:rFonts w:asciiTheme="majorHAnsi" w:hAnsiTheme="majorHAnsi"/>
-        </w:rPr>
-        <w:t>()</w:t>
+        <w:t xml:space="preserve"> </w:t>
+      </w:r>
+      <w:proofErr w:type="spellStart"/>
+      <w:r>
+        <w:rPr>
+          <w:rFonts w:asciiTheme="majorHAnsi" w:hAnsiTheme="majorHAnsi"/>
+        </w:rPr>
+        <w:t>periudhën</w:t>
+      </w:r>
+      <w:proofErr w:type="spellEnd"/>
+      <w:r>
+        <w:rPr>
+          <w:rFonts w:asciiTheme="majorHAnsi" w:hAnsiTheme="majorHAnsi"/>
+        </w:rPr>
+        <w:t xml:space="preserve"> e </w:t>
+      </w:r>
+      <w:proofErr w:type="spellStart"/>
+      <w:r>
+        <w:rPr>
+          <w:rFonts w:asciiTheme="majorHAnsi" w:hAnsiTheme="majorHAnsi"/>
+        </w:rPr>
+        <w:t>trajnimit</w:t>
+      </w:r>
+      <w:proofErr w:type="spellEnd"/>
+      <w:r>
+        <w:rPr>
+          <w:rFonts w:asciiTheme="majorHAnsi" w:hAnsiTheme="majorHAnsi"/>
+        </w:rPr>
+        <w:t>.</w:t>
       </w:r>
     </w:p>
     <w:p>
@@ -10494,84 +10624,28 @@
         <w:rPr>
           <w:rFonts w:asciiTheme="majorHAnsi" w:hAnsiTheme="majorHAnsi"/>
         </w:rPr>
-        <w:t>Temperatura</w:t>
-      </w:r>
-      <w:proofErr w:type="spellEnd"/>
-      <w:r>
-        <w:rPr>
-          <w:rFonts w:asciiTheme="majorHAnsi" w:hAnsiTheme="majorHAnsi"/>
-        </w:rPr>
-        <w:t xml:space="preserve"> </w:t>
-      </w:r>
-      <w:proofErr w:type="spellStart"/>
-      <w:r>
-        <w:rPr>
-          <w:rFonts w:asciiTheme="majorHAnsi" w:hAnsiTheme="majorHAnsi"/>
-        </w:rPr>
-        <w:t>historike</w:t>
-      </w:r>
-      <w:proofErr w:type="spellEnd"/>
-      <w:r>
-        <w:rPr>
-          <w:rFonts w:asciiTheme="majorHAnsi" w:hAnsiTheme="majorHAnsi"/>
-        </w:rPr>
-        <w:t xml:space="preserve"> </w:t>
-      </w:r>
-      <w:proofErr w:type="spellStart"/>
-      <w:r>
-        <w:rPr>
-          <w:rFonts w:asciiTheme="majorHAnsi" w:hAnsiTheme="majorHAnsi"/>
-        </w:rPr>
-        <w:t>përdoret</w:t>
-      </w:r>
-      <w:proofErr w:type="spellEnd"/>
-      <w:r>
-        <w:rPr>
-          <w:rFonts w:asciiTheme="majorHAnsi" w:hAnsiTheme="majorHAnsi"/>
-        </w:rPr>
-        <w:t xml:space="preserve"> </w:t>
-      </w:r>
-      <w:proofErr w:type="spellStart"/>
-      <w:r>
-        <w:rPr>
-          <w:rFonts w:asciiTheme="majorHAnsi" w:hAnsiTheme="majorHAnsi"/>
-        </w:rPr>
-        <w:t>për</w:t>
-      </w:r>
-      <w:proofErr w:type="spellEnd"/>
-      <w:r>
-        <w:rPr>
-          <w:rFonts w:asciiTheme="majorHAnsi" w:hAnsiTheme="majorHAnsi"/>
-        </w:rPr>
-        <w:t xml:space="preserve"> </w:t>
-      </w:r>
-      <w:proofErr w:type="spellStart"/>
-      <w:r>
-        <w:rPr>
-          <w:rFonts w:asciiTheme="majorHAnsi" w:hAnsiTheme="majorHAnsi"/>
-        </w:rPr>
-        <w:t>periudhën</w:t>
-      </w:r>
-      <w:proofErr w:type="spellEnd"/>
-      <w:r>
-        <w:rPr>
-          <w:rFonts w:asciiTheme="majorHAnsi" w:hAnsiTheme="majorHAnsi"/>
-        </w:rPr>
-        <w:t xml:space="preserve"> e </w:t>
-      </w:r>
-      <w:proofErr w:type="spellStart"/>
-      <w:r>
-        <w:rPr>
-          <w:rFonts w:asciiTheme="majorHAnsi" w:hAnsiTheme="majorHAnsi"/>
-        </w:rPr>
-        <w:t>trajnimit</w:t>
-      </w:r>
-      <w:proofErr w:type="spellEnd"/>
-      <w:r>
-        <w:rPr>
-          <w:rFonts w:asciiTheme="majorHAnsi" w:hAnsiTheme="majorHAnsi"/>
-        </w:rPr>
-        <w:t>.</w:t>
+        <w:t>Për</w:t>
+      </w:r>
+      <w:proofErr w:type="spellEnd"/>
+      <w:r>
+        <w:rPr>
+          <w:rFonts w:asciiTheme="majorHAnsi" w:hAnsiTheme="majorHAnsi"/>
+        </w:rPr>
+        <w:t xml:space="preserve"> </w:t>
+      </w:r>
+      <w:proofErr w:type="spellStart"/>
+      <w:r>
+        <w:rPr>
+          <w:rFonts w:asciiTheme="majorHAnsi" w:hAnsiTheme="majorHAnsi"/>
+        </w:rPr>
+        <w:t>shembull</w:t>
+      </w:r>
+      <w:proofErr w:type="spellEnd"/>
+      <w:r>
+        <w:rPr>
+          <w:rFonts w:asciiTheme="majorHAnsi" w:hAnsiTheme="majorHAnsi"/>
+        </w:rPr>
+        <w:t>:</w:t>
       </w:r>
     </w:p>
     <w:p>
@@ -10581,34 +10655,34 @@
           <w:rFonts w:asciiTheme="majorHAnsi" w:hAnsiTheme="majorHAnsi"/>
         </w:rPr>
       </w:pPr>
-      <w:proofErr w:type="spellStart"/>
-      <w:r>
-        <w:rPr>
-          <w:rFonts w:asciiTheme="majorHAnsi" w:hAnsiTheme="majorHAnsi"/>
-        </w:rPr>
-        <w:t>Për</w:t>
-      </w:r>
-      <w:proofErr w:type="spellEnd"/>
-      <w:r>
-        <w:rPr>
-          <w:rFonts w:asciiTheme="majorHAnsi" w:hAnsiTheme="majorHAnsi"/>
-        </w:rPr>
-        <w:t xml:space="preserve"> </w:t>
-      </w:r>
-      <w:proofErr w:type="spellStart"/>
-      <w:r>
-        <w:rPr>
-          <w:rFonts w:asciiTheme="majorHAnsi" w:hAnsiTheme="majorHAnsi"/>
-        </w:rPr>
-        <w:t>shembull</w:t>
-      </w:r>
-      <w:proofErr w:type="spellEnd"/>
-      <w:r>
-        <w:rPr>
-          <w:rFonts w:asciiTheme="majorHAnsi" w:hAnsiTheme="majorHAnsi"/>
-        </w:rPr>
-        <w:t>:</w:t>
-      </w:r>
+      <w:r>
+        <w:rPr>
+          <w:rFonts w:asciiTheme="majorHAnsi" w:hAnsiTheme="majorHAnsi"/>
+        </w:rPr>
+        <w:t xml:space="preserve">weather = </w:t>
+      </w:r>
+      <w:proofErr w:type="spellStart"/>
+      <w:r>
+        <w:rPr>
+          <w:rFonts w:asciiTheme="majorHAnsi" w:hAnsiTheme="majorHAnsi"/>
+        </w:rPr>
+        <w:t>get_historical_</w:t>
+      </w:r>
+      <w:proofErr w:type="gramStart"/>
+      <w:r>
+        <w:rPr>
+          <w:rFonts w:asciiTheme="majorHAnsi" w:hAnsiTheme="majorHAnsi"/>
+        </w:rPr>
+        <w:t>temperature</w:t>
+      </w:r>
+      <w:proofErr w:type="spellEnd"/>
+      <w:r>
+        <w:rPr>
+          <w:rFonts w:asciiTheme="majorHAnsi" w:hAnsiTheme="majorHAnsi"/>
+        </w:rPr>
+        <w:t>(</w:t>
+      </w:r>
+      <w:proofErr w:type="gramEnd"/>
     </w:p>
     <w:p>
       <w:pPr>
@@ -10621,21 +10695,7 @@
         <w:rPr>
           <w:rFonts w:asciiTheme="majorHAnsi" w:hAnsiTheme="majorHAnsi"/>
         </w:rPr>
-        <w:t xml:space="preserve">weather = </w:t>
-      </w:r>
-      <w:proofErr w:type="spellStart"/>
-      <w:r>
-        <w:rPr>
-          <w:rFonts w:asciiTheme="majorHAnsi" w:hAnsiTheme="majorHAnsi"/>
-        </w:rPr>
-        <w:t>get_historical_temperature</w:t>
-      </w:r>
-      <w:proofErr w:type="spellEnd"/>
-      <w:r>
-        <w:rPr>
-          <w:rFonts w:asciiTheme="majorHAnsi" w:hAnsiTheme="majorHAnsi"/>
-        </w:rPr>
-        <w:t>(</w:t>
+        <w:t xml:space="preserve">    "2026-06-01",</w:t>
       </w:r>
     </w:p>
     <w:p>
@@ -10649,7 +10709,7 @@
         <w:rPr>
           <w:rFonts w:asciiTheme="majorHAnsi" w:hAnsiTheme="majorHAnsi"/>
         </w:rPr>
-        <w:t xml:space="preserve">    "2026-06-01",</w:t>
+        <w:t xml:space="preserve">    "2026-06-30"</w:t>
       </w:r>
     </w:p>
     <w:p>
@@ -10663,7 +10723,7 @@
         <w:rPr>
           <w:rFonts w:asciiTheme="majorHAnsi" w:hAnsiTheme="majorHAnsi"/>
         </w:rPr>
-        <w:t xml:space="preserve">    "2026-06-30"</w:t>
+        <w:t>)</w:t>
       </w:r>
     </w:p>
     <w:p>
@@ -10673,169 +10733,1367 @@
           <w:rFonts w:asciiTheme="majorHAnsi" w:hAnsiTheme="majorHAnsi"/>
         </w:rPr>
       </w:pPr>
-      <w:r>
-        <w:rPr>
-          <w:rFonts w:asciiTheme="majorHAnsi" w:hAnsiTheme="majorHAnsi"/>
-        </w:rPr>
-        <w:t>)</w:t>
-      </w:r>
+      <w:proofErr w:type="spellStart"/>
+      <w:r>
+        <w:rPr>
+          <w:rFonts w:asciiTheme="majorHAnsi" w:hAnsiTheme="majorHAnsi"/>
+        </w:rPr>
+        <w:t>Të</w:t>
+      </w:r>
+      <w:proofErr w:type="spellEnd"/>
+      <w:r>
+        <w:rPr>
+          <w:rFonts w:asciiTheme="majorHAnsi" w:hAnsiTheme="majorHAnsi"/>
+        </w:rPr>
+        <w:t xml:space="preserve"> </w:t>
+      </w:r>
+      <w:proofErr w:type="spellStart"/>
+      <w:r>
+        <w:rPr>
+          <w:rFonts w:asciiTheme="majorHAnsi" w:hAnsiTheme="majorHAnsi"/>
+        </w:rPr>
+        <w:t>dhënat</w:t>
+      </w:r>
+      <w:proofErr w:type="spellEnd"/>
+      <w:r>
+        <w:rPr>
+          <w:rFonts w:asciiTheme="majorHAnsi" w:hAnsiTheme="majorHAnsi"/>
+        </w:rPr>
+        <w:t xml:space="preserve"> </w:t>
+      </w:r>
+      <w:proofErr w:type="spellStart"/>
+      <w:r>
+        <w:rPr>
+          <w:rFonts w:asciiTheme="majorHAnsi" w:hAnsiTheme="majorHAnsi"/>
+        </w:rPr>
+        <w:t>bashkohen</w:t>
+      </w:r>
+      <w:proofErr w:type="spellEnd"/>
+      <w:r>
+        <w:rPr>
+          <w:rFonts w:asciiTheme="majorHAnsi" w:hAnsiTheme="majorHAnsi"/>
+        </w:rPr>
+        <w:t xml:space="preserve"> me dataset-in </w:t>
+      </w:r>
+      <w:proofErr w:type="spellStart"/>
+      <w:r>
+        <w:rPr>
+          <w:rFonts w:asciiTheme="majorHAnsi" w:hAnsiTheme="majorHAnsi"/>
+        </w:rPr>
+        <w:t>kryesor</w:t>
+      </w:r>
+      <w:proofErr w:type="spellEnd"/>
+      <w:r>
+        <w:rPr>
+          <w:rFonts w:asciiTheme="majorHAnsi" w:hAnsiTheme="majorHAnsi"/>
+        </w:rPr>
+        <w:t xml:space="preserve"> </w:t>
+      </w:r>
+      <w:proofErr w:type="spellStart"/>
+      <w:r>
+        <w:rPr>
+          <w:rFonts w:asciiTheme="majorHAnsi" w:hAnsiTheme="majorHAnsi"/>
+        </w:rPr>
+        <w:t>përmes</w:t>
+      </w:r>
+      <w:proofErr w:type="spellEnd"/>
+      <w:r>
+        <w:rPr>
+          <w:rFonts w:asciiTheme="majorHAnsi" w:hAnsiTheme="majorHAnsi"/>
+        </w:rPr>
+        <w:t xml:space="preserve"> </w:t>
+      </w:r>
+      <w:r>
+        <w:rPr>
+          <w:rFonts w:asciiTheme="majorHAnsi" w:hAnsiTheme="majorHAnsi"/>
+          <w:i/>
+          <w:iCs/>
+        </w:rPr>
+        <w:t>datetime</w:t>
+      </w:r>
+      <w:r>
+        <w:rPr>
+          <w:rFonts w:asciiTheme="majorHAnsi" w:hAnsiTheme="majorHAnsi"/>
+        </w:rPr>
+        <w:t xml:space="preserve">, </w:t>
+      </w:r>
+      <w:r>
+        <w:rPr>
+          <w:rFonts w:asciiTheme="majorHAnsi" w:hAnsiTheme="majorHAnsi"/>
+        </w:rPr>
+        <w:t>me:</w:t>
+      </w:r>
+      <w:r>
+        <w:rPr>
+          <w:rFonts w:asciiTheme="majorHAnsi" w:hAnsiTheme="majorHAnsi"/>
+        </w:rPr>
+        <w:t xml:space="preserve"> </w:t>
+      </w:r>
+      <w:proofErr w:type="spellStart"/>
+      <w:r>
+        <w:rPr>
+          <w:rFonts w:asciiTheme="majorHAnsi" w:hAnsiTheme="majorHAnsi"/>
+        </w:rPr>
+        <w:t>df_</w:t>
+      </w:r>
+      <w:proofErr w:type="gramStart"/>
+      <w:r>
+        <w:rPr>
+          <w:rFonts w:asciiTheme="majorHAnsi" w:hAnsiTheme="majorHAnsi"/>
+        </w:rPr>
+        <w:t>features.merge</w:t>
+      </w:r>
+      <w:proofErr w:type="spellEnd"/>
+      <w:proofErr w:type="gramEnd"/>
+      <w:r>
+        <w:rPr>
+          <w:rFonts w:asciiTheme="majorHAnsi" w:hAnsiTheme="majorHAnsi"/>
+        </w:rPr>
+        <w:t xml:space="preserve">. </w:t>
+      </w:r>
+      <w:proofErr w:type="spellStart"/>
+      <w:r>
+        <w:rPr>
+          <w:rFonts w:asciiTheme="majorHAnsi" w:hAnsiTheme="majorHAnsi"/>
+        </w:rPr>
+        <w:t>Shtimi</w:t>
+      </w:r>
+      <w:proofErr w:type="spellEnd"/>
+      <w:r>
+        <w:rPr>
+          <w:rFonts w:asciiTheme="majorHAnsi" w:hAnsiTheme="majorHAnsi"/>
+        </w:rPr>
+        <w:t xml:space="preserve"> </w:t>
+      </w:r>
+      <w:proofErr w:type="spellStart"/>
+      <w:r>
+        <w:rPr>
+          <w:rFonts w:asciiTheme="majorHAnsi" w:hAnsiTheme="majorHAnsi"/>
+        </w:rPr>
+        <w:t>i</w:t>
+      </w:r>
+      <w:proofErr w:type="spellEnd"/>
+      <w:r>
+        <w:rPr>
+          <w:rFonts w:asciiTheme="majorHAnsi" w:hAnsiTheme="majorHAnsi"/>
+        </w:rPr>
+        <w:t xml:space="preserve"> </w:t>
+      </w:r>
+      <w:proofErr w:type="spellStart"/>
+      <w:r>
+        <w:rPr>
+          <w:rFonts w:asciiTheme="majorHAnsi" w:hAnsiTheme="majorHAnsi"/>
+        </w:rPr>
+        <w:t>temperaturës</w:t>
+      </w:r>
+      <w:proofErr w:type="spellEnd"/>
+      <w:r>
+        <w:rPr>
+          <w:rFonts w:asciiTheme="majorHAnsi" w:hAnsiTheme="majorHAnsi"/>
+        </w:rPr>
+        <w:t xml:space="preserve"> </w:t>
+      </w:r>
+      <w:proofErr w:type="spellStart"/>
+      <w:r>
+        <w:rPr>
+          <w:rFonts w:asciiTheme="majorHAnsi" w:hAnsiTheme="majorHAnsi"/>
+        </w:rPr>
+        <w:t>si</w:t>
+      </w:r>
+      <w:proofErr w:type="spellEnd"/>
+      <w:r>
+        <w:rPr>
+          <w:rFonts w:asciiTheme="majorHAnsi" w:hAnsiTheme="majorHAnsi"/>
+        </w:rPr>
+        <w:t xml:space="preserve"> feature </w:t>
+      </w:r>
+      <w:proofErr w:type="spellStart"/>
+      <w:r>
+        <w:rPr>
+          <w:rFonts w:asciiTheme="majorHAnsi" w:hAnsiTheme="majorHAnsi"/>
+        </w:rPr>
+        <w:t>i</w:t>
+      </w:r>
+      <w:proofErr w:type="spellEnd"/>
+      <w:r>
+        <w:rPr>
+          <w:rFonts w:asciiTheme="majorHAnsi" w:hAnsiTheme="majorHAnsi"/>
+        </w:rPr>
+        <w:t xml:space="preserve"> </w:t>
+      </w:r>
+      <w:proofErr w:type="spellStart"/>
+      <w:r>
+        <w:rPr>
+          <w:rFonts w:asciiTheme="majorHAnsi" w:hAnsiTheme="majorHAnsi"/>
+        </w:rPr>
+        <w:t>jashtëm</w:t>
+      </w:r>
+      <w:proofErr w:type="spellEnd"/>
+      <w:r>
+        <w:rPr>
+          <w:rFonts w:asciiTheme="majorHAnsi" w:hAnsiTheme="majorHAnsi"/>
+        </w:rPr>
+        <w:t xml:space="preserve"> </w:t>
+      </w:r>
+      <w:proofErr w:type="spellStart"/>
+      <w:r>
+        <w:rPr>
+          <w:rFonts w:asciiTheme="majorHAnsi" w:hAnsiTheme="majorHAnsi"/>
+        </w:rPr>
+        <w:t>i</w:t>
+      </w:r>
+      <w:proofErr w:type="spellEnd"/>
+      <w:r>
+        <w:rPr>
+          <w:rFonts w:asciiTheme="majorHAnsi" w:hAnsiTheme="majorHAnsi"/>
+        </w:rPr>
+        <w:t xml:space="preserve"> dha </w:t>
+      </w:r>
+      <w:proofErr w:type="spellStart"/>
+      <w:r>
+        <w:rPr>
+          <w:rFonts w:asciiTheme="majorHAnsi" w:hAnsiTheme="majorHAnsi"/>
+        </w:rPr>
+        <w:t>modelit</w:t>
+      </w:r>
+      <w:proofErr w:type="spellEnd"/>
+      <w:r>
+        <w:rPr>
+          <w:rFonts w:asciiTheme="majorHAnsi" w:hAnsiTheme="majorHAnsi"/>
+        </w:rPr>
+        <w:t xml:space="preserve"> </w:t>
+      </w:r>
+      <w:proofErr w:type="spellStart"/>
+      <w:r>
+        <w:rPr>
+          <w:rFonts w:asciiTheme="majorHAnsi" w:hAnsiTheme="majorHAnsi"/>
+        </w:rPr>
+        <w:t>informacion</w:t>
+      </w:r>
+      <w:proofErr w:type="spellEnd"/>
+      <w:r>
+        <w:rPr>
+          <w:rFonts w:asciiTheme="majorHAnsi" w:hAnsiTheme="majorHAnsi"/>
+        </w:rPr>
+        <w:t xml:space="preserve"> </w:t>
+      </w:r>
+      <w:proofErr w:type="spellStart"/>
+      <w:r>
+        <w:rPr>
+          <w:rFonts w:asciiTheme="majorHAnsi" w:hAnsiTheme="majorHAnsi"/>
+        </w:rPr>
+        <w:t>shtesë</w:t>
+      </w:r>
+      <w:proofErr w:type="spellEnd"/>
+      <w:r>
+        <w:rPr>
+          <w:rFonts w:asciiTheme="majorHAnsi" w:hAnsiTheme="majorHAnsi"/>
+        </w:rPr>
+        <w:t xml:space="preserve"> </w:t>
+      </w:r>
+      <w:proofErr w:type="spellStart"/>
+      <w:r>
+        <w:rPr>
+          <w:rFonts w:asciiTheme="majorHAnsi" w:hAnsiTheme="majorHAnsi"/>
+        </w:rPr>
+        <w:t>për</w:t>
+      </w:r>
+      <w:proofErr w:type="spellEnd"/>
+      <w:r>
+        <w:rPr>
+          <w:rFonts w:asciiTheme="majorHAnsi" w:hAnsiTheme="majorHAnsi"/>
+        </w:rPr>
+        <w:t xml:space="preserve"> </w:t>
+      </w:r>
+      <w:proofErr w:type="spellStart"/>
+      <w:r>
+        <w:rPr>
+          <w:rFonts w:asciiTheme="majorHAnsi" w:hAnsiTheme="majorHAnsi"/>
+        </w:rPr>
+        <w:t>kushtet</w:t>
+      </w:r>
+      <w:proofErr w:type="spellEnd"/>
+      <w:r>
+        <w:rPr>
+          <w:rFonts w:asciiTheme="majorHAnsi" w:hAnsiTheme="majorHAnsi"/>
+        </w:rPr>
+        <w:t xml:space="preserve"> </w:t>
+      </w:r>
+      <w:proofErr w:type="spellStart"/>
+      <w:r>
+        <w:rPr>
+          <w:rFonts w:asciiTheme="majorHAnsi" w:hAnsiTheme="majorHAnsi"/>
+        </w:rPr>
+        <w:t>që</w:t>
+      </w:r>
+      <w:proofErr w:type="spellEnd"/>
+      <w:r>
+        <w:rPr>
+          <w:rFonts w:asciiTheme="majorHAnsi" w:hAnsiTheme="majorHAnsi"/>
+        </w:rPr>
+        <w:t xml:space="preserve"> </w:t>
+      </w:r>
+      <w:proofErr w:type="spellStart"/>
+      <w:r>
+        <w:rPr>
+          <w:rFonts w:asciiTheme="majorHAnsi" w:hAnsiTheme="majorHAnsi"/>
+        </w:rPr>
+        <w:t>ndikojnë</w:t>
+      </w:r>
+      <w:proofErr w:type="spellEnd"/>
+      <w:r>
+        <w:rPr>
+          <w:rFonts w:asciiTheme="majorHAnsi" w:hAnsiTheme="majorHAnsi"/>
+        </w:rPr>
+        <w:t xml:space="preserve"> </w:t>
+      </w:r>
+      <w:proofErr w:type="spellStart"/>
+      <w:r>
+        <w:rPr>
+          <w:rFonts w:asciiTheme="majorHAnsi" w:hAnsiTheme="majorHAnsi"/>
+        </w:rPr>
+        <w:t>në</w:t>
+      </w:r>
+      <w:proofErr w:type="spellEnd"/>
+      <w:r>
+        <w:rPr>
+          <w:rFonts w:asciiTheme="majorHAnsi" w:hAnsiTheme="majorHAnsi"/>
+        </w:rPr>
+        <w:t xml:space="preserve"> </w:t>
+      </w:r>
+      <w:proofErr w:type="spellStart"/>
+      <w:r>
+        <w:rPr>
+          <w:rFonts w:asciiTheme="majorHAnsi" w:hAnsiTheme="majorHAnsi"/>
+        </w:rPr>
+        <w:t>konsumin</w:t>
+      </w:r>
+      <w:proofErr w:type="spellEnd"/>
+      <w:r>
+        <w:rPr>
+          <w:rFonts w:asciiTheme="majorHAnsi" w:hAnsiTheme="majorHAnsi"/>
+        </w:rPr>
+        <w:t>/</w:t>
+      </w:r>
+      <w:proofErr w:type="spellStart"/>
+      <w:r>
+        <w:rPr>
+          <w:rFonts w:asciiTheme="majorHAnsi" w:hAnsiTheme="majorHAnsi"/>
+        </w:rPr>
+        <w:t>energjinë</w:t>
+      </w:r>
+      <w:proofErr w:type="spellEnd"/>
+      <w:r>
+        <w:rPr>
+          <w:rFonts w:asciiTheme="majorHAnsi" w:hAnsiTheme="majorHAnsi"/>
+        </w:rPr>
+        <w:t xml:space="preserve">. Pas </w:t>
+      </w:r>
+      <w:proofErr w:type="spellStart"/>
+      <w:r>
+        <w:rPr>
+          <w:rFonts w:asciiTheme="majorHAnsi" w:hAnsiTheme="majorHAnsi"/>
+        </w:rPr>
+        <w:t>shtimit</w:t>
+      </w:r>
+      <w:proofErr w:type="spellEnd"/>
+      <w:r>
+        <w:rPr>
+          <w:rFonts w:asciiTheme="majorHAnsi" w:hAnsiTheme="majorHAnsi"/>
+        </w:rPr>
+        <w:t xml:space="preserve"> </w:t>
+      </w:r>
+      <w:proofErr w:type="spellStart"/>
+      <w:r>
+        <w:rPr>
+          <w:rFonts w:asciiTheme="majorHAnsi" w:hAnsiTheme="majorHAnsi"/>
+        </w:rPr>
+        <w:t>të</w:t>
+      </w:r>
+      <w:proofErr w:type="spellEnd"/>
+      <w:r>
+        <w:rPr>
+          <w:rFonts w:asciiTheme="majorHAnsi" w:hAnsiTheme="majorHAnsi"/>
+        </w:rPr>
+        <w:t xml:space="preserve"> </w:t>
+      </w:r>
+      <w:proofErr w:type="spellStart"/>
+      <w:r>
+        <w:rPr>
+          <w:rFonts w:asciiTheme="majorHAnsi" w:hAnsiTheme="majorHAnsi"/>
+        </w:rPr>
+        <w:t>temperaturës</w:t>
+      </w:r>
+      <w:proofErr w:type="spellEnd"/>
+      <w:r>
+        <w:rPr>
+          <w:rFonts w:asciiTheme="majorHAnsi" w:hAnsiTheme="majorHAnsi"/>
+        </w:rPr>
+        <w:t xml:space="preserve"> </w:t>
+      </w:r>
+      <w:proofErr w:type="spellStart"/>
+      <w:r>
+        <w:rPr>
+          <w:rFonts w:asciiTheme="majorHAnsi" w:hAnsiTheme="majorHAnsi"/>
+        </w:rPr>
+        <w:t>si</w:t>
+      </w:r>
+      <w:proofErr w:type="spellEnd"/>
+      <w:r>
+        <w:rPr>
+          <w:rFonts w:asciiTheme="majorHAnsi" w:hAnsiTheme="majorHAnsi"/>
+        </w:rPr>
+        <w:t xml:space="preserve"> feature, MAE </w:t>
+      </w:r>
+      <w:proofErr w:type="spellStart"/>
+      <w:r>
+        <w:rPr>
+          <w:rFonts w:asciiTheme="majorHAnsi" w:hAnsiTheme="majorHAnsi"/>
+        </w:rPr>
+        <w:t>i</w:t>
+      </w:r>
+      <w:proofErr w:type="spellEnd"/>
+      <w:r>
+        <w:rPr>
+          <w:rFonts w:asciiTheme="majorHAnsi" w:hAnsiTheme="majorHAnsi"/>
+        </w:rPr>
+        <w:t xml:space="preserve"> Linear Regression u ul </w:t>
+      </w:r>
+      <w:proofErr w:type="spellStart"/>
+      <w:r>
+        <w:rPr>
+          <w:rFonts w:asciiTheme="majorHAnsi" w:hAnsiTheme="majorHAnsi"/>
+        </w:rPr>
+        <w:t>nga</w:t>
+      </w:r>
+      <w:proofErr w:type="spellEnd"/>
+      <w:r>
+        <w:rPr>
+          <w:rFonts w:asciiTheme="majorHAnsi" w:hAnsiTheme="majorHAnsi"/>
+        </w:rPr>
+        <w:t xml:space="preserve"> 0.191527 MWh </w:t>
+      </w:r>
+      <w:proofErr w:type="spellStart"/>
+      <w:r>
+        <w:rPr>
+          <w:rFonts w:asciiTheme="majorHAnsi" w:hAnsiTheme="majorHAnsi"/>
+        </w:rPr>
+        <w:t>në</w:t>
+      </w:r>
+      <w:proofErr w:type="spellEnd"/>
+      <w:r>
+        <w:rPr>
+          <w:rFonts w:asciiTheme="majorHAnsi" w:hAnsiTheme="majorHAnsi"/>
+        </w:rPr>
+        <w:t xml:space="preserve"> 0.183744 MWh, </w:t>
+      </w:r>
+      <w:proofErr w:type="spellStart"/>
+      <w:r>
+        <w:rPr>
+          <w:rFonts w:asciiTheme="majorHAnsi" w:hAnsiTheme="majorHAnsi"/>
+        </w:rPr>
+        <w:t>që</w:t>
+      </w:r>
+      <w:proofErr w:type="spellEnd"/>
+      <w:r>
+        <w:rPr>
+          <w:rFonts w:asciiTheme="majorHAnsi" w:hAnsiTheme="majorHAnsi"/>
+        </w:rPr>
+        <w:t xml:space="preserve"> </w:t>
+      </w:r>
+      <w:proofErr w:type="spellStart"/>
+      <w:r>
+        <w:rPr>
+          <w:rFonts w:asciiTheme="majorHAnsi" w:hAnsiTheme="majorHAnsi"/>
+        </w:rPr>
+        <w:t>përfaqëson</w:t>
+      </w:r>
+      <w:proofErr w:type="spellEnd"/>
+      <w:r>
+        <w:rPr>
+          <w:rFonts w:asciiTheme="majorHAnsi" w:hAnsiTheme="majorHAnsi"/>
+        </w:rPr>
+        <w:t xml:space="preserve"> </w:t>
+      </w:r>
+      <w:proofErr w:type="spellStart"/>
+      <w:r>
+        <w:rPr>
+          <w:rFonts w:asciiTheme="majorHAnsi" w:hAnsiTheme="majorHAnsi"/>
+        </w:rPr>
+        <w:t>një</w:t>
+      </w:r>
+      <w:proofErr w:type="spellEnd"/>
+      <w:r>
+        <w:rPr>
+          <w:rFonts w:asciiTheme="majorHAnsi" w:hAnsiTheme="majorHAnsi"/>
+        </w:rPr>
+        <w:t xml:space="preserve"> </w:t>
+      </w:r>
+      <w:proofErr w:type="spellStart"/>
+      <w:r>
+        <w:rPr>
+          <w:rFonts w:asciiTheme="majorHAnsi" w:hAnsiTheme="majorHAnsi"/>
+        </w:rPr>
+        <w:t>përmirësim</w:t>
+      </w:r>
+      <w:proofErr w:type="spellEnd"/>
+      <w:r>
+        <w:rPr>
+          <w:rFonts w:asciiTheme="majorHAnsi" w:hAnsiTheme="majorHAnsi"/>
+        </w:rPr>
+        <w:t xml:space="preserve"> </w:t>
+      </w:r>
+      <w:proofErr w:type="spellStart"/>
+      <w:r>
+        <w:rPr>
+          <w:rFonts w:asciiTheme="majorHAnsi" w:hAnsiTheme="majorHAnsi"/>
+        </w:rPr>
+        <w:t>prej</w:t>
+      </w:r>
+      <w:proofErr w:type="spellEnd"/>
+      <w:r>
+        <w:rPr>
+          <w:rFonts w:asciiTheme="majorHAnsi" w:hAnsiTheme="majorHAnsi"/>
+        </w:rPr>
+        <w:t xml:space="preserve"> 4.06%. </w:t>
+      </w:r>
+      <w:proofErr w:type="spellStart"/>
+      <w:r>
+        <w:rPr>
+          <w:rFonts w:asciiTheme="majorHAnsi" w:hAnsiTheme="majorHAnsi"/>
+        </w:rPr>
+        <w:t>Kjo</w:t>
+      </w:r>
+      <w:proofErr w:type="spellEnd"/>
+      <w:r>
+        <w:rPr>
+          <w:rFonts w:asciiTheme="majorHAnsi" w:hAnsiTheme="majorHAnsi"/>
+        </w:rPr>
+        <w:t xml:space="preserve"> </w:t>
+      </w:r>
+      <w:proofErr w:type="spellStart"/>
+      <w:r>
+        <w:rPr>
+          <w:rFonts w:asciiTheme="majorHAnsi" w:hAnsiTheme="majorHAnsi"/>
+        </w:rPr>
+        <w:t>tregon</w:t>
+      </w:r>
+      <w:proofErr w:type="spellEnd"/>
+      <w:r>
+        <w:rPr>
+          <w:rFonts w:asciiTheme="majorHAnsi" w:hAnsiTheme="majorHAnsi"/>
+        </w:rPr>
+        <w:t xml:space="preserve"> se </w:t>
+      </w:r>
+      <w:proofErr w:type="spellStart"/>
+      <w:r>
+        <w:rPr>
+          <w:rFonts w:asciiTheme="majorHAnsi" w:hAnsiTheme="majorHAnsi"/>
+        </w:rPr>
+        <w:t>temperatura</w:t>
+      </w:r>
+      <w:proofErr w:type="spellEnd"/>
+      <w:r>
+        <w:rPr>
+          <w:rFonts w:asciiTheme="majorHAnsi" w:hAnsiTheme="majorHAnsi"/>
+        </w:rPr>
+        <w:t xml:space="preserve"> </w:t>
+      </w:r>
+      <w:proofErr w:type="spellStart"/>
+      <w:r>
+        <w:rPr>
+          <w:rFonts w:asciiTheme="majorHAnsi" w:hAnsiTheme="majorHAnsi"/>
+        </w:rPr>
+        <w:t>ofron</w:t>
+      </w:r>
+      <w:proofErr w:type="spellEnd"/>
+      <w:r>
+        <w:rPr>
+          <w:rFonts w:asciiTheme="majorHAnsi" w:hAnsiTheme="majorHAnsi"/>
+        </w:rPr>
+        <w:t xml:space="preserve"> </w:t>
+      </w:r>
+      <w:proofErr w:type="spellStart"/>
+      <w:r>
+        <w:rPr>
+          <w:rFonts w:asciiTheme="majorHAnsi" w:hAnsiTheme="majorHAnsi"/>
+        </w:rPr>
+        <w:t>informacion</w:t>
+      </w:r>
+      <w:proofErr w:type="spellEnd"/>
+      <w:r>
+        <w:rPr>
+          <w:rFonts w:asciiTheme="majorHAnsi" w:hAnsiTheme="majorHAnsi"/>
+        </w:rPr>
+        <w:t xml:space="preserve"> </w:t>
+      </w:r>
+      <w:proofErr w:type="spellStart"/>
+      <w:r>
+        <w:rPr>
+          <w:rFonts w:asciiTheme="majorHAnsi" w:hAnsiTheme="majorHAnsi"/>
+        </w:rPr>
+        <w:t>shtesë</w:t>
+      </w:r>
+      <w:proofErr w:type="spellEnd"/>
+      <w:r>
+        <w:rPr>
+          <w:rFonts w:asciiTheme="majorHAnsi" w:hAnsiTheme="majorHAnsi"/>
+        </w:rPr>
+        <w:t xml:space="preserve"> </w:t>
+      </w:r>
+      <w:proofErr w:type="spellStart"/>
+      <w:r>
+        <w:rPr>
+          <w:rFonts w:asciiTheme="majorHAnsi" w:hAnsiTheme="majorHAnsi"/>
+        </w:rPr>
+        <w:t>të</w:t>
+      </w:r>
+      <w:proofErr w:type="spellEnd"/>
+      <w:r>
+        <w:rPr>
+          <w:rFonts w:asciiTheme="majorHAnsi" w:hAnsiTheme="majorHAnsi"/>
+        </w:rPr>
+        <w:t xml:space="preserve"> </w:t>
+      </w:r>
+      <w:proofErr w:type="spellStart"/>
+      <w:r>
+        <w:rPr>
+          <w:rFonts w:asciiTheme="majorHAnsi" w:hAnsiTheme="majorHAnsi"/>
+        </w:rPr>
+        <w:t>dobishëm</w:t>
+      </w:r>
+      <w:proofErr w:type="spellEnd"/>
+      <w:r>
+        <w:rPr>
+          <w:rFonts w:asciiTheme="majorHAnsi" w:hAnsiTheme="majorHAnsi"/>
+        </w:rPr>
+        <w:t xml:space="preserve"> </w:t>
+      </w:r>
+      <w:proofErr w:type="spellStart"/>
+      <w:r>
+        <w:rPr>
+          <w:rFonts w:asciiTheme="majorHAnsi" w:hAnsiTheme="majorHAnsi"/>
+        </w:rPr>
+        <w:t>për</w:t>
+      </w:r>
+      <w:proofErr w:type="spellEnd"/>
+      <w:r>
+        <w:rPr>
+          <w:rFonts w:asciiTheme="majorHAnsi" w:hAnsiTheme="majorHAnsi"/>
+        </w:rPr>
+        <w:t xml:space="preserve"> </w:t>
+      </w:r>
+      <w:proofErr w:type="spellStart"/>
+      <w:r>
+        <w:rPr>
+          <w:rFonts w:asciiTheme="majorHAnsi" w:hAnsiTheme="majorHAnsi"/>
+        </w:rPr>
+        <w:t>parashikimin</w:t>
+      </w:r>
+      <w:proofErr w:type="spellEnd"/>
+      <w:r>
+        <w:rPr>
+          <w:rFonts w:asciiTheme="majorHAnsi" w:hAnsiTheme="majorHAnsi"/>
+        </w:rPr>
+        <w:t xml:space="preserve"> e </w:t>
+      </w:r>
+      <w:proofErr w:type="spellStart"/>
+      <w:r>
+        <w:rPr>
+          <w:rFonts w:asciiTheme="majorHAnsi" w:hAnsiTheme="majorHAnsi"/>
+        </w:rPr>
+        <w:t>energjisë</w:t>
+      </w:r>
+      <w:proofErr w:type="spellEnd"/>
+      <w:r>
+        <w:rPr>
+          <w:rFonts w:asciiTheme="majorHAnsi" w:hAnsiTheme="majorHAnsi"/>
+        </w:rPr>
+        <w:t>.</w:t>
+      </w:r>
+    </w:p>
+    <w:tbl>
+      <w:tblPr>
+        <w:tblStyle w:val="TableGrid"/>
+        <w:tblW w:w="0" w:type="auto"/>
+        <w:tblLook w:val="04A0" w:firstRow="1" w:lastRow="0" w:firstColumn="1" w:lastColumn="0" w:noHBand="0" w:noVBand="1"/>
+      </w:tblPr>
+      <w:tblGrid>
+        <w:gridCol w:w="3116"/>
+        <w:gridCol w:w="3117"/>
+        <w:gridCol w:w="3117"/>
+      </w:tblGrid>
+      <w:tr>
+        <w:tc>
+          <w:tcPr>
+            <w:tcW w:w="3116" w:type="dxa"/>
+          </w:tcPr>
+          <w:p>
+            <w:pPr>
+              <w:rPr>
+                <w:rFonts w:asciiTheme="majorHAnsi" w:hAnsiTheme="majorHAnsi"/>
+              </w:rPr>
+            </w:pPr>
+            <w:proofErr w:type="spellStart"/>
+            <w:r>
+              <w:rPr>
+                <w:rFonts w:asciiTheme="majorHAnsi" w:hAnsiTheme="majorHAnsi"/>
+              </w:rPr>
+              <w:t>Modeli</w:t>
+            </w:r>
+            <w:proofErr w:type="spellEnd"/>
+          </w:p>
+        </w:tc>
+        <w:tc>
+          <w:tcPr>
+            <w:tcW w:w="3117" w:type="dxa"/>
+          </w:tcPr>
+          <w:p>
+            <w:pPr>
+              <w:jc w:val="center"/>
+              <w:rPr>
+                <w:rFonts w:asciiTheme="majorHAnsi" w:hAnsiTheme="majorHAnsi"/>
+              </w:rPr>
+            </w:pPr>
+            <w:r>
+              <w:rPr>
+                <w:rFonts w:asciiTheme="majorHAnsi" w:hAnsiTheme="majorHAnsi"/>
+              </w:rPr>
+              <w:t xml:space="preserve">MAE pa </w:t>
+            </w:r>
+            <w:proofErr w:type="spellStart"/>
+            <w:r>
+              <w:rPr>
+                <w:rFonts w:asciiTheme="majorHAnsi" w:hAnsiTheme="majorHAnsi"/>
+              </w:rPr>
+              <w:t>Temperatur</w:t>
+            </w:r>
+            <w:r>
+              <w:rPr>
+                <w:rFonts w:asciiTheme="majorHAnsi" w:hAnsiTheme="majorHAnsi"/>
+              </w:rPr>
+              <w:t>ë</w:t>
+            </w:r>
+            <w:proofErr w:type="spellEnd"/>
+          </w:p>
+        </w:tc>
+        <w:tc>
+          <w:tcPr>
+            <w:tcW w:w="3117" w:type="dxa"/>
+          </w:tcPr>
+          <w:p>
+            <w:pPr>
+              <w:jc w:val="center"/>
+              <w:rPr>
+                <w:rFonts w:asciiTheme="majorHAnsi" w:hAnsiTheme="majorHAnsi"/>
+              </w:rPr>
+            </w:pPr>
+            <w:r>
+              <w:rPr>
+                <w:rFonts w:asciiTheme="majorHAnsi" w:hAnsiTheme="majorHAnsi"/>
+              </w:rPr>
+              <w:t xml:space="preserve">MAE me </w:t>
+            </w:r>
+            <w:proofErr w:type="spellStart"/>
+            <w:r>
+              <w:rPr>
+                <w:rFonts w:asciiTheme="majorHAnsi" w:hAnsiTheme="majorHAnsi"/>
+              </w:rPr>
+              <w:t>Temperatur</w:t>
+            </w:r>
+            <w:r>
+              <w:rPr>
+                <w:rFonts w:asciiTheme="majorHAnsi" w:hAnsiTheme="majorHAnsi"/>
+              </w:rPr>
+              <w:t>ë</w:t>
+            </w:r>
+            <w:proofErr w:type="spellEnd"/>
+          </w:p>
+        </w:tc>
+      </w:tr>
+      <w:tr>
+        <w:tc>
+          <w:tcPr>
+            <w:tcW w:w="3116" w:type="dxa"/>
+          </w:tcPr>
+          <w:p>
+            <w:pPr>
+              <w:rPr>
+                <w:rFonts w:asciiTheme="majorHAnsi" w:hAnsiTheme="majorHAnsi"/>
+              </w:rPr>
+            </w:pPr>
+            <w:r>
+              <w:rPr>
+                <w:rFonts w:asciiTheme="majorHAnsi" w:hAnsiTheme="majorHAnsi"/>
+              </w:rPr>
+              <w:t>Linear Regression</w:t>
+            </w:r>
+          </w:p>
+        </w:tc>
+        <w:tc>
+          <w:tcPr>
+            <w:tcW w:w="3117" w:type="dxa"/>
+          </w:tcPr>
+          <w:p>
+            <w:pPr>
+              <w:jc w:val="center"/>
+              <w:rPr>
+                <w:rFonts w:asciiTheme="majorHAnsi" w:hAnsiTheme="majorHAnsi"/>
+              </w:rPr>
+            </w:pPr>
+            <w:r>
+              <w:rPr>
+                <w:rFonts w:asciiTheme="majorHAnsi" w:hAnsiTheme="majorHAnsi"/>
+              </w:rPr>
+              <w:t>0.191527MWh</w:t>
+            </w:r>
+          </w:p>
+        </w:tc>
+        <w:tc>
+          <w:tcPr>
+            <w:tcW w:w="3117" w:type="dxa"/>
+          </w:tcPr>
+          <w:p>
+            <w:pPr>
+              <w:jc w:val="center"/>
+              <w:rPr>
+                <w:rFonts w:asciiTheme="majorHAnsi" w:hAnsiTheme="majorHAnsi"/>
+              </w:rPr>
+            </w:pPr>
+            <w:r>
+              <w:rPr>
+                <w:rFonts w:asciiTheme="majorHAnsi" w:hAnsiTheme="majorHAnsi"/>
+              </w:rPr>
+              <w:t>0.183744MWh</w:t>
+            </w:r>
+          </w:p>
+        </w:tc>
+      </w:tr>
+    </w:tbl>
+    <w:p>
+      <w:pPr>
+        <w:spacing w:line="240" w:lineRule="auto"/>
+        <w:rPr>
+          <w:rFonts w:asciiTheme="majorHAnsi" w:hAnsiTheme="majorHAnsi"/>
+        </w:rPr>
+      </w:pPr>
     </w:p>
     <w:p>
       <w:pPr>
         <w:spacing w:line="240" w:lineRule="auto"/>
         <w:rPr>
           <w:rFonts w:asciiTheme="majorHAnsi" w:hAnsiTheme="majorHAnsi"/>
+          <w:b/>
+          <w:bCs/>
         </w:rPr>
       </w:pPr>
       <w:proofErr w:type="spellStart"/>
       <w:r>
         <w:rPr>
           <w:rFonts w:asciiTheme="majorHAnsi" w:hAnsiTheme="majorHAnsi"/>
-        </w:rPr>
-        <w:t>Të</w:t>
-      </w:r>
-      <w:proofErr w:type="spellEnd"/>
-      <w:r>
-        <w:rPr>
-          <w:rFonts w:asciiTheme="majorHAnsi" w:hAnsiTheme="majorHAnsi"/>
-        </w:rPr>
-        <w:t xml:space="preserve"> </w:t>
-      </w:r>
-      <w:proofErr w:type="spellStart"/>
-      <w:r>
-        <w:rPr>
-          <w:rFonts w:asciiTheme="majorHAnsi" w:hAnsiTheme="majorHAnsi"/>
-        </w:rPr>
-        <w:t>dhënat</w:t>
-      </w:r>
-      <w:proofErr w:type="spellEnd"/>
-      <w:r>
-        <w:rPr>
-          <w:rFonts w:asciiTheme="majorHAnsi" w:hAnsiTheme="majorHAnsi"/>
-        </w:rPr>
-        <w:t xml:space="preserve"> </w:t>
-      </w:r>
-      <w:proofErr w:type="spellStart"/>
-      <w:r>
-        <w:rPr>
-          <w:rFonts w:asciiTheme="majorHAnsi" w:hAnsiTheme="majorHAnsi"/>
-        </w:rPr>
-        <w:t>bashkohen</w:t>
-      </w:r>
-      <w:proofErr w:type="spellEnd"/>
-      <w:r>
-        <w:rPr>
-          <w:rFonts w:asciiTheme="majorHAnsi" w:hAnsiTheme="majorHAnsi"/>
-        </w:rPr>
-        <w:t xml:space="preserve"> me dataset-in </w:t>
-      </w:r>
-      <w:proofErr w:type="spellStart"/>
-      <w:r>
-        <w:rPr>
-          <w:rFonts w:asciiTheme="majorHAnsi" w:hAnsiTheme="majorHAnsi"/>
-        </w:rPr>
-        <w:t>kryesor</w:t>
-      </w:r>
-      <w:proofErr w:type="spellEnd"/>
-      <w:r>
-        <w:rPr>
-          <w:rFonts w:asciiTheme="majorHAnsi" w:hAnsiTheme="majorHAnsi"/>
-        </w:rPr>
-        <w:t xml:space="preserve"> </w:t>
-      </w:r>
-      <w:proofErr w:type="spellStart"/>
-      <w:r>
-        <w:rPr>
-          <w:rFonts w:asciiTheme="majorHAnsi" w:hAnsiTheme="majorHAnsi"/>
-        </w:rPr>
-        <w:t>përmes</w:t>
-      </w:r>
-      <w:proofErr w:type="spellEnd"/>
-      <w:r>
-        <w:rPr>
-          <w:rFonts w:asciiTheme="majorHAnsi" w:hAnsiTheme="majorHAnsi"/>
-        </w:rPr>
-        <w:t xml:space="preserve"> </w:t>
-      </w:r>
-      <w:r>
-        <w:rPr>
-          <w:rFonts w:asciiTheme="majorHAnsi" w:hAnsiTheme="majorHAnsi"/>
-          <w:i/>
-          <w:iCs/>
-        </w:rPr>
-        <w:t>datetime</w:t>
-      </w:r>
-      <w:r>
-        <w:rPr>
-          <w:rFonts w:asciiTheme="majorHAnsi" w:hAnsiTheme="majorHAnsi"/>
-        </w:rPr>
-        <w:t xml:space="preserve">, </w:t>
-      </w:r>
-      <w:r>
-        <w:rPr>
-          <w:rFonts w:asciiTheme="majorHAnsi" w:hAnsiTheme="majorHAnsi"/>
-        </w:rPr>
-        <w:t>me:</w:t>
-      </w:r>
-      <w:r>
-        <w:rPr>
-          <w:rFonts w:asciiTheme="majorHAnsi" w:hAnsiTheme="majorHAnsi"/>
-        </w:rPr>
-        <w:t xml:space="preserve"> </w:t>
-      </w:r>
-      <w:proofErr w:type="spellStart"/>
-      <w:r>
-        <w:rPr>
-          <w:rFonts w:asciiTheme="majorHAnsi" w:hAnsiTheme="majorHAnsi"/>
-        </w:rPr>
-        <w:t>df_features.merge</w:t>
-      </w:r>
-      <w:proofErr w:type="spellEnd"/>
+          <w:b/>
+          <w:bCs/>
+        </w:rPr>
+        <w:t>Temperatura</w:t>
+      </w:r>
+      <w:proofErr w:type="spellEnd"/>
+      <w:r>
+        <w:rPr>
+          <w:rFonts w:asciiTheme="majorHAnsi" w:hAnsiTheme="majorHAnsi"/>
+          <w:b/>
+          <w:bCs/>
+        </w:rPr>
+        <w:t xml:space="preserve"> </w:t>
+      </w:r>
+      <w:proofErr w:type="spellStart"/>
+      <w:r>
+        <w:rPr>
+          <w:rFonts w:asciiTheme="majorHAnsi" w:hAnsiTheme="majorHAnsi"/>
+          <w:b/>
+          <w:bCs/>
+        </w:rPr>
+        <w:t>si</w:t>
+      </w:r>
+      <w:proofErr w:type="spellEnd"/>
+      <w:r>
+        <w:rPr>
+          <w:rFonts w:asciiTheme="majorHAnsi" w:hAnsiTheme="majorHAnsi"/>
+          <w:b/>
+          <w:bCs/>
+        </w:rPr>
+        <w:t xml:space="preserve"> Feature</w:t>
+      </w:r>
     </w:p>
     <w:p>
       <w:pPr>
         <w:spacing w:line="240" w:lineRule="auto"/>
         <w:rPr>
           <w:rFonts w:asciiTheme="majorHAnsi" w:hAnsiTheme="majorHAnsi"/>
-          <w:b/>
-          <w:bCs/>
         </w:rPr>
       </w:pPr>
       <w:proofErr w:type="spellStart"/>
       <w:r>
         <w:rPr>
           <w:rFonts w:asciiTheme="majorHAnsi" w:hAnsiTheme="majorHAnsi"/>
-          <w:b/>
-          <w:bCs/>
-        </w:rPr>
-        <w:t>Temperatura</w:t>
-      </w:r>
-      <w:proofErr w:type="spellEnd"/>
-      <w:r>
-        <w:rPr>
-          <w:rFonts w:asciiTheme="majorHAnsi" w:hAnsiTheme="majorHAnsi"/>
-          <w:b/>
-          <w:bCs/>
-        </w:rPr>
-        <w:t xml:space="preserve"> </w:t>
-      </w:r>
-      <w:proofErr w:type="spellStart"/>
-      <w:r>
-        <w:rPr>
-          <w:rFonts w:asciiTheme="majorHAnsi" w:hAnsiTheme="majorHAnsi"/>
-          <w:b/>
-          <w:bCs/>
-        </w:rPr>
-        <w:t>si</w:t>
-      </w:r>
-      <w:proofErr w:type="spellEnd"/>
-      <w:r>
-        <w:rPr>
-          <w:rFonts w:asciiTheme="majorHAnsi" w:hAnsiTheme="majorHAnsi"/>
-          <w:b/>
-          <w:bCs/>
-        </w:rPr>
-        <w:t xml:space="preserve"> Feature</w:t>
+        </w:rPr>
+        <w:t>Në</w:t>
+      </w:r>
+      <w:proofErr w:type="spellEnd"/>
+      <w:r>
+        <w:rPr>
+          <w:rFonts w:asciiTheme="majorHAnsi" w:hAnsiTheme="majorHAnsi"/>
+        </w:rPr>
+        <w:t xml:space="preserve"> FEATURE_COLUMNS </w:t>
+      </w:r>
+      <w:proofErr w:type="spellStart"/>
+      <w:r>
+        <w:rPr>
+          <w:rFonts w:asciiTheme="majorHAnsi" w:hAnsiTheme="majorHAnsi"/>
+        </w:rPr>
+        <w:t>është</w:t>
+      </w:r>
+      <w:proofErr w:type="spellEnd"/>
+      <w:r>
+        <w:rPr>
+          <w:rFonts w:asciiTheme="majorHAnsi" w:hAnsiTheme="majorHAnsi"/>
+        </w:rPr>
+        <w:t xml:space="preserve"> </w:t>
+      </w:r>
+      <w:proofErr w:type="spellStart"/>
+      <w:r>
+        <w:rPr>
+          <w:rFonts w:asciiTheme="majorHAnsi" w:hAnsiTheme="majorHAnsi"/>
+        </w:rPr>
+        <w:t>shtuar</w:t>
+      </w:r>
+      <w:proofErr w:type="spellEnd"/>
+      <w:r>
+        <w:rPr>
+          <w:rFonts w:asciiTheme="majorHAnsi" w:hAnsiTheme="majorHAnsi"/>
+        </w:rPr>
+        <w:t>:</w:t>
+      </w:r>
+      <w:r>
+        <w:rPr>
+          <w:rFonts w:asciiTheme="majorHAnsi" w:hAnsiTheme="majorHAnsi"/>
+        </w:rPr>
+        <w:t xml:space="preserve"> </w:t>
+      </w:r>
+      <w:r>
+        <w:rPr>
+          <w:rFonts w:asciiTheme="majorHAnsi" w:hAnsiTheme="majorHAnsi"/>
+        </w:rPr>
+        <w:t>temperature</w:t>
+      </w:r>
+      <w:r>
+        <w:rPr>
+          <w:rFonts w:asciiTheme="majorHAnsi" w:hAnsiTheme="majorHAnsi"/>
+        </w:rPr>
+        <w:t xml:space="preserve">, </w:t>
+      </w:r>
+      <w:proofErr w:type="spellStart"/>
+      <w:r>
+        <w:rPr>
+          <w:rFonts w:asciiTheme="majorHAnsi" w:hAnsiTheme="majorHAnsi"/>
+        </w:rPr>
+        <w:t>k</w:t>
+      </w:r>
+      <w:r>
+        <w:rPr>
+          <w:rFonts w:asciiTheme="majorHAnsi" w:hAnsiTheme="majorHAnsi"/>
+        </w:rPr>
+        <w:t>ështu</w:t>
+      </w:r>
+      <w:proofErr w:type="spellEnd"/>
+      <w:r>
+        <w:rPr>
+          <w:rFonts w:asciiTheme="majorHAnsi" w:hAnsiTheme="majorHAnsi"/>
+        </w:rPr>
+        <w:t xml:space="preserve"> </w:t>
+      </w:r>
+      <w:proofErr w:type="spellStart"/>
+      <w:r>
+        <w:rPr>
+          <w:rFonts w:asciiTheme="majorHAnsi" w:hAnsiTheme="majorHAnsi"/>
+        </w:rPr>
+        <w:t>modeli</w:t>
+      </w:r>
+      <w:proofErr w:type="spellEnd"/>
+      <w:r>
+        <w:rPr>
+          <w:rFonts w:asciiTheme="majorHAnsi" w:hAnsiTheme="majorHAnsi"/>
+        </w:rPr>
+        <w:t xml:space="preserve"> </w:t>
+      </w:r>
+      <w:proofErr w:type="spellStart"/>
+      <w:r>
+        <w:rPr>
+          <w:rFonts w:asciiTheme="majorHAnsi" w:hAnsiTheme="majorHAnsi"/>
+        </w:rPr>
+        <w:t>nuk</w:t>
+      </w:r>
+      <w:proofErr w:type="spellEnd"/>
+      <w:r>
+        <w:rPr>
+          <w:rFonts w:asciiTheme="majorHAnsi" w:hAnsiTheme="majorHAnsi"/>
+        </w:rPr>
+        <w:t xml:space="preserve"> </w:t>
+      </w:r>
+      <w:proofErr w:type="spellStart"/>
+      <w:r>
+        <w:rPr>
+          <w:rFonts w:asciiTheme="majorHAnsi" w:hAnsiTheme="majorHAnsi"/>
+        </w:rPr>
+        <w:t>sheh</w:t>
+      </w:r>
+      <w:proofErr w:type="spellEnd"/>
+      <w:r>
+        <w:rPr>
+          <w:rFonts w:asciiTheme="majorHAnsi" w:hAnsiTheme="majorHAnsi"/>
+        </w:rPr>
+        <w:t xml:space="preserve"> </w:t>
+      </w:r>
+      <w:proofErr w:type="spellStart"/>
+      <w:r>
+        <w:rPr>
+          <w:rFonts w:asciiTheme="majorHAnsi" w:hAnsiTheme="majorHAnsi"/>
+        </w:rPr>
+        <w:t>më</w:t>
+      </w:r>
+      <w:proofErr w:type="spellEnd"/>
+      <w:r>
+        <w:rPr>
+          <w:rFonts w:asciiTheme="majorHAnsi" w:hAnsiTheme="majorHAnsi"/>
+        </w:rPr>
+        <w:t xml:space="preserve"> </w:t>
+      </w:r>
+      <w:proofErr w:type="spellStart"/>
+      <w:r>
+        <w:rPr>
+          <w:rFonts w:asciiTheme="majorHAnsi" w:hAnsiTheme="majorHAnsi"/>
+        </w:rPr>
+        <w:t>vetëm</w:t>
+      </w:r>
+      <w:proofErr w:type="spellEnd"/>
+      <w:r>
+        <w:rPr>
+          <w:rFonts w:asciiTheme="majorHAnsi" w:hAnsiTheme="majorHAnsi"/>
+        </w:rPr>
+        <w:t xml:space="preserve"> </w:t>
+      </w:r>
+      <w:proofErr w:type="spellStart"/>
+      <w:r>
+        <w:rPr>
+          <w:rFonts w:asciiTheme="majorHAnsi" w:hAnsiTheme="majorHAnsi"/>
+        </w:rPr>
+        <w:t>historinë</w:t>
+      </w:r>
+      <w:proofErr w:type="spellEnd"/>
+      <w:r>
+        <w:rPr>
+          <w:rFonts w:asciiTheme="majorHAnsi" w:hAnsiTheme="majorHAnsi"/>
+        </w:rPr>
+        <w:t xml:space="preserve"> e </w:t>
+      </w:r>
+      <w:proofErr w:type="spellStart"/>
+      <w:r>
+        <w:rPr>
+          <w:rFonts w:asciiTheme="majorHAnsi" w:hAnsiTheme="majorHAnsi"/>
+        </w:rPr>
+        <w:t>energjisë</w:t>
+      </w:r>
+      <w:proofErr w:type="spellEnd"/>
+      <w:r>
+        <w:rPr>
+          <w:rFonts w:asciiTheme="majorHAnsi" w:hAnsiTheme="majorHAnsi"/>
+        </w:rPr>
+        <w:t xml:space="preserve">, </w:t>
+      </w:r>
+      <w:proofErr w:type="spellStart"/>
+      <w:r>
+        <w:rPr>
+          <w:rFonts w:asciiTheme="majorHAnsi" w:hAnsiTheme="majorHAnsi"/>
+        </w:rPr>
+        <w:t>por</w:t>
+      </w:r>
+      <w:proofErr w:type="spellEnd"/>
+      <w:r>
+        <w:rPr>
+          <w:rFonts w:asciiTheme="majorHAnsi" w:hAnsiTheme="majorHAnsi"/>
+        </w:rPr>
+        <w:t xml:space="preserve"> </w:t>
+      </w:r>
+      <w:proofErr w:type="spellStart"/>
+      <w:r>
+        <w:rPr>
+          <w:rFonts w:asciiTheme="majorHAnsi" w:hAnsiTheme="majorHAnsi"/>
+        </w:rPr>
+        <w:t>edhe</w:t>
+      </w:r>
+      <w:proofErr w:type="spellEnd"/>
+      <w:r>
+        <w:rPr>
+          <w:rFonts w:asciiTheme="majorHAnsi" w:hAnsiTheme="majorHAnsi"/>
+        </w:rPr>
+        <w:t xml:space="preserve"> </w:t>
+      </w:r>
+      <w:proofErr w:type="spellStart"/>
+      <w:r>
+        <w:rPr>
+          <w:rFonts w:asciiTheme="majorHAnsi" w:hAnsiTheme="majorHAnsi"/>
+        </w:rPr>
+        <w:t>temperaturën</w:t>
+      </w:r>
+      <w:proofErr w:type="spellEnd"/>
+      <w:r>
+        <w:rPr>
+          <w:rFonts w:asciiTheme="majorHAnsi" w:hAnsiTheme="majorHAnsi"/>
+        </w:rPr>
+        <w:t xml:space="preserve"> </w:t>
+      </w:r>
+      <w:proofErr w:type="spellStart"/>
+      <w:r>
+        <w:rPr>
+          <w:rFonts w:asciiTheme="majorHAnsi" w:hAnsiTheme="majorHAnsi"/>
+        </w:rPr>
+        <w:t>përkatëse</w:t>
+      </w:r>
+      <w:proofErr w:type="spellEnd"/>
+      <w:r>
+        <w:rPr>
+          <w:rFonts w:asciiTheme="majorHAnsi" w:hAnsiTheme="majorHAnsi"/>
+        </w:rPr>
+        <w:t xml:space="preserve"> </w:t>
+      </w:r>
+      <w:proofErr w:type="spellStart"/>
+      <w:r>
+        <w:rPr>
+          <w:rFonts w:asciiTheme="majorHAnsi" w:hAnsiTheme="majorHAnsi"/>
+        </w:rPr>
+        <w:t>të</w:t>
+      </w:r>
+      <w:proofErr w:type="spellEnd"/>
+      <w:r>
+        <w:rPr>
+          <w:rFonts w:asciiTheme="majorHAnsi" w:hAnsiTheme="majorHAnsi"/>
+        </w:rPr>
+        <w:t xml:space="preserve"> </w:t>
+      </w:r>
+      <w:proofErr w:type="spellStart"/>
+      <w:r>
+        <w:rPr>
+          <w:rFonts w:asciiTheme="majorHAnsi" w:hAnsiTheme="majorHAnsi"/>
+        </w:rPr>
+        <w:t>orës</w:t>
+      </w:r>
+      <w:proofErr w:type="spellEnd"/>
+      <w:r>
+        <w:rPr>
+          <w:rFonts w:asciiTheme="majorHAnsi" w:hAnsiTheme="majorHAnsi"/>
+        </w:rPr>
+        <w:t>.</w:t>
+      </w:r>
+      <w:r>
+        <w:rPr>
+          <w:rFonts w:asciiTheme="majorHAnsi" w:hAnsiTheme="majorHAnsi"/>
+        </w:rPr>
+        <w:t xml:space="preserve"> </w:t>
+      </w:r>
+      <w:proofErr w:type="spellStart"/>
+      <w:r>
+        <w:rPr>
+          <w:rFonts w:asciiTheme="majorHAnsi" w:hAnsiTheme="majorHAnsi"/>
+        </w:rPr>
+        <w:t>Kjo</w:t>
+      </w:r>
+      <w:proofErr w:type="spellEnd"/>
+      <w:r>
+        <w:rPr>
+          <w:rFonts w:asciiTheme="majorHAnsi" w:hAnsiTheme="majorHAnsi"/>
+        </w:rPr>
+        <w:t xml:space="preserve"> </w:t>
+      </w:r>
+      <w:proofErr w:type="spellStart"/>
+      <w:r>
+        <w:rPr>
+          <w:rFonts w:asciiTheme="majorHAnsi" w:hAnsiTheme="majorHAnsi"/>
+        </w:rPr>
+        <w:t>krijon</w:t>
+      </w:r>
+      <w:proofErr w:type="spellEnd"/>
+      <w:r>
+        <w:rPr>
+          <w:rFonts w:asciiTheme="majorHAnsi" w:hAnsiTheme="majorHAnsi"/>
+        </w:rPr>
+        <w:t xml:space="preserve"> </w:t>
+      </w:r>
+      <w:proofErr w:type="spellStart"/>
+      <w:r>
+        <w:rPr>
+          <w:rFonts w:asciiTheme="majorHAnsi" w:hAnsiTheme="majorHAnsi"/>
+        </w:rPr>
+        <w:t>një</w:t>
+      </w:r>
+      <w:proofErr w:type="spellEnd"/>
+      <w:r>
+        <w:rPr>
+          <w:rFonts w:asciiTheme="majorHAnsi" w:hAnsiTheme="majorHAnsi"/>
+        </w:rPr>
+        <w:t xml:space="preserve"> model </w:t>
+      </w:r>
+      <w:proofErr w:type="spellStart"/>
+      <w:r>
+        <w:rPr>
+          <w:rFonts w:asciiTheme="majorHAnsi" w:hAnsiTheme="majorHAnsi"/>
+        </w:rPr>
+        <w:t>më</w:t>
+      </w:r>
+      <w:proofErr w:type="spellEnd"/>
+      <w:r>
+        <w:rPr>
+          <w:rFonts w:asciiTheme="majorHAnsi" w:hAnsiTheme="majorHAnsi"/>
+        </w:rPr>
+        <w:t xml:space="preserve"> </w:t>
+      </w:r>
+      <w:proofErr w:type="spellStart"/>
+      <w:r>
+        <w:rPr>
+          <w:rFonts w:asciiTheme="majorHAnsi" w:hAnsiTheme="majorHAnsi"/>
+        </w:rPr>
+        <w:t>të</w:t>
+      </w:r>
+      <w:proofErr w:type="spellEnd"/>
+      <w:r>
+        <w:rPr>
+          <w:rFonts w:asciiTheme="majorHAnsi" w:hAnsiTheme="majorHAnsi"/>
+        </w:rPr>
+        <w:t xml:space="preserve"> </w:t>
+      </w:r>
+      <w:proofErr w:type="spellStart"/>
+      <w:r>
+        <w:rPr>
+          <w:rFonts w:asciiTheme="majorHAnsi" w:hAnsiTheme="majorHAnsi"/>
+        </w:rPr>
+        <w:t>pasur</w:t>
+      </w:r>
+      <w:proofErr w:type="spellEnd"/>
+      <w:r>
+        <w:rPr>
+          <w:rFonts w:asciiTheme="majorHAnsi" w:hAnsiTheme="majorHAnsi"/>
+        </w:rPr>
+        <w:t xml:space="preserve"> </w:t>
+      </w:r>
+      <w:proofErr w:type="spellStart"/>
+      <w:r>
+        <w:rPr>
+          <w:rFonts w:asciiTheme="majorHAnsi" w:hAnsiTheme="majorHAnsi"/>
+        </w:rPr>
+        <w:t>sesa</w:t>
+      </w:r>
+      <w:proofErr w:type="spellEnd"/>
+      <w:r>
+        <w:rPr>
+          <w:rFonts w:asciiTheme="majorHAnsi" w:hAnsiTheme="majorHAnsi"/>
+        </w:rPr>
+        <w:t xml:space="preserve"> </w:t>
+      </w:r>
+      <w:proofErr w:type="spellStart"/>
+      <w:r>
+        <w:rPr>
+          <w:rFonts w:asciiTheme="majorHAnsi" w:hAnsiTheme="majorHAnsi"/>
+        </w:rPr>
+        <w:t>modeli</w:t>
+      </w:r>
+      <w:proofErr w:type="spellEnd"/>
+      <w:r>
+        <w:rPr>
+          <w:rFonts w:asciiTheme="majorHAnsi" w:hAnsiTheme="majorHAnsi"/>
+        </w:rPr>
+        <w:t xml:space="preserve"> </w:t>
+      </w:r>
+      <w:proofErr w:type="spellStart"/>
+      <w:r>
+        <w:rPr>
+          <w:rFonts w:asciiTheme="majorHAnsi" w:hAnsiTheme="majorHAnsi"/>
+        </w:rPr>
+        <w:t>që</w:t>
+      </w:r>
+      <w:proofErr w:type="spellEnd"/>
+      <w:r>
+        <w:rPr>
+          <w:rFonts w:asciiTheme="majorHAnsi" w:hAnsiTheme="majorHAnsi"/>
+        </w:rPr>
+        <w:t xml:space="preserve"> </w:t>
+      </w:r>
+      <w:proofErr w:type="spellStart"/>
+      <w:r>
+        <w:rPr>
+          <w:rFonts w:asciiTheme="majorHAnsi" w:hAnsiTheme="majorHAnsi"/>
+        </w:rPr>
+        <w:t>bazohet</w:t>
+      </w:r>
+      <w:proofErr w:type="spellEnd"/>
+      <w:r>
+        <w:rPr>
+          <w:rFonts w:asciiTheme="majorHAnsi" w:hAnsiTheme="majorHAnsi"/>
+        </w:rPr>
+        <w:t xml:space="preserve"> </w:t>
+      </w:r>
+      <w:proofErr w:type="spellStart"/>
+      <w:r>
+        <w:rPr>
+          <w:rFonts w:asciiTheme="majorHAnsi" w:hAnsiTheme="majorHAnsi"/>
+        </w:rPr>
+        <w:t>vetëm</w:t>
+      </w:r>
+      <w:proofErr w:type="spellEnd"/>
+      <w:r>
+        <w:rPr>
+          <w:rFonts w:asciiTheme="majorHAnsi" w:hAnsiTheme="majorHAnsi"/>
+        </w:rPr>
+        <w:t xml:space="preserve"> </w:t>
+      </w:r>
+      <w:proofErr w:type="spellStart"/>
+      <w:r>
+        <w:rPr>
+          <w:rFonts w:asciiTheme="majorHAnsi" w:hAnsiTheme="majorHAnsi"/>
+        </w:rPr>
+        <w:t>në</w:t>
+      </w:r>
+      <w:proofErr w:type="spellEnd"/>
+      <w:r>
+        <w:rPr>
+          <w:rFonts w:asciiTheme="majorHAnsi" w:hAnsiTheme="majorHAnsi"/>
+        </w:rPr>
+        <w:t xml:space="preserve"> </w:t>
+      </w:r>
+      <w:proofErr w:type="spellStart"/>
+      <w:r>
+        <w:rPr>
+          <w:rFonts w:asciiTheme="majorHAnsi" w:hAnsiTheme="majorHAnsi"/>
+        </w:rPr>
+        <w:t>historinë</w:t>
+      </w:r>
+      <w:proofErr w:type="spellEnd"/>
+      <w:r>
+        <w:rPr>
+          <w:rFonts w:asciiTheme="majorHAnsi" w:hAnsiTheme="majorHAnsi"/>
+        </w:rPr>
+        <w:t xml:space="preserve"> e </w:t>
+      </w:r>
+      <w:proofErr w:type="spellStart"/>
+      <w:r>
+        <w:rPr>
+          <w:rFonts w:asciiTheme="majorHAnsi" w:hAnsiTheme="majorHAnsi"/>
+        </w:rPr>
+        <w:t>energjisë</w:t>
+      </w:r>
+      <w:proofErr w:type="spellEnd"/>
+      <w:r>
+        <w:rPr>
+          <w:rFonts w:asciiTheme="majorHAnsi" w:hAnsiTheme="majorHAnsi"/>
+        </w:rPr>
+        <w:t>.</w:t>
       </w:r>
     </w:p>
     <w:p>
@@ -10843,471 +12101,45 @@
         <w:spacing w:line="240" w:lineRule="auto"/>
         <w:rPr>
           <w:rFonts w:asciiTheme="majorHAnsi" w:hAnsiTheme="majorHAnsi"/>
+          <w:b/>
+          <w:bCs/>
         </w:rPr>
       </w:pPr>
       <w:proofErr w:type="spellStart"/>
       <w:r>
         <w:rPr>
           <w:rFonts w:asciiTheme="majorHAnsi" w:hAnsiTheme="majorHAnsi"/>
-        </w:rPr>
-        <w:t>Në</w:t>
-      </w:r>
-      <w:proofErr w:type="spellEnd"/>
-      <w:r>
-        <w:rPr>
-          <w:rFonts w:asciiTheme="majorHAnsi" w:hAnsiTheme="majorHAnsi"/>
-        </w:rPr>
-        <w:t xml:space="preserve"> FEATURE_COLUMNS </w:t>
-      </w:r>
-      <w:proofErr w:type="spellStart"/>
-      <w:r>
-        <w:rPr>
-          <w:rFonts w:asciiTheme="majorHAnsi" w:hAnsiTheme="majorHAnsi"/>
-        </w:rPr>
-        <w:t>është</w:t>
-      </w:r>
-      <w:proofErr w:type="spellEnd"/>
-      <w:r>
-        <w:rPr>
-          <w:rFonts w:asciiTheme="majorHAnsi" w:hAnsiTheme="majorHAnsi"/>
-        </w:rPr>
-        <w:t xml:space="preserve"> </w:t>
-      </w:r>
-      <w:proofErr w:type="spellStart"/>
-      <w:r>
-        <w:rPr>
-          <w:rFonts w:asciiTheme="majorHAnsi" w:hAnsiTheme="majorHAnsi"/>
-        </w:rPr>
-        <w:t>shtuar</w:t>
-      </w:r>
-      <w:proofErr w:type="spellEnd"/>
-      <w:r>
-        <w:rPr>
-          <w:rFonts w:asciiTheme="majorHAnsi" w:hAnsiTheme="majorHAnsi"/>
-        </w:rPr>
-        <w:t>:</w:t>
-      </w:r>
-      <w:r>
-        <w:rPr>
-          <w:rFonts w:asciiTheme="majorHAnsi" w:hAnsiTheme="majorHAnsi"/>
-        </w:rPr>
-        <w:t xml:space="preserve"> </w:t>
-      </w:r>
-      <w:r>
-        <w:rPr>
-          <w:rFonts w:asciiTheme="majorHAnsi" w:hAnsiTheme="majorHAnsi"/>
-        </w:rPr>
-        <w:t>temperature</w:t>
-      </w:r>
-      <w:r>
-        <w:rPr>
-          <w:rFonts w:asciiTheme="majorHAnsi" w:hAnsiTheme="majorHAnsi"/>
-        </w:rPr>
-        <w:t xml:space="preserve">, </w:t>
-      </w:r>
-      <w:proofErr w:type="spellStart"/>
-      <w:r>
-        <w:rPr>
-          <w:rFonts w:asciiTheme="majorHAnsi" w:hAnsiTheme="majorHAnsi"/>
-        </w:rPr>
-        <w:t>k</w:t>
-      </w:r>
-      <w:r>
-        <w:rPr>
-          <w:rFonts w:asciiTheme="majorHAnsi" w:hAnsiTheme="majorHAnsi"/>
-        </w:rPr>
-        <w:t>ështu</w:t>
-      </w:r>
-      <w:proofErr w:type="spellEnd"/>
-      <w:r>
-        <w:rPr>
-          <w:rFonts w:asciiTheme="majorHAnsi" w:hAnsiTheme="majorHAnsi"/>
-        </w:rPr>
-        <w:t xml:space="preserve"> </w:t>
-      </w:r>
-      <w:proofErr w:type="spellStart"/>
-      <w:r>
-        <w:rPr>
-          <w:rFonts w:asciiTheme="majorHAnsi" w:hAnsiTheme="majorHAnsi"/>
-        </w:rPr>
-        <w:t>modeli</w:t>
-      </w:r>
-      <w:proofErr w:type="spellEnd"/>
-      <w:r>
-        <w:rPr>
-          <w:rFonts w:asciiTheme="majorHAnsi" w:hAnsiTheme="majorHAnsi"/>
-        </w:rPr>
-        <w:t xml:space="preserve"> </w:t>
-      </w:r>
-      <w:proofErr w:type="spellStart"/>
-      <w:r>
-        <w:rPr>
-          <w:rFonts w:asciiTheme="majorHAnsi" w:hAnsiTheme="majorHAnsi"/>
-        </w:rPr>
-        <w:t>nuk</w:t>
-      </w:r>
-      <w:proofErr w:type="spellEnd"/>
-      <w:r>
-        <w:rPr>
-          <w:rFonts w:asciiTheme="majorHAnsi" w:hAnsiTheme="majorHAnsi"/>
-        </w:rPr>
-        <w:t xml:space="preserve"> </w:t>
-      </w:r>
-      <w:proofErr w:type="spellStart"/>
-      <w:r>
-        <w:rPr>
-          <w:rFonts w:asciiTheme="majorHAnsi" w:hAnsiTheme="majorHAnsi"/>
-        </w:rPr>
-        <w:t>sheh</w:t>
-      </w:r>
-      <w:proofErr w:type="spellEnd"/>
-      <w:r>
-        <w:rPr>
-          <w:rFonts w:asciiTheme="majorHAnsi" w:hAnsiTheme="majorHAnsi"/>
-        </w:rPr>
-        <w:t xml:space="preserve"> </w:t>
-      </w:r>
-      <w:proofErr w:type="spellStart"/>
-      <w:r>
-        <w:rPr>
-          <w:rFonts w:asciiTheme="majorHAnsi" w:hAnsiTheme="majorHAnsi"/>
-        </w:rPr>
-        <w:t>më</w:t>
-      </w:r>
-      <w:proofErr w:type="spellEnd"/>
-      <w:r>
-        <w:rPr>
-          <w:rFonts w:asciiTheme="majorHAnsi" w:hAnsiTheme="majorHAnsi"/>
-        </w:rPr>
-        <w:t xml:space="preserve"> </w:t>
-      </w:r>
-      <w:proofErr w:type="spellStart"/>
-      <w:r>
-        <w:rPr>
-          <w:rFonts w:asciiTheme="majorHAnsi" w:hAnsiTheme="majorHAnsi"/>
-        </w:rPr>
-        <w:t>vetëm</w:t>
-      </w:r>
-      <w:proofErr w:type="spellEnd"/>
-      <w:r>
-        <w:rPr>
-          <w:rFonts w:asciiTheme="majorHAnsi" w:hAnsiTheme="majorHAnsi"/>
-        </w:rPr>
-        <w:t xml:space="preserve"> </w:t>
-      </w:r>
-      <w:proofErr w:type="spellStart"/>
-      <w:r>
-        <w:rPr>
-          <w:rFonts w:asciiTheme="majorHAnsi" w:hAnsiTheme="majorHAnsi"/>
-        </w:rPr>
-        <w:t>historinë</w:t>
-      </w:r>
-      <w:proofErr w:type="spellEnd"/>
-      <w:r>
-        <w:rPr>
-          <w:rFonts w:asciiTheme="majorHAnsi" w:hAnsiTheme="majorHAnsi"/>
-        </w:rPr>
-        <w:t xml:space="preserve"> e </w:t>
-      </w:r>
-      <w:proofErr w:type="spellStart"/>
-      <w:r>
-        <w:rPr>
-          <w:rFonts w:asciiTheme="majorHAnsi" w:hAnsiTheme="majorHAnsi"/>
-        </w:rPr>
-        <w:t>energjisë</w:t>
-      </w:r>
-      <w:proofErr w:type="spellEnd"/>
-      <w:r>
-        <w:rPr>
-          <w:rFonts w:asciiTheme="majorHAnsi" w:hAnsiTheme="majorHAnsi"/>
-        </w:rPr>
-        <w:t xml:space="preserve">, </w:t>
-      </w:r>
-      <w:proofErr w:type="spellStart"/>
-      <w:r>
-        <w:rPr>
-          <w:rFonts w:asciiTheme="majorHAnsi" w:hAnsiTheme="majorHAnsi"/>
-        </w:rPr>
-        <w:t>por</w:t>
-      </w:r>
-      <w:proofErr w:type="spellEnd"/>
-      <w:r>
-        <w:rPr>
-          <w:rFonts w:asciiTheme="majorHAnsi" w:hAnsiTheme="majorHAnsi"/>
-        </w:rPr>
-        <w:t xml:space="preserve"> </w:t>
-      </w:r>
-      <w:proofErr w:type="spellStart"/>
-      <w:r>
-        <w:rPr>
-          <w:rFonts w:asciiTheme="majorHAnsi" w:hAnsiTheme="majorHAnsi"/>
-        </w:rPr>
-        <w:t>edhe</w:t>
-      </w:r>
-      <w:proofErr w:type="spellEnd"/>
-      <w:r>
-        <w:rPr>
-          <w:rFonts w:asciiTheme="majorHAnsi" w:hAnsiTheme="majorHAnsi"/>
-        </w:rPr>
-        <w:t xml:space="preserve"> </w:t>
-      </w:r>
-      <w:proofErr w:type="spellStart"/>
-      <w:r>
-        <w:rPr>
-          <w:rFonts w:asciiTheme="majorHAnsi" w:hAnsiTheme="majorHAnsi"/>
-        </w:rPr>
-        <w:t>temperaturën</w:t>
-      </w:r>
-      <w:proofErr w:type="spellEnd"/>
-      <w:r>
-        <w:rPr>
-          <w:rFonts w:asciiTheme="majorHAnsi" w:hAnsiTheme="majorHAnsi"/>
-        </w:rPr>
-        <w:t xml:space="preserve"> </w:t>
-      </w:r>
-      <w:proofErr w:type="spellStart"/>
-      <w:r>
-        <w:rPr>
-          <w:rFonts w:asciiTheme="majorHAnsi" w:hAnsiTheme="majorHAnsi"/>
-        </w:rPr>
-        <w:t>përkatëse</w:t>
-      </w:r>
-      <w:proofErr w:type="spellEnd"/>
-      <w:r>
-        <w:rPr>
-          <w:rFonts w:asciiTheme="majorHAnsi" w:hAnsiTheme="majorHAnsi"/>
-        </w:rPr>
-        <w:t xml:space="preserve"> </w:t>
-      </w:r>
-      <w:proofErr w:type="spellStart"/>
-      <w:r>
-        <w:rPr>
-          <w:rFonts w:asciiTheme="majorHAnsi" w:hAnsiTheme="majorHAnsi"/>
-        </w:rPr>
-        <w:t>të</w:t>
-      </w:r>
-      <w:proofErr w:type="spellEnd"/>
-      <w:r>
-        <w:rPr>
-          <w:rFonts w:asciiTheme="majorHAnsi" w:hAnsiTheme="majorHAnsi"/>
-        </w:rPr>
-        <w:t xml:space="preserve"> </w:t>
-      </w:r>
-      <w:proofErr w:type="spellStart"/>
-      <w:r>
-        <w:rPr>
-          <w:rFonts w:asciiTheme="majorHAnsi" w:hAnsiTheme="majorHAnsi"/>
-        </w:rPr>
-        <w:t>orës</w:t>
-      </w:r>
-      <w:proofErr w:type="spellEnd"/>
-      <w:r>
-        <w:rPr>
-          <w:rFonts w:asciiTheme="majorHAnsi" w:hAnsiTheme="majorHAnsi"/>
-        </w:rPr>
-        <w:t>.</w:t>
-      </w:r>
-      <w:r>
-        <w:rPr>
-          <w:rFonts w:asciiTheme="majorHAnsi" w:hAnsiTheme="majorHAnsi"/>
-        </w:rPr>
-        <w:t xml:space="preserve"> </w:t>
-      </w:r>
-      <w:proofErr w:type="spellStart"/>
-      <w:r>
-        <w:rPr>
-          <w:rFonts w:asciiTheme="majorHAnsi" w:hAnsiTheme="majorHAnsi"/>
-        </w:rPr>
-        <w:t>Kjo</w:t>
-      </w:r>
-      <w:proofErr w:type="spellEnd"/>
-      <w:r>
-        <w:rPr>
-          <w:rFonts w:asciiTheme="majorHAnsi" w:hAnsiTheme="majorHAnsi"/>
-        </w:rPr>
-        <w:t xml:space="preserve"> </w:t>
-      </w:r>
-      <w:proofErr w:type="spellStart"/>
-      <w:r>
-        <w:rPr>
-          <w:rFonts w:asciiTheme="majorHAnsi" w:hAnsiTheme="majorHAnsi"/>
-        </w:rPr>
-        <w:t>krijon</w:t>
-      </w:r>
-      <w:proofErr w:type="spellEnd"/>
-      <w:r>
-        <w:rPr>
-          <w:rFonts w:asciiTheme="majorHAnsi" w:hAnsiTheme="majorHAnsi"/>
-        </w:rPr>
-        <w:t xml:space="preserve"> </w:t>
-      </w:r>
-      <w:proofErr w:type="spellStart"/>
-      <w:r>
-        <w:rPr>
-          <w:rFonts w:asciiTheme="majorHAnsi" w:hAnsiTheme="majorHAnsi"/>
-        </w:rPr>
-        <w:t>një</w:t>
-      </w:r>
-      <w:proofErr w:type="spellEnd"/>
-      <w:r>
-        <w:rPr>
-          <w:rFonts w:asciiTheme="majorHAnsi" w:hAnsiTheme="majorHAnsi"/>
-        </w:rPr>
-        <w:t xml:space="preserve"> model </w:t>
-      </w:r>
-      <w:proofErr w:type="spellStart"/>
-      <w:r>
-        <w:rPr>
-          <w:rFonts w:asciiTheme="majorHAnsi" w:hAnsiTheme="majorHAnsi"/>
-        </w:rPr>
-        <w:t>më</w:t>
-      </w:r>
-      <w:proofErr w:type="spellEnd"/>
-      <w:r>
-        <w:rPr>
-          <w:rFonts w:asciiTheme="majorHAnsi" w:hAnsiTheme="majorHAnsi"/>
-        </w:rPr>
-        <w:t xml:space="preserve"> </w:t>
-      </w:r>
-      <w:proofErr w:type="spellStart"/>
-      <w:r>
-        <w:rPr>
-          <w:rFonts w:asciiTheme="majorHAnsi" w:hAnsiTheme="majorHAnsi"/>
-        </w:rPr>
-        <w:t>të</w:t>
-      </w:r>
-      <w:proofErr w:type="spellEnd"/>
-      <w:r>
-        <w:rPr>
-          <w:rFonts w:asciiTheme="majorHAnsi" w:hAnsiTheme="majorHAnsi"/>
-        </w:rPr>
-        <w:t xml:space="preserve"> </w:t>
-      </w:r>
-      <w:proofErr w:type="spellStart"/>
-      <w:r>
-        <w:rPr>
-          <w:rFonts w:asciiTheme="majorHAnsi" w:hAnsiTheme="majorHAnsi"/>
-        </w:rPr>
-        <w:t>pasur</w:t>
-      </w:r>
-      <w:proofErr w:type="spellEnd"/>
-      <w:r>
-        <w:rPr>
-          <w:rFonts w:asciiTheme="majorHAnsi" w:hAnsiTheme="majorHAnsi"/>
-        </w:rPr>
-        <w:t xml:space="preserve"> </w:t>
-      </w:r>
-      <w:proofErr w:type="spellStart"/>
-      <w:r>
-        <w:rPr>
-          <w:rFonts w:asciiTheme="majorHAnsi" w:hAnsiTheme="majorHAnsi"/>
-        </w:rPr>
-        <w:t>sesa</w:t>
-      </w:r>
-      <w:proofErr w:type="spellEnd"/>
-      <w:r>
-        <w:rPr>
-          <w:rFonts w:asciiTheme="majorHAnsi" w:hAnsiTheme="majorHAnsi"/>
-        </w:rPr>
-        <w:t xml:space="preserve"> </w:t>
-      </w:r>
-      <w:proofErr w:type="spellStart"/>
-      <w:r>
-        <w:rPr>
-          <w:rFonts w:asciiTheme="majorHAnsi" w:hAnsiTheme="majorHAnsi"/>
-        </w:rPr>
-        <w:t>modeli</w:t>
-      </w:r>
-      <w:proofErr w:type="spellEnd"/>
-      <w:r>
-        <w:rPr>
-          <w:rFonts w:asciiTheme="majorHAnsi" w:hAnsiTheme="majorHAnsi"/>
-        </w:rPr>
-        <w:t xml:space="preserve"> </w:t>
-      </w:r>
-      <w:proofErr w:type="spellStart"/>
-      <w:r>
-        <w:rPr>
-          <w:rFonts w:asciiTheme="majorHAnsi" w:hAnsiTheme="majorHAnsi"/>
-        </w:rPr>
-        <w:t>që</w:t>
-      </w:r>
-      <w:proofErr w:type="spellEnd"/>
-      <w:r>
-        <w:rPr>
-          <w:rFonts w:asciiTheme="majorHAnsi" w:hAnsiTheme="majorHAnsi"/>
-        </w:rPr>
-        <w:t xml:space="preserve"> </w:t>
-      </w:r>
-      <w:proofErr w:type="spellStart"/>
-      <w:r>
-        <w:rPr>
-          <w:rFonts w:asciiTheme="majorHAnsi" w:hAnsiTheme="majorHAnsi"/>
-        </w:rPr>
-        <w:t>bazohet</w:t>
-      </w:r>
-      <w:proofErr w:type="spellEnd"/>
-      <w:r>
-        <w:rPr>
-          <w:rFonts w:asciiTheme="majorHAnsi" w:hAnsiTheme="majorHAnsi"/>
-        </w:rPr>
-        <w:t xml:space="preserve"> </w:t>
-      </w:r>
-      <w:proofErr w:type="spellStart"/>
-      <w:r>
-        <w:rPr>
-          <w:rFonts w:asciiTheme="majorHAnsi" w:hAnsiTheme="majorHAnsi"/>
-        </w:rPr>
-        <w:t>vetëm</w:t>
-      </w:r>
-      <w:proofErr w:type="spellEnd"/>
-      <w:r>
-        <w:rPr>
-          <w:rFonts w:asciiTheme="majorHAnsi" w:hAnsiTheme="majorHAnsi"/>
-        </w:rPr>
-        <w:t xml:space="preserve"> </w:t>
-      </w:r>
-      <w:proofErr w:type="spellStart"/>
-      <w:r>
-        <w:rPr>
-          <w:rFonts w:asciiTheme="majorHAnsi" w:hAnsiTheme="majorHAnsi"/>
-        </w:rPr>
-        <w:t>në</w:t>
-      </w:r>
-      <w:proofErr w:type="spellEnd"/>
-      <w:r>
-        <w:rPr>
-          <w:rFonts w:asciiTheme="majorHAnsi" w:hAnsiTheme="majorHAnsi"/>
-        </w:rPr>
-        <w:t xml:space="preserve"> </w:t>
-      </w:r>
-      <w:proofErr w:type="spellStart"/>
-      <w:r>
-        <w:rPr>
-          <w:rFonts w:asciiTheme="majorHAnsi" w:hAnsiTheme="majorHAnsi"/>
-        </w:rPr>
-        <w:t>historinë</w:t>
-      </w:r>
-      <w:proofErr w:type="spellEnd"/>
-      <w:r>
-        <w:rPr>
-          <w:rFonts w:asciiTheme="majorHAnsi" w:hAnsiTheme="majorHAnsi"/>
-        </w:rPr>
-        <w:t xml:space="preserve"> e </w:t>
-      </w:r>
-      <w:proofErr w:type="spellStart"/>
-      <w:r>
-        <w:rPr>
-          <w:rFonts w:asciiTheme="majorHAnsi" w:hAnsiTheme="majorHAnsi"/>
-        </w:rPr>
-        <w:t>energjisë</w:t>
-      </w:r>
-      <w:proofErr w:type="spellEnd"/>
-      <w:r>
-        <w:rPr>
-          <w:rFonts w:asciiTheme="majorHAnsi" w:hAnsiTheme="majorHAnsi"/>
-        </w:rPr>
-        <w:t>.</w:t>
+          <w:b/>
+          <w:bCs/>
+        </w:rPr>
+        <w:t>Temperatura</w:t>
+      </w:r>
+      <w:proofErr w:type="spellEnd"/>
+      <w:r>
+        <w:rPr>
+          <w:rFonts w:asciiTheme="majorHAnsi" w:hAnsiTheme="majorHAnsi"/>
+          <w:b/>
+          <w:bCs/>
+        </w:rPr>
+        <w:t xml:space="preserve"> </w:t>
+      </w:r>
+      <w:proofErr w:type="spellStart"/>
+      <w:r>
+        <w:rPr>
+          <w:rFonts w:asciiTheme="majorHAnsi" w:hAnsiTheme="majorHAnsi"/>
+          <w:b/>
+          <w:bCs/>
+        </w:rPr>
+        <w:t>gjatë</w:t>
+      </w:r>
+      <w:proofErr w:type="spellEnd"/>
+      <w:r>
+        <w:rPr>
+          <w:rFonts w:asciiTheme="majorHAnsi" w:hAnsiTheme="majorHAnsi"/>
+          <w:b/>
+          <w:bCs/>
+        </w:rPr>
+        <w:t xml:space="preserve"> Forecast-it</w:t>
       </w:r>
     </w:p>
     <w:p>
@@ -11315,45 +12147,429 @@
         <w:spacing w:line="240" w:lineRule="auto"/>
         <w:rPr>
           <w:rFonts w:asciiTheme="majorHAnsi" w:hAnsiTheme="majorHAnsi"/>
-          <w:b/>
-          <w:bCs/>
         </w:rPr>
       </w:pPr>
       <w:proofErr w:type="spellStart"/>
       <w:r>
         <w:rPr>
           <w:rFonts w:asciiTheme="majorHAnsi" w:hAnsiTheme="majorHAnsi"/>
-          <w:b/>
-          <w:bCs/>
-        </w:rPr>
-        <w:t>Temperatura</w:t>
-      </w:r>
-      <w:proofErr w:type="spellEnd"/>
-      <w:r>
-        <w:rPr>
-          <w:rFonts w:asciiTheme="majorHAnsi" w:hAnsiTheme="majorHAnsi"/>
-          <w:b/>
-          <w:bCs/>
-        </w:rPr>
-        <w:t xml:space="preserve"> </w:t>
-      </w:r>
-      <w:proofErr w:type="spellStart"/>
-      <w:r>
-        <w:rPr>
-          <w:rFonts w:asciiTheme="majorHAnsi" w:hAnsiTheme="majorHAnsi"/>
-          <w:b/>
-          <w:bCs/>
-        </w:rPr>
-        <w:t>gjatë</w:t>
-      </w:r>
-      <w:proofErr w:type="spellEnd"/>
-      <w:r>
-        <w:rPr>
-          <w:rFonts w:asciiTheme="majorHAnsi" w:hAnsiTheme="majorHAnsi"/>
-          <w:b/>
-          <w:bCs/>
-        </w:rPr>
-        <w:t xml:space="preserve"> Forecast-it</w:t>
+        </w:rPr>
+        <w:t>Për</w:t>
+      </w:r>
+      <w:proofErr w:type="spellEnd"/>
+      <w:r>
+        <w:rPr>
+          <w:rFonts w:asciiTheme="majorHAnsi" w:hAnsiTheme="majorHAnsi"/>
+        </w:rPr>
+        <w:t xml:space="preserve"> forecast </w:t>
+      </w:r>
+      <w:proofErr w:type="spellStart"/>
+      <w:r>
+        <w:rPr>
+          <w:rFonts w:asciiTheme="majorHAnsi" w:hAnsiTheme="majorHAnsi"/>
+        </w:rPr>
+        <w:t>të</w:t>
+      </w:r>
+      <w:proofErr w:type="spellEnd"/>
+      <w:r>
+        <w:rPr>
+          <w:rFonts w:asciiTheme="majorHAnsi" w:hAnsiTheme="majorHAnsi"/>
+        </w:rPr>
+        <w:t xml:space="preserve"> </w:t>
+      </w:r>
+      <w:proofErr w:type="spellStart"/>
+      <w:r>
+        <w:rPr>
+          <w:rFonts w:asciiTheme="majorHAnsi" w:hAnsiTheme="majorHAnsi"/>
+        </w:rPr>
+        <w:t>një</w:t>
+      </w:r>
+      <w:proofErr w:type="spellEnd"/>
+      <w:r>
+        <w:rPr>
+          <w:rFonts w:asciiTheme="majorHAnsi" w:hAnsiTheme="majorHAnsi"/>
+        </w:rPr>
+        <w:t xml:space="preserve"> </w:t>
+      </w:r>
+      <w:proofErr w:type="spellStart"/>
+      <w:r>
+        <w:rPr>
+          <w:rFonts w:asciiTheme="majorHAnsi" w:hAnsiTheme="majorHAnsi"/>
+        </w:rPr>
+        <w:t>muaji</w:t>
+      </w:r>
+      <w:proofErr w:type="spellEnd"/>
+      <w:r>
+        <w:rPr>
+          <w:rFonts w:asciiTheme="majorHAnsi" w:hAnsiTheme="majorHAnsi"/>
+        </w:rPr>
+        <w:t xml:space="preserve"> </w:t>
+      </w:r>
+      <w:proofErr w:type="spellStart"/>
+      <w:r>
+        <w:rPr>
+          <w:rFonts w:asciiTheme="majorHAnsi" w:hAnsiTheme="majorHAnsi"/>
+        </w:rPr>
+        <w:t>të</w:t>
+      </w:r>
+      <w:proofErr w:type="spellEnd"/>
+      <w:r>
+        <w:rPr>
+          <w:rFonts w:asciiTheme="majorHAnsi" w:hAnsiTheme="majorHAnsi"/>
+        </w:rPr>
+        <w:t xml:space="preserve"> </w:t>
+      </w:r>
+      <w:proofErr w:type="spellStart"/>
+      <w:r>
+        <w:rPr>
+          <w:rFonts w:asciiTheme="majorHAnsi" w:hAnsiTheme="majorHAnsi"/>
+        </w:rPr>
+        <w:t>ardhshëm</w:t>
+      </w:r>
+      <w:proofErr w:type="spellEnd"/>
+      <w:r>
+        <w:rPr>
+          <w:rFonts w:asciiTheme="majorHAnsi" w:hAnsiTheme="majorHAnsi"/>
+        </w:rPr>
+        <w:t xml:space="preserve"> </w:t>
+      </w:r>
+      <w:proofErr w:type="spellStart"/>
+      <w:r>
+        <w:rPr>
+          <w:rFonts w:asciiTheme="majorHAnsi" w:hAnsiTheme="majorHAnsi"/>
+        </w:rPr>
+        <w:t>përdoret</w:t>
+      </w:r>
+      <w:proofErr w:type="spellEnd"/>
+      <w:r>
+        <w:rPr>
+          <w:rFonts w:asciiTheme="majorHAnsi" w:hAnsiTheme="majorHAnsi"/>
+        </w:rPr>
+        <w:t>:</w:t>
+      </w:r>
+      <w:r>
+        <w:rPr>
+          <w:rFonts w:asciiTheme="majorHAnsi" w:hAnsiTheme="majorHAnsi"/>
+        </w:rPr>
+        <w:t xml:space="preserve"> </w:t>
+      </w:r>
+      <w:proofErr w:type="spellStart"/>
+      <w:r>
+        <w:rPr>
+          <w:rFonts w:asciiTheme="majorHAnsi" w:hAnsiTheme="majorHAnsi"/>
+        </w:rPr>
+        <w:t>get_forecast_</w:t>
+      </w:r>
+      <w:proofErr w:type="gramStart"/>
+      <w:r>
+        <w:rPr>
+          <w:rFonts w:asciiTheme="majorHAnsi" w:hAnsiTheme="majorHAnsi"/>
+        </w:rPr>
+        <w:t>temperature</w:t>
+      </w:r>
+      <w:proofErr w:type="spellEnd"/>
+      <w:r>
+        <w:rPr>
+          <w:rFonts w:asciiTheme="majorHAnsi" w:hAnsiTheme="majorHAnsi"/>
+        </w:rPr>
+        <w:t>(</w:t>
+      </w:r>
+      <w:proofErr w:type="gramEnd"/>
+      <w:r>
+        <w:rPr>
+          <w:rFonts w:asciiTheme="majorHAnsi" w:hAnsiTheme="majorHAnsi"/>
+        </w:rPr>
+        <w:t>)</w:t>
+      </w:r>
+      <w:r>
+        <w:rPr>
+          <w:rFonts w:asciiTheme="majorHAnsi" w:hAnsiTheme="majorHAnsi"/>
+        </w:rPr>
+        <w:t xml:space="preserve"> </w:t>
+      </w:r>
+      <w:proofErr w:type="spellStart"/>
+      <w:r>
+        <w:rPr>
+          <w:rFonts w:asciiTheme="majorHAnsi" w:hAnsiTheme="majorHAnsi"/>
+        </w:rPr>
+        <w:t>dhe</w:t>
+      </w:r>
+      <w:proofErr w:type="spellEnd"/>
+      <w:r>
+        <w:rPr>
+          <w:rFonts w:asciiTheme="majorHAnsi" w:hAnsiTheme="majorHAnsi"/>
+        </w:rPr>
+        <w:t xml:space="preserve"> </w:t>
+      </w:r>
+      <w:proofErr w:type="spellStart"/>
+      <w:r>
+        <w:rPr>
+          <w:rFonts w:asciiTheme="majorHAnsi" w:hAnsiTheme="majorHAnsi"/>
+        </w:rPr>
+        <w:t>të</w:t>
+      </w:r>
+      <w:proofErr w:type="spellEnd"/>
+      <w:r>
+        <w:rPr>
+          <w:rFonts w:asciiTheme="majorHAnsi" w:hAnsiTheme="majorHAnsi"/>
+        </w:rPr>
+        <w:t xml:space="preserve"> </w:t>
+      </w:r>
+      <w:proofErr w:type="spellStart"/>
+      <w:r>
+        <w:rPr>
+          <w:rFonts w:asciiTheme="majorHAnsi" w:hAnsiTheme="majorHAnsi"/>
+        </w:rPr>
+        <w:t>dhënat</w:t>
+      </w:r>
+      <w:proofErr w:type="spellEnd"/>
+      <w:r>
+        <w:rPr>
+          <w:rFonts w:asciiTheme="majorHAnsi" w:hAnsiTheme="majorHAnsi"/>
+        </w:rPr>
+        <w:t xml:space="preserve"> </w:t>
+      </w:r>
+      <w:proofErr w:type="spellStart"/>
+      <w:r>
+        <w:rPr>
+          <w:rFonts w:asciiTheme="majorHAnsi" w:hAnsiTheme="majorHAnsi"/>
+        </w:rPr>
+        <w:t>bashkohen</w:t>
+      </w:r>
+      <w:proofErr w:type="spellEnd"/>
+      <w:r>
+        <w:rPr>
+          <w:rFonts w:asciiTheme="majorHAnsi" w:hAnsiTheme="majorHAnsi"/>
+        </w:rPr>
+        <w:t xml:space="preserve"> me </w:t>
+      </w:r>
+      <w:proofErr w:type="spellStart"/>
+      <w:r>
+        <w:rPr>
+          <w:rFonts w:asciiTheme="majorHAnsi" w:hAnsiTheme="majorHAnsi"/>
+        </w:rPr>
+        <w:t>datat</w:t>
+      </w:r>
+      <w:proofErr w:type="spellEnd"/>
+      <w:r>
+        <w:rPr>
+          <w:rFonts w:asciiTheme="majorHAnsi" w:hAnsiTheme="majorHAnsi"/>
+        </w:rPr>
+        <w:t xml:space="preserve"> e </w:t>
+      </w:r>
+      <w:proofErr w:type="spellStart"/>
+      <w:r>
+        <w:rPr>
+          <w:rFonts w:asciiTheme="majorHAnsi" w:hAnsiTheme="majorHAnsi"/>
+        </w:rPr>
+        <w:t>muajit</w:t>
+      </w:r>
+      <w:proofErr w:type="spellEnd"/>
+      <w:r>
+        <w:rPr>
+          <w:rFonts w:asciiTheme="majorHAnsi" w:hAnsiTheme="majorHAnsi"/>
+        </w:rPr>
+        <w:t xml:space="preserve"> </w:t>
+      </w:r>
+      <w:proofErr w:type="spellStart"/>
+      <w:r>
+        <w:rPr>
+          <w:rFonts w:asciiTheme="majorHAnsi" w:hAnsiTheme="majorHAnsi"/>
+        </w:rPr>
+        <w:t>që</w:t>
+      </w:r>
+      <w:proofErr w:type="spellEnd"/>
+      <w:r>
+        <w:rPr>
+          <w:rFonts w:asciiTheme="majorHAnsi" w:hAnsiTheme="majorHAnsi"/>
+        </w:rPr>
+        <w:t xml:space="preserve"> po </w:t>
+      </w:r>
+      <w:proofErr w:type="spellStart"/>
+      <w:r>
+        <w:rPr>
+          <w:rFonts w:asciiTheme="majorHAnsi" w:hAnsiTheme="majorHAnsi"/>
+        </w:rPr>
+        <w:t>parashikohet</w:t>
+      </w:r>
+      <w:proofErr w:type="spellEnd"/>
+      <w:r>
+        <w:rPr>
+          <w:rFonts w:asciiTheme="majorHAnsi" w:hAnsiTheme="majorHAnsi"/>
+        </w:rPr>
+        <w:t>.</w:t>
+      </w:r>
+      <w:r>
+        <w:rPr>
+          <w:rFonts w:asciiTheme="majorHAnsi" w:hAnsiTheme="majorHAnsi"/>
+        </w:rPr>
+        <w:t xml:space="preserve"> </w:t>
+      </w:r>
+      <w:proofErr w:type="spellStart"/>
+      <w:r>
+        <w:rPr>
+          <w:rFonts w:asciiTheme="majorHAnsi" w:hAnsiTheme="majorHAnsi"/>
+        </w:rPr>
+        <w:t>Nëse</w:t>
+      </w:r>
+      <w:proofErr w:type="spellEnd"/>
+      <w:r>
+        <w:rPr>
+          <w:rFonts w:asciiTheme="majorHAnsi" w:hAnsiTheme="majorHAnsi"/>
+        </w:rPr>
+        <w:t xml:space="preserve"> API </w:t>
+      </w:r>
+      <w:proofErr w:type="spellStart"/>
+      <w:r>
+        <w:rPr>
+          <w:rFonts w:asciiTheme="majorHAnsi" w:hAnsiTheme="majorHAnsi"/>
+        </w:rPr>
+        <w:t>nuk</w:t>
+      </w:r>
+      <w:proofErr w:type="spellEnd"/>
+      <w:r>
+        <w:rPr>
+          <w:rFonts w:asciiTheme="majorHAnsi" w:hAnsiTheme="majorHAnsi"/>
+        </w:rPr>
+        <w:t xml:space="preserve"> </w:t>
+      </w:r>
+      <w:proofErr w:type="spellStart"/>
+      <w:r>
+        <w:rPr>
+          <w:rFonts w:asciiTheme="majorHAnsi" w:hAnsiTheme="majorHAnsi"/>
+        </w:rPr>
+        <w:t>siguron</w:t>
+      </w:r>
+      <w:proofErr w:type="spellEnd"/>
+      <w:r>
+        <w:rPr>
+          <w:rFonts w:asciiTheme="majorHAnsi" w:hAnsiTheme="majorHAnsi"/>
+        </w:rPr>
+        <w:t xml:space="preserve"> </w:t>
+      </w:r>
+      <w:proofErr w:type="spellStart"/>
+      <w:r>
+        <w:rPr>
+          <w:rFonts w:asciiTheme="majorHAnsi" w:hAnsiTheme="majorHAnsi"/>
+        </w:rPr>
+        <w:t>temperaturë</w:t>
+      </w:r>
+      <w:proofErr w:type="spellEnd"/>
+      <w:r>
+        <w:rPr>
+          <w:rFonts w:asciiTheme="majorHAnsi" w:hAnsiTheme="majorHAnsi"/>
+        </w:rPr>
+        <w:t xml:space="preserve"> </w:t>
+      </w:r>
+      <w:proofErr w:type="spellStart"/>
+      <w:r>
+        <w:rPr>
+          <w:rFonts w:asciiTheme="majorHAnsi" w:hAnsiTheme="majorHAnsi"/>
+        </w:rPr>
+        <w:t>për</w:t>
+      </w:r>
+      <w:proofErr w:type="spellEnd"/>
+      <w:r>
+        <w:rPr>
+          <w:rFonts w:asciiTheme="majorHAnsi" w:hAnsiTheme="majorHAnsi"/>
+        </w:rPr>
+        <w:t xml:space="preserve"> </w:t>
+      </w:r>
+      <w:proofErr w:type="spellStart"/>
+      <w:r>
+        <w:rPr>
+          <w:rFonts w:asciiTheme="majorHAnsi" w:hAnsiTheme="majorHAnsi"/>
+        </w:rPr>
+        <w:t>të</w:t>
+      </w:r>
+      <w:proofErr w:type="spellEnd"/>
+      <w:r>
+        <w:rPr>
+          <w:rFonts w:asciiTheme="majorHAnsi" w:hAnsiTheme="majorHAnsi"/>
+        </w:rPr>
+        <w:t xml:space="preserve"> </w:t>
+      </w:r>
+      <w:proofErr w:type="spellStart"/>
+      <w:r>
+        <w:rPr>
+          <w:rFonts w:asciiTheme="majorHAnsi" w:hAnsiTheme="majorHAnsi"/>
+        </w:rPr>
+        <w:t>gjitha</w:t>
+      </w:r>
+      <w:proofErr w:type="spellEnd"/>
+      <w:r>
+        <w:rPr>
+          <w:rFonts w:asciiTheme="majorHAnsi" w:hAnsiTheme="majorHAnsi"/>
+        </w:rPr>
+        <w:t xml:space="preserve"> </w:t>
+      </w:r>
+      <w:proofErr w:type="spellStart"/>
+      <w:r>
+        <w:rPr>
+          <w:rFonts w:asciiTheme="majorHAnsi" w:hAnsiTheme="majorHAnsi"/>
+        </w:rPr>
+        <w:t>orët</w:t>
+      </w:r>
+      <w:proofErr w:type="spellEnd"/>
+      <w:r>
+        <w:rPr>
+          <w:rFonts w:asciiTheme="majorHAnsi" w:hAnsiTheme="majorHAnsi"/>
+        </w:rPr>
+        <w:t xml:space="preserve"> e </w:t>
+      </w:r>
+      <w:proofErr w:type="spellStart"/>
+      <w:r>
+        <w:rPr>
+          <w:rFonts w:asciiTheme="majorHAnsi" w:hAnsiTheme="majorHAnsi"/>
+        </w:rPr>
+        <w:t>muajit</w:t>
+      </w:r>
+      <w:proofErr w:type="spellEnd"/>
+      <w:r>
+        <w:rPr>
+          <w:rFonts w:asciiTheme="majorHAnsi" w:hAnsiTheme="majorHAnsi"/>
+        </w:rPr>
+        <w:t xml:space="preserve">, </w:t>
+      </w:r>
+      <w:proofErr w:type="spellStart"/>
+      <w:r>
+        <w:rPr>
+          <w:rFonts w:asciiTheme="majorHAnsi" w:hAnsiTheme="majorHAnsi"/>
+        </w:rPr>
+        <w:t>sistemi</w:t>
+      </w:r>
+      <w:proofErr w:type="spellEnd"/>
+      <w:r>
+        <w:rPr>
+          <w:rFonts w:asciiTheme="majorHAnsi" w:hAnsiTheme="majorHAnsi"/>
+        </w:rPr>
+        <w:t xml:space="preserve"> e </w:t>
+      </w:r>
+      <w:proofErr w:type="spellStart"/>
+      <w:r>
+        <w:rPr>
+          <w:rFonts w:asciiTheme="majorHAnsi" w:hAnsiTheme="majorHAnsi"/>
+        </w:rPr>
+        <w:t>identifiko</w:t>
+      </w:r>
+      <w:r>
+        <w:rPr>
+          <w:rFonts w:asciiTheme="majorHAnsi" w:hAnsiTheme="majorHAnsi"/>
+        </w:rPr>
+        <w:t>n</w:t>
+      </w:r>
+      <w:proofErr w:type="spellEnd"/>
+      <w:r>
+        <w:rPr>
+          <w:rFonts w:asciiTheme="majorHAnsi" w:hAnsiTheme="majorHAnsi"/>
+        </w:rPr>
+        <w:t>:</w:t>
+      </w:r>
+      <w:r>
+        <w:rPr>
+          <w:rFonts w:asciiTheme="majorHAnsi" w:hAnsiTheme="majorHAnsi"/>
+        </w:rPr>
+        <w:t xml:space="preserve"> </w:t>
       </w:r>
     </w:p>
     <w:p>
@@ -11363,413 +12579,11 @@
           <w:rFonts w:asciiTheme="majorHAnsi" w:hAnsiTheme="majorHAnsi"/>
         </w:rPr>
       </w:pPr>
-      <w:proofErr w:type="spellStart"/>
-      <w:r>
-        <w:rPr>
-          <w:rFonts w:asciiTheme="majorHAnsi" w:hAnsiTheme="majorHAnsi"/>
-        </w:rPr>
-        <w:t>Për</w:t>
-      </w:r>
-      <w:proofErr w:type="spellEnd"/>
-      <w:r>
-        <w:rPr>
-          <w:rFonts w:asciiTheme="majorHAnsi" w:hAnsiTheme="majorHAnsi"/>
-        </w:rPr>
-        <w:t xml:space="preserve"> forecast </w:t>
-      </w:r>
-      <w:proofErr w:type="spellStart"/>
-      <w:r>
-        <w:rPr>
-          <w:rFonts w:asciiTheme="majorHAnsi" w:hAnsiTheme="majorHAnsi"/>
-        </w:rPr>
-        <w:t>të</w:t>
-      </w:r>
-      <w:proofErr w:type="spellEnd"/>
-      <w:r>
-        <w:rPr>
-          <w:rFonts w:asciiTheme="majorHAnsi" w:hAnsiTheme="majorHAnsi"/>
-        </w:rPr>
-        <w:t xml:space="preserve"> </w:t>
-      </w:r>
-      <w:proofErr w:type="spellStart"/>
-      <w:r>
-        <w:rPr>
-          <w:rFonts w:asciiTheme="majorHAnsi" w:hAnsiTheme="majorHAnsi"/>
-        </w:rPr>
-        <w:t>një</w:t>
-      </w:r>
-      <w:proofErr w:type="spellEnd"/>
-      <w:r>
-        <w:rPr>
-          <w:rFonts w:asciiTheme="majorHAnsi" w:hAnsiTheme="majorHAnsi"/>
-        </w:rPr>
-        <w:t xml:space="preserve"> </w:t>
-      </w:r>
-      <w:proofErr w:type="spellStart"/>
-      <w:r>
-        <w:rPr>
-          <w:rFonts w:asciiTheme="majorHAnsi" w:hAnsiTheme="majorHAnsi"/>
-        </w:rPr>
-        <w:t>muaji</w:t>
-      </w:r>
-      <w:proofErr w:type="spellEnd"/>
-      <w:r>
-        <w:rPr>
-          <w:rFonts w:asciiTheme="majorHAnsi" w:hAnsiTheme="majorHAnsi"/>
-        </w:rPr>
-        <w:t xml:space="preserve"> </w:t>
-      </w:r>
-      <w:proofErr w:type="spellStart"/>
-      <w:r>
-        <w:rPr>
-          <w:rFonts w:asciiTheme="majorHAnsi" w:hAnsiTheme="majorHAnsi"/>
-        </w:rPr>
-        <w:t>të</w:t>
-      </w:r>
-      <w:proofErr w:type="spellEnd"/>
-      <w:r>
-        <w:rPr>
-          <w:rFonts w:asciiTheme="majorHAnsi" w:hAnsiTheme="majorHAnsi"/>
-        </w:rPr>
-        <w:t xml:space="preserve"> </w:t>
-      </w:r>
-      <w:proofErr w:type="spellStart"/>
-      <w:r>
-        <w:rPr>
-          <w:rFonts w:asciiTheme="majorHAnsi" w:hAnsiTheme="majorHAnsi"/>
-        </w:rPr>
-        <w:t>ardhshëm</w:t>
-      </w:r>
-      <w:proofErr w:type="spellEnd"/>
-      <w:r>
-        <w:rPr>
-          <w:rFonts w:asciiTheme="majorHAnsi" w:hAnsiTheme="majorHAnsi"/>
-        </w:rPr>
-        <w:t xml:space="preserve"> </w:t>
-      </w:r>
-      <w:proofErr w:type="spellStart"/>
-      <w:r>
-        <w:rPr>
-          <w:rFonts w:asciiTheme="majorHAnsi" w:hAnsiTheme="majorHAnsi"/>
-        </w:rPr>
-        <w:t>përdoret</w:t>
-      </w:r>
-      <w:proofErr w:type="spellEnd"/>
-      <w:r>
-        <w:rPr>
-          <w:rFonts w:asciiTheme="majorHAnsi" w:hAnsiTheme="majorHAnsi"/>
-        </w:rPr>
-        <w:t>:</w:t>
-      </w:r>
-      <w:r>
-        <w:rPr>
-          <w:rFonts w:asciiTheme="majorHAnsi" w:hAnsiTheme="majorHAnsi"/>
-        </w:rPr>
-        <w:t xml:space="preserve"> </w:t>
-      </w:r>
-      <w:proofErr w:type="spellStart"/>
-      <w:r>
-        <w:rPr>
-          <w:rFonts w:asciiTheme="majorHAnsi" w:hAnsiTheme="majorHAnsi"/>
-        </w:rPr>
-        <w:t>get_forecast_temperature</w:t>
-      </w:r>
-      <w:proofErr w:type="spellEnd"/>
-      <w:r>
-        <w:rPr>
-          <w:rFonts w:asciiTheme="majorHAnsi" w:hAnsiTheme="majorHAnsi"/>
-        </w:rPr>
-        <w:t>()</w:t>
-      </w:r>
-      <w:r>
-        <w:rPr>
-          <w:rFonts w:asciiTheme="majorHAnsi" w:hAnsiTheme="majorHAnsi"/>
-        </w:rPr>
-        <w:t xml:space="preserve"> </w:t>
-      </w:r>
-      <w:proofErr w:type="spellStart"/>
-      <w:r>
-        <w:rPr>
-          <w:rFonts w:asciiTheme="majorHAnsi" w:hAnsiTheme="majorHAnsi"/>
-        </w:rPr>
-        <w:t>dhe</w:t>
-      </w:r>
-      <w:proofErr w:type="spellEnd"/>
-      <w:r>
-        <w:rPr>
-          <w:rFonts w:asciiTheme="majorHAnsi" w:hAnsiTheme="majorHAnsi"/>
-        </w:rPr>
-        <w:t xml:space="preserve"> </w:t>
-      </w:r>
-      <w:proofErr w:type="spellStart"/>
-      <w:r>
-        <w:rPr>
-          <w:rFonts w:asciiTheme="majorHAnsi" w:hAnsiTheme="majorHAnsi"/>
-        </w:rPr>
-        <w:t>të</w:t>
-      </w:r>
-      <w:proofErr w:type="spellEnd"/>
-      <w:r>
-        <w:rPr>
-          <w:rFonts w:asciiTheme="majorHAnsi" w:hAnsiTheme="majorHAnsi"/>
-        </w:rPr>
-        <w:t xml:space="preserve"> </w:t>
-      </w:r>
-      <w:proofErr w:type="spellStart"/>
-      <w:r>
-        <w:rPr>
-          <w:rFonts w:asciiTheme="majorHAnsi" w:hAnsiTheme="majorHAnsi"/>
-        </w:rPr>
-        <w:t>dhënat</w:t>
-      </w:r>
-      <w:proofErr w:type="spellEnd"/>
-      <w:r>
-        <w:rPr>
-          <w:rFonts w:asciiTheme="majorHAnsi" w:hAnsiTheme="majorHAnsi"/>
-        </w:rPr>
-        <w:t xml:space="preserve"> </w:t>
-      </w:r>
-      <w:proofErr w:type="spellStart"/>
-      <w:r>
-        <w:rPr>
-          <w:rFonts w:asciiTheme="majorHAnsi" w:hAnsiTheme="majorHAnsi"/>
-        </w:rPr>
-        <w:t>bashkohen</w:t>
-      </w:r>
-      <w:proofErr w:type="spellEnd"/>
-      <w:r>
-        <w:rPr>
-          <w:rFonts w:asciiTheme="majorHAnsi" w:hAnsiTheme="majorHAnsi"/>
-        </w:rPr>
-        <w:t xml:space="preserve"> me </w:t>
-      </w:r>
-      <w:proofErr w:type="spellStart"/>
-      <w:r>
-        <w:rPr>
-          <w:rFonts w:asciiTheme="majorHAnsi" w:hAnsiTheme="majorHAnsi"/>
-        </w:rPr>
-        <w:t>datat</w:t>
-      </w:r>
-      <w:proofErr w:type="spellEnd"/>
-      <w:r>
-        <w:rPr>
-          <w:rFonts w:asciiTheme="majorHAnsi" w:hAnsiTheme="majorHAnsi"/>
-        </w:rPr>
-        <w:t xml:space="preserve"> e </w:t>
-      </w:r>
-      <w:proofErr w:type="spellStart"/>
-      <w:r>
-        <w:rPr>
-          <w:rFonts w:asciiTheme="majorHAnsi" w:hAnsiTheme="majorHAnsi"/>
-        </w:rPr>
-        <w:t>muajit</w:t>
-      </w:r>
-      <w:proofErr w:type="spellEnd"/>
-      <w:r>
-        <w:rPr>
-          <w:rFonts w:asciiTheme="majorHAnsi" w:hAnsiTheme="majorHAnsi"/>
-        </w:rPr>
-        <w:t xml:space="preserve"> </w:t>
-      </w:r>
-      <w:proofErr w:type="spellStart"/>
-      <w:r>
-        <w:rPr>
-          <w:rFonts w:asciiTheme="majorHAnsi" w:hAnsiTheme="majorHAnsi"/>
-        </w:rPr>
-        <w:t>që</w:t>
-      </w:r>
-      <w:proofErr w:type="spellEnd"/>
-      <w:r>
-        <w:rPr>
-          <w:rFonts w:asciiTheme="majorHAnsi" w:hAnsiTheme="majorHAnsi"/>
-        </w:rPr>
-        <w:t xml:space="preserve"> po </w:t>
-      </w:r>
-      <w:proofErr w:type="spellStart"/>
-      <w:r>
-        <w:rPr>
-          <w:rFonts w:asciiTheme="majorHAnsi" w:hAnsiTheme="majorHAnsi"/>
-        </w:rPr>
-        <w:t>parashikohet</w:t>
-      </w:r>
-      <w:proofErr w:type="spellEnd"/>
-      <w:r>
-        <w:rPr>
-          <w:rFonts w:asciiTheme="majorHAnsi" w:hAnsiTheme="majorHAnsi"/>
-        </w:rPr>
-        <w:t>.</w:t>
-      </w:r>
-      <w:r>
-        <w:rPr>
-          <w:rFonts w:asciiTheme="majorHAnsi" w:hAnsiTheme="majorHAnsi"/>
-        </w:rPr>
-        <w:t xml:space="preserve"> </w:t>
-      </w:r>
-      <w:proofErr w:type="spellStart"/>
-      <w:r>
-        <w:rPr>
-          <w:rFonts w:asciiTheme="majorHAnsi" w:hAnsiTheme="majorHAnsi"/>
-        </w:rPr>
-        <w:t>Nëse</w:t>
-      </w:r>
-      <w:proofErr w:type="spellEnd"/>
-      <w:r>
-        <w:rPr>
-          <w:rFonts w:asciiTheme="majorHAnsi" w:hAnsiTheme="majorHAnsi"/>
-        </w:rPr>
-        <w:t xml:space="preserve"> API </w:t>
-      </w:r>
-      <w:proofErr w:type="spellStart"/>
-      <w:r>
-        <w:rPr>
-          <w:rFonts w:asciiTheme="majorHAnsi" w:hAnsiTheme="majorHAnsi"/>
-        </w:rPr>
-        <w:t>nuk</w:t>
-      </w:r>
-      <w:proofErr w:type="spellEnd"/>
-      <w:r>
-        <w:rPr>
-          <w:rFonts w:asciiTheme="majorHAnsi" w:hAnsiTheme="majorHAnsi"/>
-        </w:rPr>
-        <w:t xml:space="preserve"> </w:t>
-      </w:r>
-      <w:proofErr w:type="spellStart"/>
-      <w:r>
-        <w:rPr>
-          <w:rFonts w:asciiTheme="majorHAnsi" w:hAnsiTheme="majorHAnsi"/>
-        </w:rPr>
-        <w:t>siguron</w:t>
-      </w:r>
-      <w:proofErr w:type="spellEnd"/>
-      <w:r>
-        <w:rPr>
-          <w:rFonts w:asciiTheme="majorHAnsi" w:hAnsiTheme="majorHAnsi"/>
-        </w:rPr>
-        <w:t xml:space="preserve"> </w:t>
-      </w:r>
-      <w:proofErr w:type="spellStart"/>
-      <w:r>
-        <w:rPr>
-          <w:rFonts w:asciiTheme="majorHAnsi" w:hAnsiTheme="majorHAnsi"/>
-        </w:rPr>
-        <w:t>temperaturë</w:t>
-      </w:r>
-      <w:proofErr w:type="spellEnd"/>
-      <w:r>
-        <w:rPr>
-          <w:rFonts w:asciiTheme="majorHAnsi" w:hAnsiTheme="majorHAnsi"/>
-        </w:rPr>
-        <w:t xml:space="preserve"> </w:t>
-      </w:r>
-      <w:proofErr w:type="spellStart"/>
-      <w:r>
-        <w:rPr>
-          <w:rFonts w:asciiTheme="majorHAnsi" w:hAnsiTheme="majorHAnsi"/>
-        </w:rPr>
-        <w:t>për</w:t>
-      </w:r>
-      <w:proofErr w:type="spellEnd"/>
-      <w:r>
-        <w:rPr>
-          <w:rFonts w:asciiTheme="majorHAnsi" w:hAnsiTheme="majorHAnsi"/>
-        </w:rPr>
-        <w:t xml:space="preserve"> </w:t>
-      </w:r>
-      <w:proofErr w:type="spellStart"/>
-      <w:r>
-        <w:rPr>
-          <w:rFonts w:asciiTheme="majorHAnsi" w:hAnsiTheme="majorHAnsi"/>
-        </w:rPr>
-        <w:t>të</w:t>
-      </w:r>
-      <w:proofErr w:type="spellEnd"/>
-      <w:r>
-        <w:rPr>
-          <w:rFonts w:asciiTheme="majorHAnsi" w:hAnsiTheme="majorHAnsi"/>
-        </w:rPr>
-        <w:t xml:space="preserve"> </w:t>
-      </w:r>
-      <w:proofErr w:type="spellStart"/>
-      <w:r>
-        <w:rPr>
-          <w:rFonts w:asciiTheme="majorHAnsi" w:hAnsiTheme="majorHAnsi"/>
-        </w:rPr>
-        <w:t>gjitha</w:t>
-      </w:r>
-      <w:proofErr w:type="spellEnd"/>
-      <w:r>
-        <w:rPr>
-          <w:rFonts w:asciiTheme="majorHAnsi" w:hAnsiTheme="majorHAnsi"/>
-        </w:rPr>
-        <w:t xml:space="preserve"> </w:t>
-      </w:r>
-      <w:proofErr w:type="spellStart"/>
-      <w:r>
-        <w:rPr>
-          <w:rFonts w:asciiTheme="majorHAnsi" w:hAnsiTheme="majorHAnsi"/>
-        </w:rPr>
-        <w:t>orët</w:t>
-      </w:r>
-      <w:proofErr w:type="spellEnd"/>
-      <w:r>
-        <w:rPr>
-          <w:rFonts w:asciiTheme="majorHAnsi" w:hAnsiTheme="majorHAnsi"/>
-        </w:rPr>
-        <w:t xml:space="preserve"> e </w:t>
-      </w:r>
-      <w:proofErr w:type="spellStart"/>
-      <w:r>
-        <w:rPr>
-          <w:rFonts w:asciiTheme="majorHAnsi" w:hAnsiTheme="majorHAnsi"/>
-        </w:rPr>
-        <w:t>muajit</w:t>
-      </w:r>
-      <w:proofErr w:type="spellEnd"/>
-      <w:r>
-        <w:rPr>
-          <w:rFonts w:asciiTheme="majorHAnsi" w:hAnsiTheme="majorHAnsi"/>
-        </w:rPr>
-        <w:t xml:space="preserve">, </w:t>
-      </w:r>
-      <w:proofErr w:type="spellStart"/>
-      <w:r>
-        <w:rPr>
-          <w:rFonts w:asciiTheme="majorHAnsi" w:hAnsiTheme="majorHAnsi"/>
-        </w:rPr>
-        <w:t>sistemi</w:t>
-      </w:r>
-      <w:proofErr w:type="spellEnd"/>
-      <w:r>
-        <w:rPr>
-          <w:rFonts w:asciiTheme="majorHAnsi" w:hAnsiTheme="majorHAnsi"/>
-        </w:rPr>
-        <w:t xml:space="preserve"> e </w:t>
-      </w:r>
-      <w:proofErr w:type="spellStart"/>
-      <w:r>
-        <w:rPr>
-          <w:rFonts w:asciiTheme="majorHAnsi" w:hAnsiTheme="majorHAnsi"/>
-        </w:rPr>
-        <w:t>identifiko</w:t>
-      </w:r>
-      <w:r>
-        <w:rPr>
-          <w:rFonts w:asciiTheme="majorHAnsi" w:hAnsiTheme="majorHAnsi"/>
-        </w:rPr>
-        <w:t>n</w:t>
-      </w:r>
-      <w:proofErr w:type="spellEnd"/>
-      <w:r>
-        <w:rPr>
-          <w:rFonts w:asciiTheme="majorHAnsi" w:hAnsiTheme="majorHAnsi"/>
-        </w:rPr>
-        <w:t>:</w:t>
-      </w:r>
-      <w:r>
-        <w:rPr>
-          <w:rFonts w:asciiTheme="majorHAnsi" w:hAnsiTheme="majorHAnsi"/>
-        </w:rPr>
-        <w:t xml:space="preserve"> </w:t>
+      <w:r>
+        <w:rPr>
+          <w:rFonts w:asciiTheme="majorHAnsi" w:hAnsiTheme="majorHAnsi"/>
+        </w:rPr>
+        <w:t>WARNING: X forecast hours do not have weather forecast data.</w:t>
       </w:r>
     </w:p>
     <w:p>
@@ -11779,11 +12593,327 @@
           <w:rFonts w:asciiTheme="majorHAnsi" w:hAnsiTheme="majorHAnsi"/>
         </w:rPr>
       </w:pPr>
-      <w:r>
-        <w:rPr>
-          <w:rFonts w:asciiTheme="majorHAnsi" w:hAnsiTheme="majorHAnsi"/>
-        </w:rPr>
-        <w:t>WARNING: X forecast hours do not have weather forecast data.</w:t>
+      <w:proofErr w:type="spellStart"/>
+      <w:r>
+        <w:rPr>
+          <w:rFonts w:asciiTheme="majorHAnsi" w:hAnsiTheme="majorHAnsi"/>
+        </w:rPr>
+        <w:t>Kjo</w:t>
+      </w:r>
+      <w:proofErr w:type="spellEnd"/>
+      <w:r>
+        <w:rPr>
+          <w:rFonts w:asciiTheme="majorHAnsi" w:hAnsiTheme="majorHAnsi"/>
+        </w:rPr>
+        <w:t xml:space="preserve"> </w:t>
+      </w:r>
+      <w:proofErr w:type="spellStart"/>
+      <w:r>
+        <w:rPr>
+          <w:rFonts w:asciiTheme="majorHAnsi" w:hAnsiTheme="majorHAnsi"/>
+        </w:rPr>
+        <w:t>është</w:t>
+      </w:r>
+      <w:proofErr w:type="spellEnd"/>
+      <w:r>
+        <w:rPr>
+          <w:rFonts w:asciiTheme="majorHAnsi" w:hAnsiTheme="majorHAnsi"/>
+        </w:rPr>
+        <w:t xml:space="preserve"> </w:t>
+      </w:r>
+      <w:proofErr w:type="spellStart"/>
+      <w:r>
+        <w:rPr>
+          <w:rFonts w:asciiTheme="majorHAnsi" w:hAnsiTheme="majorHAnsi"/>
+        </w:rPr>
+        <w:t>veçanërisht</w:t>
+      </w:r>
+      <w:proofErr w:type="spellEnd"/>
+      <w:r>
+        <w:rPr>
+          <w:rFonts w:asciiTheme="majorHAnsi" w:hAnsiTheme="majorHAnsi"/>
+        </w:rPr>
+        <w:t xml:space="preserve"> </w:t>
+      </w:r>
+      <w:proofErr w:type="spellStart"/>
+      <w:r>
+        <w:rPr>
+          <w:rFonts w:asciiTheme="majorHAnsi" w:hAnsiTheme="majorHAnsi"/>
+        </w:rPr>
+        <w:t>relevante</w:t>
+      </w:r>
+      <w:proofErr w:type="spellEnd"/>
+      <w:r>
+        <w:rPr>
+          <w:rFonts w:asciiTheme="majorHAnsi" w:hAnsiTheme="majorHAnsi"/>
+        </w:rPr>
+        <w:t xml:space="preserve"> </w:t>
+      </w:r>
+      <w:proofErr w:type="spellStart"/>
+      <w:r>
+        <w:rPr>
+          <w:rFonts w:asciiTheme="majorHAnsi" w:hAnsiTheme="majorHAnsi"/>
+        </w:rPr>
+        <w:t>për</w:t>
+      </w:r>
+      <w:proofErr w:type="spellEnd"/>
+      <w:r>
+        <w:rPr>
+          <w:rFonts w:asciiTheme="majorHAnsi" w:hAnsiTheme="majorHAnsi"/>
+        </w:rPr>
+        <w:t xml:space="preserve"> forecast </w:t>
+      </w:r>
+      <w:proofErr w:type="spellStart"/>
+      <w:r>
+        <w:rPr>
+          <w:rFonts w:asciiTheme="majorHAnsi" w:hAnsiTheme="majorHAnsi"/>
+        </w:rPr>
+        <w:t>të</w:t>
+      </w:r>
+      <w:proofErr w:type="spellEnd"/>
+      <w:r>
+        <w:rPr>
+          <w:rFonts w:asciiTheme="majorHAnsi" w:hAnsiTheme="majorHAnsi"/>
+        </w:rPr>
+        <w:t xml:space="preserve"> </w:t>
+      </w:r>
+      <w:proofErr w:type="spellStart"/>
+      <w:r>
+        <w:rPr>
+          <w:rFonts w:asciiTheme="majorHAnsi" w:hAnsiTheme="majorHAnsi"/>
+        </w:rPr>
+        <w:t>një</w:t>
+      </w:r>
+      <w:proofErr w:type="spellEnd"/>
+      <w:r>
+        <w:rPr>
+          <w:rFonts w:asciiTheme="majorHAnsi" w:hAnsiTheme="majorHAnsi"/>
+        </w:rPr>
+        <w:t xml:space="preserve"> </w:t>
+      </w:r>
+      <w:proofErr w:type="spellStart"/>
+      <w:r>
+        <w:rPr>
+          <w:rFonts w:asciiTheme="majorHAnsi" w:hAnsiTheme="majorHAnsi"/>
+        </w:rPr>
+        <w:t>muaji</w:t>
+      </w:r>
+      <w:proofErr w:type="spellEnd"/>
+      <w:r>
+        <w:rPr>
+          <w:rFonts w:asciiTheme="majorHAnsi" w:hAnsiTheme="majorHAnsi"/>
+        </w:rPr>
+        <w:t xml:space="preserve"> </w:t>
+      </w:r>
+      <w:proofErr w:type="spellStart"/>
+      <w:r>
+        <w:rPr>
+          <w:rFonts w:asciiTheme="majorHAnsi" w:hAnsiTheme="majorHAnsi"/>
+        </w:rPr>
+        <w:t>të</w:t>
+      </w:r>
+      <w:proofErr w:type="spellEnd"/>
+      <w:r>
+        <w:rPr>
+          <w:rFonts w:asciiTheme="majorHAnsi" w:hAnsiTheme="majorHAnsi"/>
+        </w:rPr>
+        <w:t xml:space="preserve"> </w:t>
+      </w:r>
+      <w:proofErr w:type="spellStart"/>
+      <w:r>
+        <w:rPr>
+          <w:rFonts w:asciiTheme="majorHAnsi" w:hAnsiTheme="majorHAnsi"/>
+        </w:rPr>
+        <w:t>plotë</w:t>
+      </w:r>
+      <w:proofErr w:type="spellEnd"/>
+      <w:r>
+        <w:rPr>
+          <w:rFonts w:asciiTheme="majorHAnsi" w:hAnsiTheme="majorHAnsi"/>
+        </w:rPr>
+        <w:t xml:space="preserve">, </w:t>
+      </w:r>
+      <w:proofErr w:type="spellStart"/>
+      <w:r>
+        <w:rPr>
+          <w:rFonts w:asciiTheme="majorHAnsi" w:hAnsiTheme="majorHAnsi"/>
+        </w:rPr>
+        <w:t>sepse</w:t>
+      </w:r>
+      <w:proofErr w:type="spellEnd"/>
+      <w:r>
+        <w:rPr>
+          <w:rFonts w:asciiTheme="majorHAnsi" w:hAnsiTheme="majorHAnsi"/>
+        </w:rPr>
+        <w:t xml:space="preserve"> </w:t>
+      </w:r>
+      <w:proofErr w:type="spellStart"/>
+      <w:r>
+        <w:rPr>
+          <w:rFonts w:asciiTheme="majorHAnsi" w:hAnsiTheme="majorHAnsi"/>
+        </w:rPr>
+        <w:t>burimet</w:t>
+      </w:r>
+      <w:proofErr w:type="spellEnd"/>
+      <w:r>
+        <w:rPr>
+          <w:rFonts w:asciiTheme="majorHAnsi" w:hAnsiTheme="majorHAnsi"/>
+        </w:rPr>
+        <w:t xml:space="preserve"> </w:t>
+      </w:r>
+      <w:proofErr w:type="spellStart"/>
+      <w:r>
+        <w:rPr>
+          <w:rFonts w:asciiTheme="majorHAnsi" w:hAnsiTheme="majorHAnsi"/>
+        </w:rPr>
+        <w:t>standarde</w:t>
+      </w:r>
+      <w:proofErr w:type="spellEnd"/>
+      <w:r>
+        <w:rPr>
+          <w:rFonts w:asciiTheme="majorHAnsi" w:hAnsiTheme="majorHAnsi"/>
+        </w:rPr>
+        <w:t xml:space="preserve"> </w:t>
+      </w:r>
+      <w:proofErr w:type="spellStart"/>
+      <w:r>
+        <w:rPr>
+          <w:rFonts w:asciiTheme="majorHAnsi" w:hAnsiTheme="majorHAnsi"/>
+        </w:rPr>
+        <w:t>të</w:t>
+      </w:r>
+      <w:proofErr w:type="spellEnd"/>
+      <w:r>
+        <w:rPr>
+          <w:rFonts w:asciiTheme="majorHAnsi" w:hAnsiTheme="majorHAnsi"/>
+        </w:rPr>
+        <w:t xml:space="preserve"> </w:t>
+      </w:r>
+      <w:proofErr w:type="spellStart"/>
+      <w:r>
+        <w:rPr>
+          <w:rFonts w:asciiTheme="majorHAnsi" w:hAnsiTheme="majorHAnsi"/>
+        </w:rPr>
+        <w:t>motit</w:t>
+      </w:r>
+      <w:proofErr w:type="spellEnd"/>
+      <w:r>
+        <w:rPr>
+          <w:rFonts w:asciiTheme="majorHAnsi" w:hAnsiTheme="majorHAnsi"/>
+        </w:rPr>
+        <w:t xml:space="preserve"> </w:t>
+      </w:r>
+      <w:proofErr w:type="spellStart"/>
+      <w:r>
+        <w:rPr>
+          <w:rFonts w:asciiTheme="majorHAnsi" w:hAnsiTheme="majorHAnsi"/>
+        </w:rPr>
+        <w:t>zakonisht</w:t>
+      </w:r>
+      <w:proofErr w:type="spellEnd"/>
+      <w:r>
+        <w:rPr>
+          <w:rFonts w:asciiTheme="majorHAnsi" w:hAnsiTheme="majorHAnsi"/>
+        </w:rPr>
+        <w:t xml:space="preserve"> </w:t>
+      </w:r>
+      <w:proofErr w:type="spellStart"/>
+      <w:r>
+        <w:rPr>
+          <w:rFonts w:asciiTheme="majorHAnsi" w:hAnsiTheme="majorHAnsi"/>
+        </w:rPr>
+        <w:t>kanë</w:t>
+      </w:r>
+      <w:proofErr w:type="spellEnd"/>
+      <w:r>
+        <w:rPr>
+          <w:rFonts w:asciiTheme="majorHAnsi" w:hAnsiTheme="majorHAnsi"/>
+        </w:rPr>
+        <w:t xml:space="preserve"> </w:t>
+      </w:r>
+      <w:proofErr w:type="spellStart"/>
+      <w:r>
+        <w:rPr>
+          <w:rFonts w:asciiTheme="majorHAnsi" w:hAnsiTheme="majorHAnsi"/>
+        </w:rPr>
+        <w:t>horizonte</w:t>
+      </w:r>
+      <w:proofErr w:type="spellEnd"/>
+      <w:r>
+        <w:rPr>
+          <w:rFonts w:asciiTheme="majorHAnsi" w:hAnsiTheme="majorHAnsi"/>
+        </w:rPr>
+        <w:t xml:space="preserve"> </w:t>
+      </w:r>
+      <w:proofErr w:type="spellStart"/>
+      <w:r>
+        <w:rPr>
+          <w:rFonts w:asciiTheme="majorHAnsi" w:hAnsiTheme="majorHAnsi"/>
+        </w:rPr>
+        <w:t>të</w:t>
+      </w:r>
+      <w:proofErr w:type="spellEnd"/>
+      <w:r>
+        <w:rPr>
+          <w:rFonts w:asciiTheme="majorHAnsi" w:hAnsiTheme="majorHAnsi"/>
+        </w:rPr>
+        <w:t xml:space="preserve"> </w:t>
+      </w:r>
+      <w:proofErr w:type="spellStart"/>
+      <w:r>
+        <w:rPr>
+          <w:rFonts w:asciiTheme="majorHAnsi" w:hAnsiTheme="majorHAnsi"/>
+        </w:rPr>
+        <w:t>kufizuara</w:t>
+      </w:r>
+      <w:proofErr w:type="spellEnd"/>
+      <w:r>
+        <w:rPr>
+          <w:rFonts w:asciiTheme="majorHAnsi" w:hAnsiTheme="majorHAnsi"/>
+        </w:rPr>
+        <w:t xml:space="preserve"> </w:t>
+      </w:r>
+      <w:proofErr w:type="spellStart"/>
+      <w:r>
+        <w:rPr>
+          <w:rFonts w:asciiTheme="majorHAnsi" w:hAnsiTheme="majorHAnsi"/>
+        </w:rPr>
+        <w:t>për</w:t>
+      </w:r>
+      <w:proofErr w:type="spellEnd"/>
+      <w:r>
+        <w:rPr>
+          <w:rFonts w:asciiTheme="majorHAnsi" w:hAnsiTheme="majorHAnsi"/>
+        </w:rPr>
+        <w:t xml:space="preserve"> </w:t>
+      </w:r>
+      <w:proofErr w:type="spellStart"/>
+      <w:r>
+        <w:rPr>
+          <w:rFonts w:asciiTheme="majorHAnsi" w:hAnsiTheme="majorHAnsi"/>
+        </w:rPr>
+        <w:t>parashikimet</w:t>
+      </w:r>
+      <w:proofErr w:type="spellEnd"/>
+      <w:r>
+        <w:rPr>
+          <w:rFonts w:asciiTheme="majorHAnsi" w:hAnsiTheme="majorHAnsi"/>
+        </w:rPr>
+        <w:t xml:space="preserve"> </w:t>
+      </w:r>
+      <w:proofErr w:type="spellStart"/>
+      <w:r>
+        <w:rPr>
+          <w:rFonts w:asciiTheme="majorHAnsi" w:hAnsiTheme="majorHAnsi"/>
+        </w:rPr>
+        <w:t>afatshkurtra</w:t>
+      </w:r>
+      <w:proofErr w:type="spellEnd"/>
+      <w:r>
+        <w:rPr>
+          <w:rFonts w:asciiTheme="majorHAnsi" w:hAnsiTheme="majorHAnsi"/>
+        </w:rPr>
+        <w:t>.</w:t>
       </w:r>
     </w:p>
     <w:p>
@@ -11791,394 +12921,190 @@
         <w:spacing w:line="240" w:lineRule="auto"/>
         <w:rPr>
           <w:rFonts w:asciiTheme="majorHAnsi" w:hAnsiTheme="majorHAnsi"/>
+          <w:b/>
+          <w:bCs/>
         </w:rPr>
       </w:pPr>
-      <w:proofErr w:type="spellStart"/>
-      <w:r>
-        <w:rPr>
-          <w:rFonts w:asciiTheme="majorHAnsi" w:hAnsiTheme="majorHAnsi"/>
-        </w:rPr>
-        <w:t>Kjo</w:t>
-      </w:r>
-      <w:proofErr w:type="spellEnd"/>
-      <w:r>
-        <w:rPr>
-          <w:rFonts w:asciiTheme="majorHAnsi" w:hAnsiTheme="majorHAnsi"/>
-        </w:rPr>
-        <w:t xml:space="preserve"> </w:t>
-      </w:r>
-      <w:proofErr w:type="spellStart"/>
-      <w:r>
-        <w:rPr>
-          <w:rFonts w:asciiTheme="majorHAnsi" w:hAnsiTheme="majorHAnsi"/>
-        </w:rPr>
-        <w:t>është</w:t>
-      </w:r>
-      <w:proofErr w:type="spellEnd"/>
-      <w:r>
-        <w:rPr>
-          <w:rFonts w:asciiTheme="majorHAnsi" w:hAnsiTheme="majorHAnsi"/>
-        </w:rPr>
-        <w:t xml:space="preserve"> </w:t>
-      </w:r>
-      <w:proofErr w:type="spellStart"/>
-      <w:r>
-        <w:rPr>
-          <w:rFonts w:asciiTheme="majorHAnsi" w:hAnsiTheme="majorHAnsi"/>
-        </w:rPr>
-        <w:t>veçanërisht</w:t>
-      </w:r>
-      <w:proofErr w:type="spellEnd"/>
-      <w:r>
-        <w:rPr>
-          <w:rFonts w:asciiTheme="majorHAnsi" w:hAnsiTheme="majorHAnsi"/>
-        </w:rPr>
-        <w:t xml:space="preserve"> </w:t>
-      </w:r>
-      <w:proofErr w:type="spellStart"/>
-      <w:r>
-        <w:rPr>
-          <w:rFonts w:asciiTheme="majorHAnsi" w:hAnsiTheme="majorHAnsi"/>
-        </w:rPr>
-        <w:t>relevante</w:t>
-      </w:r>
-      <w:proofErr w:type="spellEnd"/>
-      <w:r>
-        <w:rPr>
-          <w:rFonts w:asciiTheme="majorHAnsi" w:hAnsiTheme="majorHAnsi"/>
-        </w:rPr>
-        <w:t xml:space="preserve"> </w:t>
-      </w:r>
-      <w:proofErr w:type="spellStart"/>
-      <w:r>
-        <w:rPr>
-          <w:rFonts w:asciiTheme="majorHAnsi" w:hAnsiTheme="majorHAnsi"/>
-        </w:rPr>
-        <w:t>për</w:t>
-      </w:r>
-      <w:proofErr w:type="spellEnd"/>
-      <w:r>
-        <w:rPr>
-          <w:rFonts w:asciiTheme="majorHAnsi" w:hAnsiTheme="majorHAnsi"/>
-        </w:rPr>
-        <w:t xml:space="preserve"> forecast </w:t>
-      </w:r>
-      <w:proofErr w:type="spellStart"/>
-      <w:r>
-        <w:rPr>
-          <w:rFonts w:asciiTheme="majorHAnsi" w:hAnsiTheme="majorHAnsi"/>
-        </w:rPr>
-        <w:t>të</w:t>
-      </w:r>
-      <w:proofErr w:type="spellEnd"/>
-      <w:r>
-        <w:rPr>
-          <w:rFonts w:asciiTheme="majorHAnsi" w:hAnsiTheme="majorHAnsi"/>
-        </w:rPr>
-        <w:t xml:space="preserve"> </w:t>
-      </w:r>
-      <w:proofErr w:type="spellStart"/>
-      <w:r>
-        <w:rPr>
-          <w:rFonts w:asciiTheme="majorHAnsi" w:hAnsiTheme="majorHAnsi"/>
-        </w:rPr>
-        <w:t>një</w:t>
-      </w:r>
-      <w:proofErr w:type="spellEnd"/>
-      <w:r>
-        <w:rPr>
-          <w:rFonts w:asciiTheme="majorHAnsi" w:hAnsiTheme="majorHAnsi"/>
-        </w:rPr>
-        <w:t xml:space="preserve"> </w:t>
-      </w:r>
-      <w:proofErr w:type="spellStart"/>
-      <w:r>
-        <w:rPr>
-          <w:rFonts w:asciiTheme="majorHAnsi" w:hAnsiTheme="majorHAnsi"/>
-        </w:rPr>
-        <w:t>muaji</w:t>
-      </w:r>
-      <w:proofErr w:type="spellEnd"/>
-      <w:r>
-        <w:rPr>
-          <w:rFonts w:asciiTheme="majorHAnsi" w:hAnsiTheme="majorHAnsi"/>
-        </w:rPr>
-        <w:t xml:space="preserve"> </w:t>
-      </w:r>
-      <w:proofErr w:type="spellStart"/>
-      <w:r>
-        <w:rPr>
-          <w:rFonts w:asciiTheme="majorHAnsi" w:hAnsiTheme="majorHAnsi"/>
-        </w:rPr>
-        <w:t>të</w:t>
-      </w:r>
-      <w:proofErr w:type="spellEnd"/>
-      <w:r>
-        <w:rPr>
-          <w:rFonts w:asciiTheme="majorHAnsi" w:hAnsiTheme="majorHAnsi"/>
-        </w:rPr>
-        <w:t xml:space="preserve"> </w:t>
-      </w:r>
-      <w:proofErr w:type="spellStart"/>
-      <w:r>
-        <w:rPr>
-          <w:rFonts w:asciiTheme="majorHAnsi" w:hAnsiTheme="majorHAnsi"/>
-        </w:rPr>
-        <w:t>plotë</w:t>
-      </w:r>
-      <w:proofErr w:type="spellEnd"/>
-      <w:r>
-        <w:rPr>
-          <w:rFonts w:asciiTheme="majorHAnsi" w:hAnsiTheme="majorHAnsi"/>
-        </w:rPr>
-        <w:t xml:space="preserve">, </w:t>
-      </w:r>
-      <w:proofErr w:type="spellStart"/>
-      <w:r>
-        <w:rPr>
-          <w:rFonts w:asciiTheme="majorHAnsi" w:hAnsiTheme="majorHAnsi"/>
-        </w:rPr>
-        <w:t>sepse</w:t>
-      </w:r>
-      <w:proofErr w:type="spellEnd"/>
-      <w:r>
-        <w:rPr>
-          <w:rFonts w:asciiTheme="majorHAnsi" w:hAnsiTheme="majorHAnsi"/>
-        </w:rPr>
-        <w:t xml:space="preserve"> </w:t>
-      </w:r>
-      <w:proofErr w:type="spellStart"/>
-      <w:r>
-        <w:rPr>
-          <w:rFonts w:asciiTheme="majorHAnsi" w:hAnsiTheme="majorHAnsi"/>
-        </w:rPr>
-        <w:t>burimet</w:t>
-      </w:r>
-      <w:proofErr w:type="spellEnd"/>
-      <w:r>
-        <w:rPr>
-          <w:rFonts w:asciiTheme="majorHAnsi" w:hAnsiTheme="majorHAnsi"/>
-        </w:rPr>
-        <w:t xml:space="preserve"> </w:t>
-      </w:r>
-      <w:proofErr w:type="spellStart"/>
-      <w:r>
-        <w:rPr>
-          <w:rFonts w:asciiTheme="majorHAnsi" w:hAnsiTheme="majorHAnsi"/>
-        </w:rPr>
-        <w:t>standarde</w:t>
-      </w:r>
-      <w:proofErr w:type="spellEnd"/>
-      <w:r>
-        <w:rPr>
-          <w:rFonts w:asciiTheme="majorHAnsi" w:hAnsiTheme="majorHAnsi"/>
-        </w:rPr>
-        <w:t xml:space="preserve"> </w:t>
-      </w:r>
-      <w:proofErr w:type="spellStart"/>
-      <w:r>
-        <w:rPr>
-          <w:rFonts w:asciiTheme="majorHAnsi" w:hAnsiTheme="majorHAnsi"/>
-        </w:rPr>
-        <w:t>të</w:t>
-      </w:r>
-      <w:proofErr w:type="spellEnd"/>
-      <w:r>
-        <w:rPr>
-          <w:rFonts w:asciiTheme="majorHAnsi" w:hAnsiTheme="majorHAnsi"/>
-        </w:rPr>
-        <w:t xml:space="preserve"> </w:t>
-      </w:r>
-      <w:proofErr w:type="spellStart"/>
-      <w:r>
-        <w:rPr>
-          <w:rFonts w:asciiTheme="majorHAnsi" w:hAnsiTheme="majorHAnsi"/>
-        </w:rPr>
-        <w:t>motit</w:t>
-      </w:r>
-      <w:proofErr w:type="spellEnd"/>
-      <w:r>
-        <w:rPr>
-          <w:rFonts w:asciiTheme="majorHAnsi" w:hAnsiTheme="majorHAnsi"/>
-        </w:rPr>
-        <w:t xml:space="preserve"> </w:t>
-      </w:r>
-      <w:proofErr w:type="spellStart"/>
-      <w:r>
-        <w:rPr>
-          <w:rFonts w:asciiTheme="majorHAnsi" w:hAnsiTheme="majorHAnsi"/>
-        </w:rPr>
-        <w:t>zakonisht</w:t>
-      </w:r>
-      <w:proofErr w:type="spellEnd"/>
-      <w:r>
-        <w:rPr>
-          <w:rFonts w:asciiTheme="majorHAnsi" w:hAnsiTheme="majorHAnsi"/>
-        </w:rPr>
-        <w:t xml:space="preserve"> </w:t>
-      </w:r>
-      <w:proofErr w:type="spellStart"/>
-      <w:r>
-        <w:rPr>
-          <w:rFonts w:asciiTheme="majorHAnsi" w:hAnsiTheme="majorHAnsi"/>
-        </w:rPr>
-        <w:t>kanë</w:t>
-      </w:r>
-      <w:proofErr w:type="spellEnd"/>
-      <w:r>
-        <w:rPr>
-          <w:rFonts w:asciiTheme="majorHAnsi" w:hAnsiTheme="majorHAnsi"/>
-        </w:rPr>
-        <w:t xml:space="preserve"> </w:t>
-      </w:r>
-      <w:proofErr w:type="spellStart"/>
-      <w:r>
-        <w:rPr>
-          <w:rFonts w:asciiTheme="majorHAnsi" w:hAnsiTheme="majorHAnsi"/>
-        </w:rPr>
-        <w:t>horizonte</w:t>
-      </w:r>
-      <w:proofErr w:type="spellEnd"/>
-      <w:r>
-        <w:rPr>
-          <w:rFonts w:asciiTheme="majorHAnsi" w:hAnsiTheme="majorHAnsi"/>
-        </w:rPr>
-        <w:t xml:space="preserve"> </w:t>
-      </w:r>
-      <w:proofErr w:type="spellStart"/>
-      <w:r>
-        <w:rPr>
-          <w:rFonts w:asciiTheme="majorHAnsi" w:hAnsiTheme="majorHAnsi"/>
-        </w:rPr>
-        <w:t>të</w:t>
-      </w:r>
-      <w:proofErr w:type="spellEnd"/>
-      <w:r>
-        <w:rPr>
-          <w:rFonts w:asciiTheme="majorHAnsi" w:hAnsiTheme="majorHAnsi"/>
-        </w:rPr>
-        <w:t xml:space="preserve"> </w:t>
-      </w:r>
-      <w:proofErr w:type="spellStart"/>
-      <w:r>
-        <w:rPr>
-          <w:rFonts w:asciiTheme="majorHAnsi" w:hAnsiTheme="majorHAnsi"/>
-        </w:rPr>
-        <w:t>kufizuara</w:t>
-      </w:r>
-      <w:proofErr w:type="spellEnd"/>
-      <w:r>
-        <w:rPr>
-          <w:rFonts w:asciiTheme="majorHAnsi" w:hAnsiTheme="majorHAnsi"/>
-        </w:rPr>
-        <w:t xml:space="preserve"> </w:t>
-      </w:r>
-      <w:proofErr w:type="spellStart"/>
-      <w:r>
-        <w:rPr>
-          <w:rFonts w:asciiTheme="majorHAnsi" w:hAnsiTheme="majorHAnsi"/>
-        </w:rPr>
-        <w:t>për</w:t>
-      </w:r>
-      <w:proofErr w:type="spellEnd"/>
-      <w:r>
-        <w:rPr>
-          <w:rFonts w:asciiTheme="majorHAnsi" w:hAnsiTheme="majorHAnsi"/>
-        </w:rPr>
-        <w:t xml:space="preserve"> </w:t>
-      </w:r>
-      <w:proofErr w:type="spellStart"/>
-      <w:r>
-        <w:rPr>
-          <w:rFonts w:asciiTheme="majorHAnsi" w:hAnsiTheme="majorHAnsi"/>
-        </w:rPr>
-        <w:t>parashikimet</w:t>
-      </w:r>
-      <w:proofErr w:type="spellEnd"/>
-      <w:r>
-        <w:rPr>
-          <w:rFonts w:asciiTheme="majorHAnsi" w:hAnsiTheme="majorHAnsi"/>
-        </w:rPr>
-        <w:t xml:space="preserve"> </w:t>
-      </w:r>
-      <w:proofErr w:type="spellStart"/>
-      <w:r>
-        <w:rPr>
-          <w:rFonts w:asciiTheme="majorHAnsi" w:hAnsiTheme="majorHAnsi"/>
-        </w:rPr>
-        <w:t>afatshkurtra</w:t>
-      </w:r>
-      <w:proofErr w:type="spellEnd"/>
-      <w:r>
-        <w:rPr>
-          <w:rFonts w:asciiTheme="majorHAnsi" w:hAnsiTheme="majorHAnsi"/>
-        </w:rPr>
-        <w:t>.</w:t>
-      </w:r>
+      <w:r>
+        <w:rPr>
+          <w:rFonts w:asciiTheme="majorHAnsi" w:hAnsiTheme="majorHAnsi"/>
+          <w:b/>
+          <w:bCs/>
+        </w:rPr>
+        <w:t xml:space="preserve">7. Forecast </w:t>
+      </w:r>
+      <w:proofErr w:type="spellStart"/>
+      <w:r>
+        <w:rPr>
+          <w:rFonts w:asciiTheme="majorHAnsi" w:hAnsiTheme="majorHAnsi"/>
+          <w:b/>
+          <w:bCs/>
+        </w:rPr>
+        <w:t>Hibrid</w:t>
+      </w:r>
+      <w:proofErr w:type="spellEnd"/>
+      <w:r>
+        <w:rPr>
+          <w:rFonts w:asciiTheme="majorHAnsi" w:hAnsiTheme="majorHAnsi"/>
+          <w:b/>
+          <w:bCs/>
+        </w:rPr>
+        <w:t xml:space="preserve"> </w:t>
+      </w:r>
+      <w:proofErr w:type="spellStart"/>
+      <w:r>
+        <w:rPr>
+          <w:rFonts w:asciiTheme="majorHAnsi" w:hAnsiTheme="majorHAnsi"/>
+          <w:b/>
+          <w:bCs/>
+        </w:rPr>
+        <w:t>i</w:t>
+      </w:r>
+      <w:proofErr w:type="spellEnd"/>
+      <w:r>
+        <w:rPr>
+          <w:rFonts w:asciiTheme="majorHAnsi" w:hAnsiTheme="majorHAnsi"/>
+          <w:b/>
+          <w:bCs/>
+        </w:rPr>
+        <w:t xml:space="preserve"> </w:t>
+      </w:r>
+      <w:proofErr w:type="spellStart"/>
+      <w:r>
+        <w:rPr>
+          <w:rFonts w:asciiTheme="majorHAnsi" w:hAnsiTheme="majorHAnsi"/>
+          <w:b/>
+          <w:bCs/>
+        </w:rPr>
+        <w:t>Energjisë</w:t>
+      </w:r>
+      <w:proofErr w:type="spellEnd"/>
     </w:p>
     <w:p>
       <w:pPr>
         <w:spacing w:line="240" w:lineRule="auto"/>
         <w:rPr>
           <w:rFonts w:asciiTheme="majorHAnsi" w:hAnsiTheme="majorHAnsi"/>
-          <w:b/>
-          <w:bCs/>
         </w:rPr>
       </w:pPr>
-      <w:r>
-        <w:rPr>
-          <w:rFonts w:asciiTheme="majorHAnsi" w:hAnsiTheme="majorHAnsi"/>
-          <w:b/>
-          <w:bCs/>
-        </w:rPr>
-        <w:t xml:space="preserve">7. Forecast </w:t>
-      </w:r>
-      <w:proofErr w:type="spellStart"/>
-      <w:r>
-        <w:rPr>
-          <w:rFonts w:asciiTheme="majorHAnsi" w:hAnsiTheme="majorHAnsi"/>
-          <w:b/>
-          <w:bCs/>
-        </w:rPr>
-        <w:t>Hibrid</w:t>
-      </w:r>
-      <w:proofErr w:type="spellEnd"/>
-      <w:r>
-        <w:rPr>
-          <w:rFonts w:asciiTheme="majorHAnsi" w:hAnsiTheme="majorHAnsi"/>
-          <w:b/>
-          <w:bCs/>
-        </w:rPr>
-        <w:t xml:space="preserve"> </w:t>
-      </w:r>
-      <w:proofErr w:type="spellStart"/>
-      <w:r>
-        <w:rPr>
-          <w:rFonts w:asciiTheme="majorHAnsi" w:hAnsiTheme="majorHAnsi"/>
-          <w:b/>
-          <w:bCs/>
-        </w:rPr>
-        <w:t>i</w:t>
-      </w:r>
-      <w:proofErr w:type="spellEnd"/>
-      <w:r>
-        <w:rPr>
-          <w:rFonts w:asciiTheme="majorHAnsi" w:hAnsiTheme="majorHAnsi"/>
-          <w:b/>
-          <w:bCs/>
-        </w:rPr>
-        <w:t xml:space="preserve"> </w:t>
-      </w:r>
-      <w:proofErr w:type="spellStart"/>
-      <w:r>
-        <w:rPr>
-          <w:rFonts w:asciiTheme="majorHAnsi" w:hAnsiTheme="majorHAnsi"/>
-          <w:b/>
-          <w:bCs/>
-        </w:rPr>
-        <w:t>Energjisë</w:t>
-      </w:r>
-      <w:proofErr w:type="spellEnd"/>
+      <w:proofErr w:type="spellStart"/>
+      <w:r>
+        <w:rPr>
+          <w:rFonts w:asciiTheme="majorHAnsi" w:hAnsiTheme="majorHAnsi"/>
+        </w:rPr>
+        <w:t>Për</w:t>
+      </w:r>
+      <w:proofErr w:type="spellEnd"/>
+      <w:r>
+        <w:rPr>
+          <w:rFonts w:asciiTheme="majorHAnsi" w:hAnsiTheme="majorHAnsi"/>
+        </w:rPr>
+        <w:t xml:space="preserve"> </w:t>
+      </w:r>
+      <w:proofErr w:type="spellStart"/>
+      <w:r>
+        <w:rPr>
+          <w:rFonts w:asciiTheme="majorHAnsi" w:hAnsiTheme="majorHAnsi"/>
+        </w:rPr>
+        <w:t>parashikimin</w:t>
+      </w:r>
+      <w:proofErr w:type="spellEnd"/>
+      <w:r>
+        <w:rPr>
+          <w:rFonts w:asciiTheme="majorHAnsi" w:hAnsiTheme="majorHAnsi"/>
+        </w:rPr>
+        <w:t xml:space="preserve"> </w:t>
+      </w:r>
+      <w:proofErr w:type="spellStart"/>
+      <w:r>
+        <w:rPr>
+          <w:rFonts w:asciiTheme="majorHAnsi" w:hAnsiTheme="majorHAnsi"/>
+        </w:rPr>
+        <w:t>mujor</w:t>
+      </w:r>
+      <w:proofErr w:type="spellEnd"/>
+      <w:r>
+        <w:rPr>
+          <w:rFonts w:asciiTheme="majorHAnsi" w:hAnsiTheme="majorHAnsi"/>
+        </w:rPr>
+        <w:t xml:space="preserve"> </w:t>
+      </w:r>
+      <w:proofErr w:type="spellStart"/>
+      <w:r>
+        <w:rPr>
+          <w:rFonts w:asciiTheme="majorHAnsi" w:hAnsiTheme="majorHAnsi"/>
+        </w:rPr>
+        <w:t>është</w:t>
+      </w:r>
+      <w:proofErr w:type="spellEnd"/>
+      <w:r>
+        <w:rPr>
+          <w:rFonts w:asciiTheme="majorHAnsi" w:hAnsiTheme="majorHAnsi"/>
+        </w:rPr>
+        <w:t xml:space="preserve"> </w:t>
+      </w:r>
+      <w:proofErr w:type="spellStart"/>
+      <w:r>
+        <w:rPr>
+          <w:rFonts w:asciiTheme="majorHAnsi" w:hAnsiTheme="majorHAnsi"/>
+        </w:rPr>
+        <w:t>implementuar</w:t>
+      </w:r>
+      <w:proofErr w:type="spellEnd"/>
+      <w:r>
+        <w:rPr>
+          <w:rFonts w:asciiTheme="majorHAnsi" w:hAnsiTheme="majorHAnsi"/>
+        </w:rPr>
+        <w:t xml:space="preserve"> </w:t>
+      </w:r>
+      <w:proofErr w:type="spellStart"/>
+      <w:r>
+        <w:rPr>
+          <w:rFonts w:asciiTheme="majorHAnsi" w:hAnsiTheme="majorHAnsi"/>
+        </w:rPr>
+        <w:t>një</w:t>
+      </w:r>
+      <w:proofErr w:type="spellEnd"/>
+      <w:r>
+        <w:rPr>
+          <w:rFonts w:asciiTheme="majorHAnsi" w:hAnsiTheme="majorHAnsi"/>
+        </w:rPr>
+        <w:t xml:space="preserve"> </w:t>
+      </w:r>
+      <w:proofErr w:type="spellStart"/>
+      <w:r>
+        <w:rPr>
+          <w:rFonts w:asciiTheme="majorHAnsi" w:hAnsiTheme="majorHAnsi"/>
+        </w:rPr>
+        <w:t>qasje</w:t>
+      </w:r>
+      <w:proofErr w:type="spellEnd"/>
+      <w:r>
+        <w:rPr>
+          <w:rFonts w:asciiTheme="majorHAnsi" w:hAnsiTheme="majorHAnsi"/>
+        </w:rPr>
+        <w:t xml:space="preserve"> </w:t>
+      </w:r>
+      <w:proofErr w:type="spellStart"/>
+      <w:r>
+        <w:rPr>
+          <w:rFonts w:asciiTheme="majorHAnsi" w:hAnsiTheme="majorHAnsi"/>
+        </w:rPr>
+        <w:t>hibride</w:t>
+      </w:r>
+      <w:proofErr w:type="spellEnd"/>
+      <w:r>
+        <w:rPr>
+          <w:rFonts w:asciiTheme="majorHAnsi" w:hAnsiTheme="majorHAnsi"/>
+        </w:rPr>
+        <w:t>.</w:t>
+      </w:r>
+      <w:r>
+        <w:rPr>
+          <w:rFonts w:asciiTheme="majorHAnsi" w:hAnsiTheme="majorHAnsi"/>
+        </w:rPr>
+        <w:t xml:space="preserve"> </w:t>
+      </w:r>
     </w:p>
     <w:p>
       <w:pPr>
@@ -12192,105 +13118,220 @@
         <w:rPr>
           <w:rFonts w:asciiTheme="majorHAnsi" w:hAnsiTheme="majorHAnsi"/>
         </w:rPr>
-        <w:t>Për</w:t>
-      </w:r>
-      <w:proofErr w:type="spellEnd"/>
-      <w:r>
-        <w:rPr>
-          <w:rFonts w:asciiTheme="majorHAnsi" w:hAnsiTheme="majorHAnsi"/>
-        </w:rPr>
-        <w:t xml:space="preserve"> </w:t>
-      </w:r>
-      <w:proofErr w:type="spellStart"/>
-      <w:r>
-        <w:rPr>
-          <w:rFonts w:asciiTheme="majorHAnsi" w:hAnsiTheme="majorHAnsi"/>
-        </w:rPr>
-        <w:t>parashikimin</w:t>
-      </w:r>
-      <w:proofErr w:type="spellEnd"/>
-      <w:r>
-        <w:rPr>
-          <w:rFonts w:asciiTheme="majorHAnsi" w:hAnsiTheme="majorHAnsi"/>
-        </w:rPr>
-        <w:t xml:space="preserve"> </w:t>
-      </w:r>
-      <w:proofErr w:type="spellStart"/>
-      <w:r>
-        <w:rPr>
-          <w:rFonts w:asciiTheme="majorHAnsi" w:hAnsiTheme="majorHAnsi"/>
-        </w:rPr>
-        <w:t>mujor</w:t>
-      </w:r>
-      <w:proofErr w:type="spellEnd"/>
-      <w:r>
-        <w:rPr>
-          <w:rFonts w:asciiTheme="majorHAnsi" w:hAnsiTheme="majorHAnsi"/>
-        </w:rPr>
-        <w:t xml:space="preserve"> </w:t>
-      </w:r>
-      <w:proofErr w:type="spellStart"/>
-      <w:r>
-        <w:rPr>
-          <w:rFonts w:asciiTheme="majorHAnsi" w:hAnsiTheme="majorHAnsi"/>
-        </w:rPr>
-        <w:t>është</w:t>
-      </w:r>
-      <w:proofErr w:type="spellEnd"/>
-      <w:r>
-        <w:rPr>
-          <w:rFonts w:asciiTheme="majorHAnsi" w:hAnsiTheme="majorHAnsi"/>
-        </w:rPr>
-        <w:t xml:space="preserve"> </w:t>
-      </w:r>
-      <w:proofErr w:type="spellStart"/>
-      <w:r>
-        <w:rPr>
-          <w:rFonts w:asciiTheme="majorHAnsi" w:hAnsiTheme="majorHAnsi"/>
-        </w:rPr>
-        <w:t>implementuar</w:t>
-      </w:r>
-      <w:proofErr w:type="spellEnd"/>
-      <w:r>
-        <w:rPr>
-          <w:rFonts w:asciiTheme="majorHAnsi" w:hAnsiTheme="majorHAnsi"/>
-        </w:rPr>
-        <w:t xml:space="preserve"> </w:t>
-      </w:r>
-      <w:proofErr w:type="spellStart"/>
-      <w:r>
-        <w:rPr>
-          <w:rFonts w:asciiTheme="majorHAnsi" w:hAnsiTheme="majorHAnsi"/>
-        </w:rPr>
-        <w:t>një</w:t>
-      </w:r>
-      <w:proofErr w:type="spellEnd"/>
-      <w:r>
-        <w:rPr>
-          <w:rFonts w:asciiTheme="majorHAnsi" w:hAnsiTheme="majorHAnsi"/>
-        </w:rPr>
-        <w:t xml:space="preserve"> </w:t>
-      </w:r>
-      <w:proofErr w:type="spellStart"/>
-      <w:r>
-        <w:rPr>
-          <w:rFonts w:asciiTheme="majorHAnsi" w:hAnsiTheme="majorHAnsi"/>
-        </w:rPr>
-        <w:t>qasje</w:t>
-      </w:r>
-      <w:proofErr w:type="spellEnd"/>
-      <w:r>
-        <w:rPr>
-          <w:rFonts w:asciiTheme="majorHAnsi" w:hAnsiTheme="majorHAnsi"/>
-        </w:rPr>
-        <w:t xml:space="preserve"> </w:t>
-      </w:r>
-      <w:proofErr w:type="spellStart"/>
-      <w:r>
-        <w:rPr>
-          <w:rFonts w:asciiTheme="majorHAnsi" w:hAnsiTheme="majorHAnsi"/>
-        </w:rPr>
-        <w:t>hibride</w:t>
+        <w:lastRenderedPageBreak/>
+        <w:t>Modeli</w:t>
+      </w:r>
+      <w:proofErr w:type="spellEnd"/>
+      <w:r>
+        <w:rPr>
+          <w:rFonts w:asciiTheme="majorHAnsi" w:hAnsiTheme="majorHAnsi"/>
+        </w:rPr>
+        <w:t xml:space="preserve"> </w:t>
+      </w:r>
+      <w:proofErr w:type="spellStart"/>
+      <w:r>
+        <w:rPr>
+          <w:rFonts w:asciiTheme="majorHAnsi" w:hAnsiTheme="majorHAnsi"/>
+        </w:rPr>
+        <w:t>kombinon</w:t>
+      </w:r>
+      <w:proofErr w:type="spellEnd"/>
+      <w:r>
+        <w:rPr>
+          <w:rFonts w:asciiTheme="majorHAnsi" w:hAnsiTheme="majorHAnsi"/>
+        </w:rPr>
+        <w:t xml:space="preserve"> </w:t>
+      </w:r>
+      <w:r>
+        <w:rPr>
+          <w:rFonts w:asciiTheme="majorHAnsi" w:hAnsiTheme="majorHAnsi"/>
+        </w:rPr>
+        <w:t>Seasonal Prediction</w:t>
+      </w:r>
+      <w:r>
+        <w:rPr>
+          <w:rFonts w:asciiTheme="majorHAnsi" w:hAnsiTheme="majorHAnsi"/>
+        </w:rPr>
+        <w:t xml:space="preserve"> </w:t>
+      </w:r>
+      <w:proofErr w:type="spellStart"/>
+      <w:r>
+        <w:rPr>
+          <w:rFonts w:asciiTheme="majorHAnsi" w:hAnsiTheme="majorHAnsi"/>
+        </w:rPr>
+        <w:t>b</w:t>
+      </w:r>
+      <w:r>
+        <w:rPr>
+          <w:rFonts w:asciiTheme="majorHAnsi" w:hAnsiTheme="majorHAnsi"/>
+        </w:rPr>
+        <w:t>azuar</w:t>
+      </w:r>
+      <w:proofErr w:type="spellEnd"/>
+      <w:r>
+        <w:rPr>
+          <w:rFonts w:asciiTheme="majorHAnsi" w:hAnsiTheme="majorHAnsi"/>
+        </w:rPr>
+        <w:t xml:space="preserve"> </w:t>
+      </w:r>
+      <w:proofErr w:type="spellStart"/>
+      <w:r>
+        <w:rPr>
+          <w:rFonts w:asciiTheme="majorHAnsi" w:hAnsiTheme="majorHAnsi"/>
+        </w:rPr>
+        <w:t>në</w:t>
+      </w:r>
+      <w:proofErr w:type="spellEnd"/>
+      <w:r>
+        <w:rPr>
+          <w:rFonts w:asciiTheme="majorHAnsi" w:hAnsiTheme="majorHAnsi"/>
+        </w:rPr>
+        <w:t xml:space="preserve"> </w:t>
+      </w:r>
+      <w:r>
+        <w:rPr>
+          <w:rFonts w:asciiTheme="majorHAnsi" w:hAnsiTheme="majorHAnsi"/>
+        </w:rPr>
+        <w:t>lag168</w:t>
+      </w:r>
+      <w:r>
+        <w:rPr>
+          <w:rFonts w:asciiTheme="majorHAnsi" w:hAnsiTheme="majorHAnsi"/>
+        </w:rPr>
+        <w:t xml:space="preserve"> </w:t>
+      </w:r>
+      <w:proofErr w:type="spellStart"/>
+      <w:r>
+        <w:rPr>
+          <w:rFonts w:asciiTheme="majorHAnsi" w:hAnsiTheme="majorHAnsi"/>
+        </w:rPr>
+        <w:t>që</w:t>
+      </w:r>
+      <w:proofErr w:type="spellEnd"/>
+      <w:r>
+        <w:rPr>
+          <w:rFonts w:asciiTheme="majorHAnsi" w:hAnsiTheme="majorHAnsi"/>
+        </w:rPr>
+        <w:t xml:space="preserve"> </w:t>
+      </w:r>
+      <w:proofErr w:type="spellStart"/>
+      <w:r>
+        <w:rPr>
+          <w:rFonts w:asciiTheme="majorHAnsi" w:hAnsiTheme="majorHAnsi"/>
+        </w:rPr>
+        <w:t>përfaqëson</w:t>
+      </w:r>
+      <w:proofErr w:type="spellEnd"/>
+      <w:r>
+        <w:rPr>
+          <w:rFonts w:asciiTheme="majorHAnsi" w:hAnsiTheme="majorHAnsi"/>
+        </w:rPr>
+        <w:t xml:space="preserve"> </w:t>
+      </w:r>
+      <w:proofErr w:type="spellStart"/>
+      <w:r>
+        <w:rPr>
+          <w:rFonts w:asciiTheme="majorHAnsi" w:hAnsiTheme="majorHAnsi"/>
+        </w:rPr>
+        <w:t>vlerën</w:t>
+      </w:r>
+      <w:proofErr w:type="spellEnd"/>
+      <w:r>
+        <w:rPr>
+          <w:rFonts w:asciiTheme="majorHAnsi" w:hAnsiTheme="majorHAnsi"/>
+        </w:rPr>
+        <w:t xml:space="preserve"> e </w:t>
+      </w:r>
+      <w:proofErr w:type="spellStart"/>
+      <w:r>
+        <w:rPr>
+          <w:rFonts w:asciiTheme="majorHAnsi" w:hAnsiTheme="majorHAnsi"/>
+        </w:rPr>
+        <w:t>së</w:t>
+      </w:r>
+      <w:proofErr w:type="spellEnd"/>
+      <w:r>
+        <w:rPr>
+          <w:rFonts w:asciiTheme="majorHAnsi" w:hAnsiTheme="majorHAnsi"/>
+        </w:rPr>
+        <w:t xml:space="preserve"> </w:t>
+      </w:r>
+      <w:proofErr w:type="spellStart"/>
+      <w:r>
+        <w:rPr>
+          <w:rFonts w:asciiTheme="majorHAnsi" w:hAnsiTheme="majorHAnsi"/>
+        </w:rPr>
+        <w:t>njëjtës</w:t>
+      </w:r>
+      <w:proofErr w:type="spellEnd"/>
+      <w:r>
+        <w:rPr>
+          <w:rFonts w:asciiTheme="majorHAnsi" w:hAnsiTheme="majorHAnsi"/>
+        </w:rPr>
+        <w:t xml:space="preserve"> </w:t>
+      </w:r>
+      <w:proofErr w:type="spellStart"/>
+      <w:r>
+        <w:rPr>
+          <w:rFonts w:asciiTheme="majorHAnsi" w:hAnsiTheme="majorHAnsi"/>
+        </w:rPr>
+        <w:t>orë</w:t>
+      </w:r>
+      <w:proofErr w:type="spellEnd"/>
+      <w:r>
+        <w:rPr>
+          <w:rFonts w:asciiTheme="majorHAnsi" w:hAnsiTheme="majorHAnsi"/>
+        </w:rPr>
+        <w:t xml:space="preserve"> </w:t>
+      </w:r>
+      <w:proofErr w:type="spellStart"/>
+      <w:r>
+        <w:rPr>
+          <w:rFonts w:asciiTheme="majorHAnsi" w:hAnsiTheme="majorHAnsi"/>
+        </w:rPr>
+        <w:t>të</w:t>
+      </w:r>
+      <w:proofErr w:type="spellEnd"/>
+      <w:r>
+        <w:rPr>
+          <w:rFonts w:asciiTheme="majorHAnsi" w:hAnsiTheme="majorHAnsi"/>
+        </w:rPr>
+        <w:t xml:space="preserve"> </w:t>
+      </w:r>
+      <w:proofErr w:type="spellStart"/>
+      <w:r>
+        <w:rPr>
+          <w:rFonts w:asciiTheme="majorHAnsi" w:hAnsiTheme="majorHAnsi"/>
+        </w:rPr>
+        <w:t>javës</w:t>
+      </w:r>
+      <w:proofErr w:type="spellEnd"/>
+      <w:r>
+        <w:rPr>
+          <w:rFonts w:asciiTheme="majorHAnsi" w:hAnsiTheme="majorHAnsi"/>
+        </w:rPr>
+        <w:t xml:space="preserve"> </w:t>
+      </w:r>
+      <w:proofErr w:type="spellStart"/>
+      <w:r>
+        <w:rPr>
+          <w:rFonts w:asciiTheme="majorHAnsi" w:hAnsiTheme="majorHAnsi"/>
+        </w:rPr>
+        <w:t>së</w:t>
+      </w:r>
+      <w:proofErr w:type="spellEnd"/>
+      <w:r>
+        <w:rPr>
+          <w:rFonts w:asciiTheme="majorHAnsi" w:hAnsiTheme="majorHAnsi"/>
+        </w:rPr>
+        <w:t xml:space="preserve"> </w:t>
+      </w:r>
+      <w:proofErr w:type="spellStart"/>
+      <w:r>
+        <w:rPr>
+          <w:rFonts w:asciiTheme="majorHAnsi" w:hAnsiTheme="majorHAnsi"/>
+        </w:rPr>
+        <w:t>kaluar</w:t>
       </w:r>
       <w:proofErr w:type="spellEnd"/>
       <w:r>
@@ -12298,12 +13339,6 @@
           <w:rFonts w:asciiTheme="majorHAnsi" w:hAnsiTheme="majorHAnsi"/>
         </w:rPr>
         <w:t>.</w:t>
-      </w:r>
-      <w:r>
-        <w:rPr>
-          <w:rFonts w:asciiTheme="majorHAnsi" w:hAnsiTheme="majorHAnsi"/>
-        </w:rPr>
-        <w:t xml:space="preserve"> </w:t>
       </w:r>
     </w:p>
     <w:p>
@@ -12311,233 +13346,17 @@
         <w:spacing w:line="240" w:lineRule="auto"/>
         <w:rPr>
           <w:rFonts w:asciiTheme="majorHAnsi" w:hAnsiTheme="majorHAnsi"/>
+          <w:b/>
+          <w:bCs/>
         </w:rPr>
       </w:pPr>
-      <w:proofErr w:type="spellStart"/>
-      <w:r>
-        <w:rPr>
-          <w:rFonts w:asciiTheme="majorHAnsi" w:hAnsiTheme="majorHAnsi"/>
-        </w:rPr>
-        <w:t>Modeli</w:t>
-      </w:r>
-      <w:proofErr w:type="spellEnd"/>
-      <w:r>
-        <w:rPr>
-          <w:rFonts w:asciiTheme="majorHAnsi" w:hAnsiTheme="majorHAnsi"/>
-        </w:rPr>
-        <w:t xml:space="preserve"> </w:t>
-      </w:r>
-      <w:proofErr w:type="spellStart"/>
-      <w:r>
-        <w:rPr>
-          <w:rFonts w:asciiTheme="majorHAnsi" w:hAnsiTheme="majorHAnsi"/>
-        </w:rPr>
-        <w:t>kombinon</w:t>
-      </w:r>
-      <w:proofErr w:type="spellEnd"/>
-      <w:r>
-        <w:rPr>
-          <w:rFonts w:asciiTheme="majorHAnsi" w:hAnsiTheme="majorHAnsi"/>
-        </w:rPr>
-        <w:t xml:space="preserve"> </w:t>
-      </w:r>
-      <w:r>
-        <w:rPr>
-          <w:rFonts w:asciiTheme="majorHAnsi" w:hAnsiTheme="majorHAnsi"/>
-        </w:rPr>
-        <w:t>Seasonal Prediction</w:t>
-      </w:r>
-      <w:r>
-        <w:rPr>
-          <w:rFonts w:asciiTheme="majorHAnsi" w:hAnsiTheme="majorHAnsi"/>
-        </w:rPr>
-        <w:t xml:space="preserve"> </w:t>
-      </w:r>
-      <w:proofErr w:type="spellStart"/>
-      <w:r>
-        <w:rPr>
-          <w:rFonts w:asciiTheme="majorHAnsi" w:hAnsiTheme="majorHAnsi"/>
-        </w:rPr>
-        <w:t>b</w:t>
-      </w:r>
-      <w:r>
-        <w:rPr>
-          <w:rFonts w:asciiTheme="majorHAnsi" w:hAnsiTheme="majorHAnsi"/>
-        </w:rPr>
-        <w:t>azuar</w:t>
-      </w:r>
-      <w:proofErr w:type="spellEnd"/>
-      <w:r>
-        <w:rPr>
-          <w:rFonts w:asciiTheme="majorHAnsi" w:hAnsiTheme="majorHAnsi"/>
-        </w:rPr>
-        <w:t xml:space="preserve"> </w:t>
-      </w:r>
-      <w:proofErr w:type="spellStart"/>
-      <w:r>
-        <w:rPr>
-          <w:rFonts w:asciiTheme="majorHAnsi" w:hAnsiTheme="majorHAnsi"/>
-        </w:rPr>
-        <w:t>në</w:t>
-      </w:r>
-      <w:proofErr w:type="spellEnd"/>
-      <w:r>
-        <w:rPr>
-          <w:rFonts w:asciiTheme="majorHAnsi" w:hAnsiTheme="majorHAnsi"/>
-        </w:rPr>
-        <w:t xml:space="preserve"> </w:t>
-      </w:r>
-      <w:r>
-        <w:rPr>
-          <w:rFonts w:asciiTheme="majorHAnsi" w:hAnsiTheme="majorHAnsi"/>
-        </w:rPr>
-        <w:t>lag168</w:t>
-      </w:r>
-      <w:r>
-        <w:rPr>
-          <w:rFonts w:asciiTheme="majorHAnsi" w:hAnsiTheme="majorHAnsi"/>
-        </w:rPr>
-        <w:t xml:space="preserve"> </w:t>
-      </w:r>
-      <w:proofErr w:type="spellStart"/>
-      <w:r>
-        <w:rPr>
-          <w:rFonts w:asciiTheme="majorHAnsi" w:hAnsiTheme="majorHAnsi"/>
-        </w:rPr>
-        <w:t>që</w:t>
-      </w:r>
-      <w:proofErr w:type="spellEnd"/>
-      <w:r>
-        <w:rPr>
-          <w:rFonts w:asciiTheme="majorHAnsi" w:hAnsiTheme="majorHAnsi"/>
-        </w:rPr>
-        <w:t xml:space="preserve"> </w:t>
-      </w:r>
-      <w:proofErr w:type="spellStart"/>
-      <w:r>
-        <w:rPr>
-          <w:rFonts w:asciiTheme="majorHAnsi" w:hAnsiTheme="majorHAnsi"/>
-        </w:rPr>
-        <w:t>përfaqëson</w:t>
-      </w:r>
-      <w:proofErr w:type="spellEnd"/>
-      <w:r>
-        <w:rPr>
-          <w:rFonts w:asciiTheme="majorHAnsi" w:hAnsiTheme="majorHAnsi"/>
-        </w:rPr>
-        <w:t xml:space="preserve"> </w:t>
-      </w:r>
-      <w:proofErr w:type="spellStart"/>
-      <w:r>
-        <w:rPr>
-          <w:rFonts w:asciiTheme="majorHAnsi" w:hAnsiTheme="majorHAnsi"/>
-        </w:rPr>
-        <w:t>vlerën</w:t>
-      </w:r>
-      <w:proofErr w:type="spellEnd"/>
-      <w:r>
-        <w:rPr>
-          <w:rFonts w:asciiTheme="majorHAnsi" w:hAnsiTheme="majorHAnsi"/>
-        </w:rPr>
-        <w:t xml:space="preserve"> e </w:t>
-      </w:r>
-      <w:proofErr w:type="spellStart"/>
-      <w:r>
-        <w:rPr>
-          <w:rFonts w:asciiTheme="majorHAnsi" w:hAnsiTheme="majorHAnsi"/>
-        </w:rPr>
-        <w:t>së</w:t>
-      </w:r>
-      <w:proofErr w:type="spellEnd"/>
-      <w:r>
-        <w:rPr>
-          <w:rFonts w:asciiTheme="majorHAnsi" w:hAnsiTheme="majorHAnsi"/>
-        </w:rPr>
-        <w:t xml:space="preserve"> </w:t>
-      </w:r>
-      <w:proofErr w:type="spellStart"/>
-      <w:r>
-        <w:rPr>
-          <w:rFonts w:asciiTheme="majorHAnsi" w:hAnsiTheme="majorHAnsi"/>
-        </w:rPr>
-        <w:t>njëjtës</w:t>
-      </w:r>
-      <w:proofErr w:type="spellEnd"/>
-      <w:r>
-        <w:rPr>
-          <w:rFonts w:asciiTheme="majorHAnsi" w:hAnsiTheme="majorHAnsi"/>
-        </w:rPr>
-        <w:t xml:space="preserve"> </w:t>
-      </w:r>
-      <w:proofErr w:type="spellStart"/>
-      <w:r>
-        <w:rPr>
-          <w:rFonts w:asciiTheme="majorHAnsi" w:hAnsiTheme="majorHAnsi"/>
-        </w:rPr>
-        <w:t>orë</w:t>
-      </w:r>
-      <w:proofErr w:type="spellEnd"/>
-      <w:r>
-        <w:rPr>
-          <w:rFonts w:asciiTheme="majorHAnsi" w:hAnsiTheme="majorHAnsi"/>
-        </w:rPr>
-        <w:t xml:space="preserve"> </w:t>
-      </w:r>
-      <w:proofErr w:type="spellStart"/>
-      <w:r>
-        <w:rPr>
-          <w:rFonts w:asciiTheme="majorHAnsi" w:hAnsiTheme="majorHAnsi"/>
-        </w:rPr>
-        <w:t>të</w:t>
-      </w:r>
-      <w:proofErr w:type="spellEnd"/>
-      <w:r>
-        <w:rPr>
-          <w:rFonts w:asciiTheme="majorHAnsi" w:hAnsiTheme="majorHAnsi"/>
-        </w:rPr>
-        <w:t xml:space="preserve"> </w:t>
-      </w:r>
-      <w:proofErr w:type="spellStart"/>
-      <w:r>
-        <w:rPr>
-          <w:rFonts w:asciiTheme="majorHAnsi" w:hAnsiTheme="majorHAnsi"/>
-        </w:rPr>
-        <w:t>javës</w:t>
-      </w:r>
-      <w:proofErr w:type="spellEnd"/>
-      <w:r>
-        <w:rPr>
-          <w:rFonts w:asciiTheme="majorHAnsi" w:hAnsiTheme="majorHAnsi"/>
-        </w:rPr>
-        <w:t xml:space="preserve"> </w:t>
-      </w:r>
-      <w:proofErr w:type="spellStart"/>
-      <w:r>
-        <w:rPr>
-          <w:rFonts w:asciiTheme="majorHAnsi" w:hAnsiTheme="majorHAnsi"/>
-        </w:rPr>
-        <w:t>së</w:t>
-      </w:r>
-      <w:proofErr w:type="spellEnd"/>
-      <w:r>
-        <w:rPr>
-          <w:rFonts w:asciiTheme="majorHAnsi" w:hAnsiTheme="majorHAnsi"/>
-        </w:rPr>
-        <w:t xml:space="preserve"> </w:t>
-      </w:r>
-      <w:proofErr w:type="spellStart"/>
-      <w:r>
-        <w:rPr>
-          <w:rFonts w:asciiTheme="majorHAnsi" w:hAnsiTheme="majorHAnsi"/>
-        </w:rPr>
-        <w:t>kaluar</w:t>
-      </w:r>
-      <w:proofErr w:type="spellEnd"/>
-      <w:r>
-        <w:rPr>
-          <w:rFonts w:asciiTheme="majorHAnsi" w:hAnsiTheme="majorHAnsi"/>
-        </w:rPr>
-        <w:t>.</w:t>
+      <w:r>
+        <w:rPr>
+          <w:rFonts w:asciiTheme="majorHAnsi" w:hAnsiTheme="majorHAnsi"/>
+          <w:b/>
+          <w:bCs/>
+        </w:rPr>
+        <w:t>Machine Learning Prediction</w:t>
       </w:r>
     </w:p>
     <w:p>
@@ -12545,17 +13364,123 @@
         <w:spacing w:line="240" w:lineRule="auto"/>
         <w:rPr>
           <w:rFonts w:asciiTheme="majorHAnsi" w:hAnsiTheme="majorHAnsi"/>
-          <w:b/>
-          <w:bCs/>
         </w:rPr>
       </w:pPr>
-      <w:r>
-        <w:rPr>
-          <w:rFonts w:asciiTheme="majorHAnsi" w:hAnsiTheme="majorHAnsi"/>
-          <w:b/>
-          <w:bCs/>
-        </w:rPr>
-        <w:t>Machine Learning Prediction</w:t>
+      <w:proofErr w:type="spellStart"/>
+      <w:r>
+        <w:rPr>
+          <w:rFonts w:asciiTheme="majorHAnsi" w:hAnsiTheme="majorHAnsi"/>
+        </w:rPr>
+        <w:t>Përdoret</w:t>
+      </w:r>
+      <w:proofErr w:type="spellEnd"/>
+      <w:r>
+        <w:rPr>
+          <w:rFonts w:asciiTheme="majorHAnsi" w:hAnsiTheme="majorHAnsi"/>
+        </w:rPr>
+        <w:t xml:space="preserve"> </w:t>
+      </w:r>
+      <w:proofErr w:type="spellStart"/>
+      <w:r>
+        <w:rPr>
+          <w:rFonts w:asciiTheme="majorHAnsi" w:hAnsiTheme="majorHAnsi"/>
+        </w:rPr>
+        <w:t>modeli</w:t>
+      </w:r>
+      <w:proofErr w:type="spellEnd"/>
+      <w:r>
+        <w:rPr>
+          <w:rFonts w:asciiTheme="majorHAnsi" w:hAnsiTheme="majorHAnsi"/>
+        </w:rPr>
+        <w:t xml:space="preserve"> final </w:t>
+      </w:r>
+      <w:proofErr w:type="spellStart"/>
+      <w:r>
+        <w:rPr>
+          <w:rFonts w:asciiTheme="majorHAnsi" w:hAnsiTheme="majorHAnsi"/>
+        </w:rPr>
+        <w:t>i</w:t>
+      </w:r>
+      <w:proofErr w:type="spellEnd"/>
+      <w:r>
+        <w:rPr>
+          <w:rFonts w:asciiTheme="majorHAnsi" w:hAnsiTheme="majorHAnsi"/>
+        </w:rPr>
+        <w:t xml:space="preserve"> </w:t>
+      </w:r>
+      <w:proofErr w:type="spellStart"/>
+      <w:r>
+        <w:rPr>
+          <w:rFonts w:asciiTheme="majorHAnsi" w:hAnsiTheme="majorHAnsi"/>
+        </w:rPr>
+        <w:t>trajnuar</w:t>
+      </w:r>
+      <w:proofErr w:type="spellEnd"/>
+      <w:r>
+        <w:rPr>
+          <w:rFonts w:asciiTheme="majorHAnsi" w:hAnsiTheme="majorHAnsi"/>
+        </w:rPr>
+        <w:t xml:space="preserve"> </w:t>
+      </w:r>
+      <w:proofErr w:type="spellStart"/>
+      <w:r>
+        <w:rPr>
+          <w:rFonts w:asciiTheme="majorHAnsi" w:hAnsiTheme="majorHAnsi"/>
+        </w:rPr>
+        <w:t>dhe</w:t>
+      </w:r>
+      <w:proofErr w:type="spellEnd"/>
+      <w:r>
+        <w:rPr>
+          <w:rFonts w:asciiTheme="majorHAnsi" w:hAnsiTheme="majorHAnsi"/>
+        </w:rPr>
+        <w:t xml:space="preserve"> </w:t>
+      </w:r>
+      <w:proofErr w:type="spellStart"/>
+      <w:r>
+        <w:rPr>
+          <w:rFonts w:asciiTheme="majorHAnsi" w:hAnsiTheme="majorHAnsi"/>
+        </w:rPr>
+        <w:t>r</w:t>
+      </w:r>
+      <w:r>
+        <w:rPr>
+          <w:rFonts w:asciiTheme="majorHAnsi" w:hAnsiTheme="majorHAnsi"/>
+        </w:rPr>
+        <w:t>ezultati</w:t>
+      </w:r>
+      <w:proofErr w:type="spellEnd"/>
+      <w:r>
+        <w:rPr>
+          <w:rFonts w:asciiTheme="majorHAnsi" w:hAnsiTheme="majorHAnsi"/>
+        </w:rPr>
+        <w:t xml:space="preserve"> </w:t>
+      </w:r>
+      <w:proofErr w:type="spellStart"/>
+      <w:r>
+        <w:rPr>
+          <w:rFonts w:asciiTheme="majorHAnsi" w:hAnsiTheme="majorHAnsi"/>
+        </w:rPr>
+        <w:t>kombinohet</w:t>
+      </w:r>
+      <w:proofErr w:type="spellEnd"/>
+      <w:r>
+        <w:rPr>
+          <w:rFonts w:asciiTheme="majorHAnsi" w:hAnsiTheme="majorHAnsi"/>
+        </w:rPr>
+        <w:t>:</w:t>
+      </w:r>
+      <w:r>
+        <w:rPr>
+          <w:rFonts w:asciiTheme="majorHAnsi" w:hAnsiTheme="majorHAnsi"/>
+        </w:rPr>
+        <w:t xml:space="preserve"> </w:t>
+      </w:r>
+      <w:r>
+        <w:rPr>
+          <w:rFonts w:asciiTheme="majorHAnsi" w:hAnsiTheme="majorHAnsi"/>
+        </w:rPr>
+        <w:t xml:space="preserve"> </w:t>
       </w:r>
     </w:p>
     <w:p>
@@ -12565,135 +13490,10 @@
           <w:rFonts w:asciiTheme="majorHAnsi" w:hAnsiTheme="majorHAnsi"/>
         </w:rPr>
       </w:pPr>
-      <w:proofErr w:type="spellStart"/>
-      <w:r>
-        <w:rPr>
-          <w:rFonts w:asciiTheme="majorHAnsi" w:hAnsiTheme="majorHAnsi"/>
-        </w:rPr>
-        <w:t>Përdoret</w:t>
-      </w:r>
-      <w:proofErr w:type="spellEnd"/>
-      <w:r>
-        <w:rPr>
-          <w:rFonts w:asciiTheme="majorHAnsi" w:hAnsiTheme="majorHAnsi"/>
-        </w:rPr>
-        <w:t xml:space="preserve"> </w:t>
-      </w:r>
-      <w:proofErr w:type="spellStart"/>
-      <w:r>
-        <w:rPr>
-          <w:rFonts w:asciiTheme="majorHAnsi" w:hAnsiTheme="majorHAnsi"/>
-        </w:rPr>
-        <w:t>modeli</w:t>
-      </w:r>
-      <w:proofErr w:type="spellEnd"/>
-      <w:r>
-        <w:rPr>
-          <w:rFonts w:asciiTheme="majorHAnsi" w:hAnsiTheme="majorHAnsi"/>
-        </w:rPr>
-        <w:t xml:space="preserve"> final </w:t>
-      </w:r>
-      <w:proofErr w:type="spellStart"/>
-      <w:r>
-        <w:rPr>
-          <w:rFonts w:asciiTheme="majorHAnsi" w:hAnsiTheme="majorHAnsi"/>
-        </w:rPr>
-        <w:t>i</w:t>
-      </w:r>
-      <w:proofErr w:type="spellEnd"/>
-      <w:r>
-        <w:rPr>
-          <w:rFonts w:asciiTheme="majorHAnsi" w:hAnsiTheme="majorHAnsi"/>
-        </w:rPr>
-        <w:t xml:space="preserve"> </w:t>
-      </w:r>
-      <w:proofErr w:type="spellStart"/>
-      <w:r>
-        <w:rPr>
-          <w:rFonts w:asciiTheme="majorHAnsi" w:hAnsiTheme="majorHAnsi"/>
-        </w:rPr>
-        <w:t>trajnuar</w:t>
-      </w:r>
-      <w:proofErr w:type="spellEnd"/>
-      <w:r>
-        <w:rPr>
-          <w:rFonts w:asciiTheme="majorHAnsi" w:hAnsiTheme="majorHAnsi"/>
-        </w:rPr>
-        <w:t xml:space="preserve"> </w:t>
-      </w:r>
-      <w:proofErr w:type="spellStart"/>
-      <w:r>
-        <w:rPr>
-          <w:rFonts w:asciiTheme="majorHAnsi" w:hAnsiTheme="majorHAnsi"/>
-        </w:rPr>
-        <w:t>dhe</w:t>
-      </w:r>
-      <w:proofErr w:type="spellEnd"/>
-      <w:r>
-        <w:rPr>
-          <w:rFonts w:asciiTheme="majorHAnsi" w:hAnsiTheme="majorHAnsi"/>
-        </w:rPr>
-        <w:t xml:space="preserve"> </w:t>
-      </w:r>
-      <w:proofErr w:type="spellStart"/>
-      <w:r>
-        <w:rPr>
-          <w:rFonts w:asciiTheme="majorHAnsi" w:hAnsiTheme="majorHAnsi"/>
-        </w:rPr>
-        <w:t>r</w:t>
-      </w:r>
-      <w:r>
-        <w:rPr>
-          <w:rFonts w:asciiTheme="majorHAnsi" w:hAnsiTheme="majorHAnsi"/>
-        </w:rPr>
-        <w:t>ezultati</w:t>
-      </w:r>
-      <w:proofErr w:type="spellEnd"/>
-      <w:r>
-        <w:rPr>
-          <w:rFonts w:asciiTheme="majorHAnsi" w:hAnsiTheme="majorHAnsi"/>
-        </w:rPr>
-        <w:t xml:space="preserve"> </w:t>
-      </w:r>
-      <w:proofErr w:type="spellStart"/>
-      <w:r>
-        <w:rPr>
-          <w:rFonts w:asciiTheme="majorHAnsi" w:hAnsiTheme="majorHAnsi"/>
-        </w:rPr>
-        <w:t>kombinohet</w:t>
-      </w:r>
-      <w:proofErr w:type="spellEnd"/>
-      <w:r>
-        <w:rPr>
-          <w:rFonts w:asciiTheme="majorHAnsi" w:hAnsiTheme="majorHAnsi"/>
-        </w:rPr>
-        <w:t>:</w:t>
-      </w:r>
-      <w:r>
-        <w:rPr>
-          <w:rFonts w:asciiTheme="majorHAnsi" w:hAnsiTheme="majorHAnsi"/>
-        </w:rPr>
-        <w:t xml:space="preserve"> </w:t>
-      </w:r>
-      <w:r>
-        <w:rPr>
-          <w:rFonts w:asciiTheme="majorHAnsi" w:hAnsiTheme="majorHAnsi"/>
-        </w:rPr>
-        <w:t xml:space="preserve"> </w:t>
-      </w:r>
-    </w:p>
-    <w:p>
-      <w:pPr>
-        <w:spacing w:line="240" w:lineRule="auto"/>
-        <w:rPr>
-          <w:rFonts w:asciiTheme="majorHAnsi" w:hAnsiTheme="majorHAnsi"/>
-        </w:rPr>
-      </w:pPr>
-      <w:r>
-        <w:rPr>
-          <w:rFonts w:asciiTheme="majorHAnsi" w:hAnsiTheme="majorHAnsi"/>
-        </w:rPr>
-        <w:lastRenderedPageBreak/>
+      <w:r>
+        <w:rPr>
+          <w:rFonts w:asciiTheme="majorHAnsi" w:hAnsiTheme="majorHAnsi"/>
+        </w:rPr>
         <w:t>70% Weekly Seasonal Pattern</w:t>
       </w:r>
       <w:r>
@@ -14465,6 +15265,7 @@
         <w:rPr>
           <w:rFonts w:asciiTheme="majorHAnsi" w:hAnsiTheme="majorHAnsi"/>
         </w:rPr>
+        <w:lastRenderedPageBreak/>
         <w:t>simulon</w:t>
       </w:r>
       <w:proofErr w:type="spellEnd"/>
@@ -14779,7 +15580,6 @@
         <w:rPr>
           <w:rFonts w:asciiTheme="majorHAnsi" w:hAnsiTheme="majorHAnsi"/>
         </w:rPr>
-        <w:lastRenderedPageBreak/>
         <w:t>përdor</w:t>
       </w:r>
       <w:proofErr w:type="spellEnd"/>
@@ -17007,6 +17807,25 @@
       <w:spacing w:val="5"/>
     </w:rPr>
   </w:style>
+  <w:style w:type="table" w:styleId="TableGrid">
+    <w:name w:val="Table Grid"/>
+    <w:basedOn w:val="TableNormal"/>
+    <w:uiPriority w:val="39"/>
+    <w:rsid w:val="008254CF"/>
+    <w:pPr>
+      <w:spacing w:after="0" w:line="240" w:lineRule="auto"/>
+    </w:pPr>
+    <w:tblPr>
+      <w:tblBorders>
+        <w:top w:val="single" w:sz="4" w:space="0" w:color="auto"/>
+        <w:left w:val="single" w:sz="4" w:space="0" w:color="auto"/>
+        <w:bottom w:val="single" w:sz="4" w:space="0" w:color="auto"/>
+        <w:right w:val="single" w:sz="4" w:space="0" w:color="auto"/>
+        <w:insideH w:val="single" w:sz="4" w:space="0" w:color="auto"/>
+        <w:insideV w:val="single" w:sz="4" w:space="0" w:color="auto"/>
+      </w:tblBorders>
+    </w:tblPr>
+  </w:style>
 </w:styles>
 </file>
 
